--- a/1.2_APT122_DiarioReflexionFase1.docx
+++ b/1.2_APT122_DiarioReflexionFase1.docx
@@ -1,11 +1,11 @@
 
 <file path=word/document.xml><?xml version="1.0" encoding="utf-8"?>
-<w:document xmlns:wpc="http://schemas.microsoft.com/office/word/2010/wordprocessingCanvas" xmlns:cx="http://schemas.microsoft.com/office/drawing/2014/chartex" xmlns:mc="http://schemas.openxmlformats.org/markup-compatibility/2006" xmlns:o="urn:schemas-microsoft-com:office:office" xmlns:r="http://schemas.openxmlformats.org/officeDocument/2006/relationships" xmlns:m="http://schemas.openxmlformats.org/officeDocument/2006/math" xmlns:v="urn:schemas-microsoft-com:vml" xmlns:wp14="http://schemas.microsoft.com/office/word/2010/wordprocessingDrawing" xmlns:wp="http://schemas.openxmlformats.org/drawingml/2006/wordprocessingDrawing" xmlns:w10="urn:schemas-microsoft-com:office:word" xmlns:w="http://schemas.openxmlformats.org/wordprocessingml/2006/main" xmlns:w14="http://schemas.microsoft.com/office/word/2010/wordml" xmlns:w15="http://schemas.microsoft.com/office/word/2012/wordml" xmlns:w16se="http://schemas.microsoft.com/office/word/2015/wordml/symex" xmlns:wpg="http://schemas.microsoft.com/office/word/2010/wordprocessingGroup" xmlns:wpi="http://schemas.microsoft.com/office/word/2010/wordprocessingInk" xmlns:wne="http://schemas.microsoft.com/office/word/2006/wordml" xmlns:wps="http://schemas.microsoft.com/office/word/2010/wordprocessingShape" mc:Ignorable="w14 w15 w16se wp14">
+<w:document xmlns:wpc="http://schemas.microsoft.com/office/word/2010/wordprocessingCanvas" xmlns:cx="http://schemas.microsoft.com/office/drawing/2014/chartex" xmlns:cx1="http://schemas.microsoft.com/office/drawing/2015/9/8/chartex" xmlns:cx2="http://schemas.microsoft.com/office/drawing/2015/10/21/chartex" xmlns:cx3="http://schemas.microsoft.com/office/drawing/2016/5/9/chartex" xmlns:cx4="http://schemas.microsoft.com/office/drawing/2016/5/10/chartex" xmlns:cx5="http://schemas.microsoft.com/office/drawing/2016/5/11/chartex" xmlns:cx6="http://schemas.microsoft.com/office/drawing/2016/5/12/chartex" xmlns:cx7="http://schemas.microsoft.com/office/drawing/2016/5/13/chartex" xmlns:cx8="http://schemas.microsoft.com/office/drawing/2016/5/14/chartex" xmlns:mc="http://schemas.openxmlformats.org/markup-compatibility/2006" xmlns:aink="http://schemas.microsoft.com/office/drawing/2016/ink" xmlns:am3d="http://schemas.microsoft.com/office/drawing/2017/model3d" xmlns:o="urn:schemas-microsoft-com:office:office" xmlns:oel="http://schemas.microsoft.com/office/2019/extlst" xmlns:r="http://schemas.openxmlformats.org/officeDocument/2006/relationships" xmlns:m="http://schemas.openxmlformats.org/officeDocument/2006/math" xmlns:v="urn:schemas-microsoft-com:vml" xmlns:wp14="http://schemas.microsoft.com/office/word/2010/wordprocessingDrawing" xmlns:wp="http://schemas.openxmlformats.org/drawingml/2006/wordprocessingDrawing" xmlns:w10="urn:schemas-microsoft-com:office:word" xmlns:w="http://schemas.openxmlformats.org/wordprocessingml/2006/main" xmlns:w14="http://schemas.microsoft.com/office/word/2010/wordml" xmlns:w15="http://schemas.microsoft.com/office/word/2012/wordml" xmlns:w16cex="http://schemas.microsoft.com/office/word/2018/wordml/cex" xmlns:w16cid="http://schemas.microsoft.com/office/word/2016/wordml/cid" xmlns:w16="http://schemas.microsoft.com/office/word/2018/wordml" xmlns:w16du="http://schemas.microsoft.com/office/word/2023/wordml/word16du" xmlns:w16sdtdh="http://schemas.microsoft.com/office/word/2020/wordml/sdtdatahash" xmlns:w16sdtfl="http://schemas.microsoft.com/office/word/2024/wordml/sdtformatlock" xmlns:w16se="http://schemas.microsoft.com/office/word/2015/wordml/symex" xmlns:wpg="http://schemas.microsoft.com/office/word/2010/wordprocessingGroup" xmlns:wpi="http://schemas.microsoft.com/office/word/2010/wordprocessingInk" xmlns:wne="http://schemas.microsoft.com/office/word/2006/wordml" xmlns:wps="http://schemas.microsoft.com/office/word/2010/wordprocessingShape" mc:Ignorable="w14 w15 w16se w16cid w16 w16cex w16sdtdh w16sdtfl w16du wp14">
   <w:body>
     <w:p/>
     <w:tbl>
       <w:tblPr>
-        <w:tblStyle w:val="Tablaconcuadrcula"/>
+        <w:tblStyle w:val="TableGrid"/>
         <w:tblW w:w="9923" w:type="dxa"/>
         <w:tblBorders>
           <w:top w:val="none" w:sz="0" w:space="0" w:color="auto"/>
@@ -258,7 +258,7 @@
     </w:p>
     <w:tbl>
       <w:tblPr>
-        <w:tblStyle w:val="Tablaconcuadrcula"/>
+        <w:tblStyle w:val="TableGrid"/>
         <w:tblW w:w="0" w:type="auto"/>
         <w:tblBorders>
           <w:top w:val="single" w:sz="4" w:space="0" w:color="BFBFBF" w:themeColor="background1" w:themeShade="BF"/>
@@ -359,6 +359,101 @@
                 <w:szCs w:val="24"/>
               </w:rPr>
             </w:pPr>
+            <w:r>
+              <w:rPr>
+                <w:rFonts w:eastAsiaTheme="majorEastAsia"/>
+                <w:color w:val="767171" w:themeColor="background2" w:themeShade="80"/>
+                <w:sz w:val="24"/>
+                <w:szCs w:val="24"/>
+              </w:rPr>
+              <w:t xml:space="preserve"> Las asignaturas de la carrera que más me han gustado yo creo que son</w:t>
+            </w:r>
+            <w:r>
+              <w:rPr>
+                <w:rFonts w:eastAsiaTheme="majorEastAsia"/>
+                <w:color w:val="767171" w:themeColor="background2" w:themeShade="80"/>
+                <w:sz w:val="24"/>
+                <w:szCs w:val="24"/>
+              </w:rPr>
+              <w:t>:</w:t>
+            </w:r>
+          </w:p>
+          <w:p>
+            <w:pPr>
+              <w:pStyle w:val="ListParagraph"/>
+              <w:numPr>
+                <w:ilvl w:val="0"/>
+                <w:numId w:val="41"/>
+              </w:numPr>
+              <w:rPr>
+                <w:rFonts w:eastAsiaTheme="majorEastAsia"/>
+                <w:color w:val="767171" w:themeColor="background2" w:themeShade="80"/>
+                <w:sz w:val="24"/>
+                <w:szCs w:val="24"/>
+              </w:rPr>
+            </w:pPr>
+            <w:r>
+              <w:rPr>
+                <w:rFonts w:eastAsiaTheme="majorEastAsia"/>
+                <w:color w:val="767171" w:themeColor="background2" w:themeShade="80"/>
+                <w:sz w:val="24"/>
+                <w:szCs w:val="24"/>
+              </w:rPr>
+              <w:t xml:space="preserve">Programación de bases de datos: Me gustó lo dinámico que se puede transformar las </w:t>
+            </w:r>
+            <w:proofErr w:type="spellStart"/>
+            <w:r>
+              <w:rPr>
+                <w:rFonts w:eastAsiaTheme="majorEastAsia"/>
+                <w:color w:val="767171" w:themeColor="background2" w:themeShade="80"/>
+                <w:sz w:val="24"/>
+                <w:szCs w:val="24"/>
+              </w:rPr>
+              <w:t>queries</w:t>
+            </w:r>
+            <w:proofErr w:type="spellEnd"/>
+            <w:r>
+              <w:rPr>
+                <w:rFonts w:eastAsiaTheme="majorEastAsia"/>
+                <w:color w:val="767171" w:themeColor="background2" w:themeShade="80"/>
+                <w:sz w:val="24"/>
+                <w:szCs w:val="24"/>
+              </w:rPr>
+              <w:t xml:space="preserve"> a bases de datos, así practicándolas con </w:t>
+            </w:r>
+            <w:r>
+              <w:rPr>
+                <w:rFonts w:eastAsiaTheme="majorEastAsia"/>
+                <w:color w:val="767171" w:themeColor="background2" w:themeShade="80"/>
+                <w:sz w:val="24"/>
+                <w:szCs w:val="24"/>
+              </w:rPr>
+              <w:t>ejemplos de la vida cotidiana.</w:t>
+            </w:r>
+          </w:p>
+          <w:p>
+            <w:pPr>
+              <w:pStyle w:val="ListParagraph"/>
+              <w:numPr>
+                <w:ilvl w:val="0"/>
+                <w:numId w:val="41"/>
+              </w:numPr>
+              <w:rPr>
+                <w:rFonts w:eastAsiaTheme="majorEastAsia"/>
+                <w:color w:val="767171" w:themeColor="background2" w:themeShade="80"/>
+                <w:sz w:val="24"/>
+                <w:szCs w:val="24"/>
+              </w:rPr>
+            </w:pPr>
+            <w:r>
+              <w:rPr>
+                <w:rFonts w:eastAsiaTheme="majorEastAsia"/>
+                <w:color w:val="767171" w:themeColor="background2" w:themeShade="80"/>
+                <w:sz w:val="24"/>
+                <w:szCs w:val="24"/>
+              </w:rPr>
+              <w:t>Integración de plataformas: El hecho de hacer 3-4 softwares y procesos almacenados para hacer que se comuniquen, me abrió bastante los ojos para desempeñar mis habilidades de programación.</w:t>
+            </w:r>
           </w:p>
           <w:p>
             <w:pPr>
@@ -441,6 +536,24 @@
                 <w:szCs w:val="24"/>
               </w:rPr>
             </w:pPr>
+            <w:r>
+              <w:rPr>
+                <w:rFonts w:eastAsiaTheme="majorEastAsia"/>
+                <w:color w:val="767171" w:themeColor="background2" w:themeShade="80"/>
+                <w:sz w:val="24"/>
+                <w:szCs w:val="24"/>
+              </w:rPr>
+              <w:t xml:space="preserve">Obviando el hecho de que un certificado “acredita” que uno sabe sobre un tópico, el hecho de repasar y </w:t>
+            </w:r>
+            <w:r>
+              <w:rPr>
+                <w:rFonts w:eastAsiaTheme="majorEastAsia"/>
+                <w:color w:val="767171" w:themeColor="background2" w:themeShade="80"/>
+                <w:sz w:val="24"/>
+                <w:szCs w:val="24"/>
+              </w:rPr>
+              <w:t>realmente enfocarte en un tema es realmente motivante para desempeñarte en aquello (aparte que en el currículum se ven geniales).</w:t>
+            </w:r>
           </w:p>
           <w:p>
             <w:pPr>
@@ -601,7 +714,7 @@
     </w:p>
     <w:tbl>
       <w:tblPr>
-        <w:tblStyle w:val="Tablaconcuadrcula"/>
+        <w:tblStyle w:val="TableGrid"/>
         <w:tblW w:w="0" w:type="auto"/>
         <w:tblBorders>
           <w:top w:val="single" w:sz="4" w:space="0" w:color="BFBFBF" w:themeColor="background1" w:themeShade="BF"/>
@@ -641,7 +754,6 @@
                 <w:sz w:val="24"/>
                 <w:szCs w:val="24"/>
               </w:rPr>
-              <w:lastRenderedPageBreak/>
               <w:t xml:space="preserve">2. Revisa las competencias y unidades de competencias correspondientes a cada asignatura de la malla de tu carrera. Marca en </w:t>
             </w:r>
             <w:r>
@@ -745,7 +857,7 @@
           </w:p>
           <w:p>
             <w:pPr>
-              <w:pStyle w:val="Prrafodelista"/>
+              <w:pStyle w:val="ListParagraph"/>
               <w:numPr>
                 <w:ilvl w:val="0"/>
                 <w:numId w:val="12"/>
@@ -784,6 +896,238 @@
                 <w:szCs w:val="24"/>
               </w:rPr>
             </w:pPr>
+            <w:r>
+              <w:rPr>
+                <w:rFonts w:eastAsiaTheme="majorEastAsia"/>
+                <w:color w:val="767171" w:themeColor="background2" w:themeShade="80"/>
+                <w:sz w:val="24"/>
+                <w:szCs w:val="24"/>
+                <w:highlight w:val="green"/>
+              </w:rPr>
+              <w:t>Levantamiento y análisis de requerimientos.</w:t>
+            </w:r>
+            <w:r>
+              <w:rPr>
+                <w:rFonts w:eastAsiaTheme="majorEastAsia"/>
+                <w:color w:val="767171" w:themeColor="background2" w:themeShade="80"/>
+                <w:sz w:val="24"/>
+                <w:szCs w:val="24"/>
+              </w:rPr>
+              <w:t xml:space="preserve">  </w:t>
+            </w:r>
+          </w:p>
+          <w:p>
+            <w:pPr>
+              <w:tabs>
+                <w:tab w:val="left" w:pos="454"/>
+              </w:tabs>
+              <w:jc w:val="both"/>
+              <w:rPr>
+                <w:rFonts w:eastAsiaTheme="majorEastAsia"/>
+                <w:color w:val="767171" w:themeColor="background2" w:themeShade="80"/>
+                <w:sz w:val="24"/>
+                <w:szCs w:val="24"/>
+              </w:rPr>
+            </w:pPr>
+            <w:r>
+              <w:rPr>
+                <w:rFonts w:eastAsiaTheme="majorEastAsia"/>
+                <w:color w:val="767171" w:themeColor="background2" w:themeShade="80"/>
+                <w:sz w:val="24"/>
+                <w:szCs w:val="24"/>
+                <w:highlight w:val="green"/>
+              </w:rPr>
+              <w:t>Desarrollo, adaptación y/o integración de sistemas computacionales.</w:t>
+            </w:r>
+            <w:r>
+              <w:rPr>
+                <w:rFonts w:eastAsiaTheme="majorEastAsia"/>
+                <w:color w:val="767171" w:themeColor="background2" w:themeShade="80"/>
+                <w:sz w:val="24"/>
+                <w:szCs w:val="24"/>
+              </w:rPr>
+              <w:t xml:space="preserve"> </w:t>
+            </w:r>
+          </w:p>
+          <w:p>
+            <w:pPr>
+              <w:tabs>
+                <w:tab w:val="left" w:pos="454"/>
+              </w:tabs>
+              <w:jc w:val="both"/>
+              <w:rPr>
+                <w:rFonts w:eastAsiaTheme="majorEastAsia"/>
+                <w:color w:val="767171" w:themeColor="background2" w:themeShade="80"/>
+                <w:sz w:val="24"/>
+                <w:szCs w:val="24"/>
+              </w:rPr>
+            </w:pPr>
+            <w:r>
+              <w:rPr>
+                <w:rFonts w:eastAsiaTheme="majorEastAsia"/>
+                <w:color w:val="767171" w:themeColor="background2" w:themeShade="80"/>
+                <w:sz w:val="24"/>
+                <w:szCs w:val="24"/>
+                <w:highlight w:val="green"/>
+              </w:rPr>
+              <w:t>Integración de tecnologías de información.</w:t>
+            </w:r>
+            <w:r>
+              <w:rPr>
+                <w:rFonts w:eastAsiaTheme="majorEastAsia"/>
+                <w:color w:val="767171" w:themeColor="background2" w:themeShade="80"/>
+                <w:sz w:val="24"/>
+                <w:szCs w:val="24"/>
+              </w:rPr>
+              <w:t xml:space="preserve">  </w:t>
+            </w:r>
+          </w:p>
+          <w:p>
+            <w:pPr>
+              <w:tabs>
+                <w:tab w:val="left" w:pos="454"/>
+              </w:tabs>
+              <w:jc w:val="both"/>
+              <w:rPr>
+                <w:rFonts w:eastAsiaTheme="majorEastAsia"/>
+                <w:color w:val="767171" w:themeColor="background2" w:themeShade="80"/>
+                <w:sz w:val="24"/>
+                <w:szCs w:val="24"/>
+              </w:rPr>
+            </w:pPr>
+            <w:r>
+              <w:rPr>
+                <w:rFonts w:eastAsiaTheme="majorEastAsia"/>
+                <w:color w:val="767171" w:themeColor="background2" w:themeShade="80"/>
+                <w:sz w:val="24"/>
+                <w:szCs w:val="24"/>
+                <w:highlight w:val="green"/>
+              </w:rPr>
+              <w:t>Desarrollo de soluciones tecnológicas.</w:t>
+            </w:r>
+          </w:p>
+          <w:p>
+            <w:pPr>
+              <w:tabs>
+                <w:tab w:val="left" w:pos="454"/>
+              </w:tabs>
+              <w:jc w:val="both"/>
+              <w:rPr>
+                <w:rFonts w:eastAsiaTheme="majorEastAsia"/>
+                <w:color w:val="767171" w:themeColor="background2" w:themeShade="80"/>
+                <w:sz w:val="24"/>
+                <w:szCs w:val="24"/>
+              </w:rPr>
+            </w:pPr>
+            <w:r>
+              <w:rPr>
+                <w:rFonts w:eastAsiaTheme="majorEastAsia"/>
+                <w:color w:val="767171" w:themeColor="background2" w:themeShade="80"/>
+                <w:sz w:val="24"/>
+                <w:szCs w:val="24"/>
+                <w:highlight w:val="red"/>
+              </w:rPr>
+              <w:t>Seguridad de sistemas computacionales.</w:t>
+            </w:r>
+            <w:r>
+              <w:rPr>
+                <w:rFonts w:eastAsiaTheme="majorEastAsia"/>
+                <w:color w:val="767171" w:themeColor="background2" w:themeShade="80"/>
+                <w:sz w:val="24"/>
+                <w:szCs w:val="24"/>
+              </w:rPr>
+              <w:t xml:space="preserve">  </w:t>
+            </w:r>
+          </w:p>
+          <w:p>
+            <w:pPr>
+              <w:tabs>
+                <w:tab w:val="left" w:pos="454"/>
+              </w:tabs>
+              <w:jc w:val="both"/>
+              <w:rPr>
+                <w:rFonts w:eastAsiaTheme="majorEastAsia"/>
+                <w:color w:val="767171" w:themeColor="background2" w:themeShade="80"/>
+                <w:sz w:val="24"/>
+                <w:szCs w:val="24"/>
+              </w:rPr>
+            </w:pPr>
+            <w:r>
+              <w:rPr>
+                <w:rFonts w:eastAsiaTheme="majorEastAsia"/>
+                <w:color w:val="767171" w:themeColor="background2" w:themeShade="80"/>
+                <w:sz w:val="24"/>
+                <w:szCs w:val="24"/>
+                <w:highlight w:val="red"/>
+              </w:rPr>
+              <w:t>Aseguramiento de la calidad del software.</w:t>
+            </w:r>
+            <w:r>
+              <w:rPr>
+                <w:rFonts w:eastAsiaTheme="majorEastAsia"/>
+                <w:color w:val="767171" w:themeColor="background2" w:themeShade="80"/>
+                <w:sz w:val="24"/>
+                <w:szCs w:val="24"/>
+              </w:rPr>
+              <w:t xml:space="preserve">  </w:t>
+            </w:r>
+          </w:p>
+          <w:p>
+            <w:pPr>
+              <w:tabs>
+                <w:tab w:val="left" w:pos="454"/>
+              </w:tabs>
+              <w:jc w:val="both"/>
+              <w:rPr>
+                <w:rFonts w:eastAsiaTheme="majorEastAsia"/>
+                <w:color w:val="767171" w:themeColor="background2" w:themeShade="80"/>
+                <w:sz w:val="24"/>
+                <w:szCs w:val="24"/>
+              </w:rPr>
+            </w:pPr>
+            <w:r>
+              <w:rPr>
+                <w:rFonts w:eastAsiaTheme="majorEastAsia"/>
+                <w:color w:val="767171" w:themeColor="background2" w:themeShade="80"/>
+                <w:sz w:val="24"/>
+                <w:szCs w:val="24"/>
+                <w:highlight w:val="red"/>
+              </w:rPr>
+              <w:t>Gestión de proyectos informáticos.</w:t>
+            </w:r>
+            <w:r>
+              <w:rPr>
+                <w:rFonts w:eastAsiaTheme="majorEastAsia"/>
+                <w:color w:val="767171" w:themeColor="background2" w:themeShade="80"/>
+                <w:sz w:val="24"/>
+                <w:szCs w:val="24"/>
+              </w:rPr>
+              <w:t xml:space="preserve">  </w:t>
+            </w:r>
+          </w:p>
+          <w:p>
+            <w:pPr>
+              <w:tabs>
+                <w:tab w:val="left" w:pos="454"/>
+              </w:tabs>
+              <w:jc w:val="both"/>
+              <w:rPr>
+                <w:rFonts w:eastAsiaTheme="majorEastAsia"/>
+                <w:color w:val="767171" w:themeColor="background2" w:themeShade="80"/>
+                <w:sz w:val="24"/>
+                <w:szCs w:val="24"/>
+              </w:rPr>
+            </w:pPr>
+            <w:r>
+              <w:rPr>
+                <w:rFonts w:eastAsiaTheme="majorEastAsia"/>
+                <w:color w:val="767171" w:themeColor="background2" w:themeShade="80"/>
+                <w:sz w:val="24"/>
+                <w:szCs w:val="24"/>
+                <w:highlight w:val="green"/>
+              </w:rPr>
+              <w:t>Gestión de la información.</w:t>
+            </w:r>
           </w:p>
           <w:p>
             <w:pPr>
@@ -1122,7 +1466,7 @@
     </w:p>
     <w:tbl>
       <w:tblPr>
-        <w:tblStyle w:val="Tablaconcuadrcula"/>
+        <w:tblStyle w:val="TableGrid"/>
         <w:tblW w:w="0" w:type="auto"/>
         <w:tblBorders>
           <w:top w:val="single" w:sz="4" w:space="0" w:color="BFBFBF" w:themeColor="background1" w:themeShade="BF"/>
@@ -1189,7 +1533,7 @@
           </w:p>
           <w:p>
             <w:pPr>
-              <w:pStyle w:val="Prrafodelista"/>
+              <w:pStyle w:val="ListParagraph"/>
               <w:numPr>
                 <w:ilvl w:val="0"/>
                 <w:numId w:val="12"/>
@@ -1228,6 +1572,24 @@
                 <w:szCs w:val="24"/>
               </w:rPr>
             </w:pPr>
+            <w:r>
+              <w:rPr>
+                <w:rFonts w:eastAsiaTheme="majorEastAsia"/>
+                <w:color w:val="767171" w:themeColor="background2" w:themeShade="80"/>
+                <w:sz w:val="24"/>
+                <w:szCs w:val="24"/>
+              </w:rPr>
+              <w:t xml:space="preserve">Me veo ejerciendo mis primeros años de profesional como desarrollador de software, </w:t>
+            </w:r>
+            <w:r>
+              <w:rPr>
+                <w:rFonts w:eastAsiaTheme="majorEastAsia"/>
+                <w:color w:val="767171" w:themeColor="background2" w:themeShade="80"/>
+                <w:sz w:val="24"/>
+                <w:szCs w:val="24"/>
+              </w:rPr>
+              <w:t>quizás ayudando a empresas a actualizar su información a cloud.</w:t>
+            </w:r>
           </w:p>
           <w:p>
             <w:pPr>
@@ -1315,7 +1677,7 @@
           </w:p>
           <w:p>
             <w:pPr>
-              <w:pStyle w:val="Prrafodelista"/>
+              <w:pStyle w:val="ListParagraph"/>
               <w:numPr>
                 <w:ilvl w:val="0"/>
                 <w:numId w:val="12"/>
@@ -1354,6 +1716,15 @@
                 <w:szCs w:val="24"/>
               </w:rPr>
             </w:pPr>
+            <w:r>
+              <w:rPr>
+                <w:rFonts w:eastAsiaTheme="majorEastAsia"/>
+                <w:color w:val="767171" w:themeColor="background2" w:themeShade="80"/>
+                <w:sz w:val="24"/>
+                <w:szCs w:val="24"/>
+              </w:rPr>
+              <w:t xml:space="preserve">Desarrollo, adaptación y/o integración de sistemas computacionales. </w:t>
+            </w:r>
           </w:p>
           <w:p>
             <w:pPr>
@@ -1368,6 +1739,15 @@
                 <w:szCs w:val="24"/>
               </w:rPr>
             </w:pPr>
+            <w:r>
+              <w:rPr>
+                <w:rFonts w:eastAsiaTheme="majorEastAsia"/>
+                <w:color w:val="767171" w:themeColor="background2" w:themeShade="80"/>
+                <w:sz w:val="24"/>
+                <w:szCs w:val="24"/>
+              </w:rPr>
+              <w:t xml:space="preserve">Integración de tecnologías de información.  </w:t>
+            </w:r>
           </w:p>
           <w:p>
             <w:pPr>
@@ -1382,6 +1762,64 @@
                 <w:szCs w:val="24"/>
               </w:rPr>
             </w:pPr>
+            <w:r>
+              <w:rPr>
+                <w:rFonts w:eastAsiaTheme="majorEastAsia"/>
+                <w:color w:val="767171" w:themeColor="background2" w:themeShade="80"/>
+                <w:sz w:val="24"/>
+                <w:szCs w:val="24"/>
+              </w:rPr>
+              <w:t xml:space="preserve">Si bien me veo confiado, </w:t>
+            </w:r>
+            <w:r>
+              <w:rPr>
+                <w:rFonts w:eastAsiaTheme="majorEastAsia"/>
+                <w:color w:val="767171" w:themeColor="background2" w:themeShade="80"/>
+                <w:sz w:val="24"/>
+                <w:szCs w:val="24"/>
+              </w:rPr>
+              <w:t xml:space="preserve">obviamente hay piezas que pulir, por </w:t>
+            </w:r>
+            <w:proofErr w:type="gramStart"/>
+            <w:r>
+              <w:rPr>
+                <w:rFonts w:eastAsiaTheme="majorEastAsia"/>
+                <w:color w:val="767171" w:themeColor="background2" w:themeShade="80"/>
+                <w:sz w:val="24"/>
+                <w:szCs w:val="24"/>
+              </w:rPr>
+              <w:t>ejemplo</w:t>
+            </w:r>
+            <w:proofErr w:type="gramEnd"/>
+            <w:r>
+              <w:rPr>
+                <w:rFonts w:eastAsiaTheme="majorEastAsia"/>
+                <w:color w:val="767171" w:themeColor="background2" w:themeShade="80"/>
+                <w:sz w:val="24"/>
+                <w:szCs w:val="24"/>
+              </w:rPr>
+              <w:t xml:space="preserve"> hace meses no desarrollo un </w:t>
+            </w:r>
+            <w:proofErr w:type="spellStart"/>
+            <w:r>
+              <w:rPr>
+                <w:rFonts w:eastAsiaTheme="majorEastAsia"/>
+                <w:color w:val="767171" w:themeColor="background2" w:themeShade="80"/>
+                <w:sz w:val="24"/>
+                <w:szCs w:val="24"/>
+              </w:rPr>
+              <w:t>frontend</w:t>
+            </w:r>
+            <w:proofErr w:type="spellEnd"/>
+            <w:r>
+              <w:rPr>
+                <w:rFonts w:eastAsiaTheme="majorEastAsia"/>
+                <w:color w:val="767171" w:themeColor="background2" w:themeShade="80"/>
+                <w:sz w:val="24"/>
+                <w:szCs w:val="24"/>
+              </w:rPr>
+              <w:t>.</w:t>
+            </w:r>
           </w:p>
           <w:p>
             <w:pPr>
@@ -1455,7 +1893,35 @@
           </w:p>
           <w:p>
             <w:pPr>
-              <w:pStyle w:val="Prrafodelista"/>
+              <w:tabs>
+                <w:tab w:val="left" w:pos="454"/>
+              </w:tabs>
+              <w:jc w:val="both"/>
+              <w:rPr>
+                <w:rFonts w:eastAsiaTheme="majorEastAsia"/>
+                <w:color w:val="767171" w:themeColor="background2" w:themeShade="80"/>
+                <w:sz w:val="24"/>
+                <w:szCs w:val="24"/>
+              </w:rPr>
+            </w:pPr>
+          </w:p>
+          <w:p>
+            <w:pPr>
+              <w:tabs>
+                <w:tab w:val="left" w:pos="454"/>
+              </w:tabs>
+              <w:jc w:val="both"/>
+              <w:rPr>
+                <w:rFonts w:eastAsiaTheme="majorEastAsia"/>
+                <w:color w:val="767171" w:themeColor="background2" w:themeShade="80"/>
+                <w:sz w:val="24"/>
+                <w:szCs w:val="24"/>
+              </w:rPr>
+            </w:pPr>
+          </w:p>
+          <w:p>
+            <w:pPr>
+              <w:pStyle w:val="ListParagraph"/>
               <w:numPr>
                 <w:ilvl w:val="0"/>
                 <w:numId w:val="12"/>
@@ -1494,6 +1960,15 @@
                 <w:szCs w:val="24"/>
               </w:rPr>
             </w:pPr>
+            <w:r>
+              <w:rPr>
+                <w:rFonts w:eastAsiaTheme="majorEastAsia"/>
+                <w:color w:val="767171" w:themeColor="background2" w:themeShade="80"/>
+                <w:sz w:val="24"/>
+                <w:szCs w:val="24"/>
+              </w:rPr>
+              <w:t>Me veo con un puesto estable en alguna empresa, desarrollando y ojalá liderando proyectos.</w:t>
+            </w:r>
           </w:p>
           <w:p>
             <w:pPr>
@@ -1710,7 +2185,7 @@
     </w:p>
     <w:tbl>
       <w:tblPr>
-        <w:tblStyle w:val="Tablaconcuadrcula"/>
+        <w:tblStyle w:val="TableGrid"/>
         <w:tblW w:w="0" w:type="auto"/>
         <w:tblBorders>
           <w:top w:val="single" w:sz="4" w:space="0" w:color="BFBFBF" w:themeColor="background1" w:themeShade="BF"/>
@@ -1743,8 +2218,6 @@
                 <w:szCs w:val="20"/>
               </w:rPr>
             </w:pPr>
-            <w:bookmarkStart w:id="0" w:name="_GoBack"/>
-            <w:bookmarkEnd w:id="0"/>
             <w:r>
               <w:rPr>
                 <w:rFonts w:eastAsiaTheme="majorEastAsia"/>
@@ -1778,7 +2251,7 @@
           </w:p>
           <w:p>
             <w:pPr>
-              <w:pStyle w:val="Prrafodelista"/>
+              <w:pStyle w:val="ListParagraph"/>
               <w:numPr>
                 <w:ilvl w:val="0"/>
                 <w:numId w:val="12"/>
@@ -1790,7 +2263,6 @@
               <w:jc w:val="both"/>
               <w:rPr>
                 <w:rFonts w:eastAsiaTheme="majorEastAsia"/>
-                <w:color w:val="767171" w:themeColor="background2" w:themeShade="80"/>
                 <w:sz w:val="24"/>
                 <w:szCs w:val="24"/>
               </w:rPr>
@@ -1812,7 +2284,6 @@
               <w:jc w:val="both"/>
               <w:rPr>
                 <w:rFonts w:eastAsiaTheme="majorEastAsia"/>
-                <w:color w:val="767171" w:themeColor="background2" w:themeShade="80"/>
                 <w:sz w:val="24"/>
                 <w:szCs w:val="24"/>
               </w:rPr>
@@ -1824,13 +2295,76 @@
                 <w:tab w:val="left" w:pos="454"/>
               </w:tabs>
               <w:jc w:val="both"/>
-              <w:rPr>
-                <w:rFonts w:eastAsiaTheme="majorEastAsia"/>
-                <w:color w:val="767171" w:themeColor="background2" w:themeShade="80"/>
-                <w:sz w:val="24"/>
-                <w:szCs w:val="24"/>
-              </w:rPr>
-            </w:pPr>
+            </w:pPr>
+            <w:r>
+              <w:rPr>
+                <w:rFonts w:eastAsiaTheme="majorEastAsia"/>
+                <w:sz w:val="24"/>
+                <w:szCs w:val="24"/>
+              </w:rPr>
+              <w:t xml:space="preserve">Si, </w:t>
+            </w:r>
+            <w:r>
+              <w:rPr>
+                <w:rFonts w:eastAsiaTheme="majorEastAsia"/>
+                <w:sz w:val="24"/>
+                <w:szCs w:val="24"/>
+              </w:rPr>
+              <w:t>los proyectos antes desarrollados se relacionan con mis proyecciones profesionales. El proyecto que mas se relaciona con mi proyección actual</w:t>
+            </w:r>
+            <w:r>
+              <w:rPr>
+                <w:rFonts w:eastAsiaTheme="majorEastAsia"/>
+                <w:sz w:val="24"/>
+                <w:szCs w:val="24"/>
+              </w:rPr>
+              <w:t xml:space="preserve"> es el que está orientado al desarrollo de soluciones tecnológicas, y</w:t>
+            </w:r>
+            <w:r>
+              <w:rPr>
+                <w:rFonts w:eastAsiaTheme="majorEastAsia"/>
+                <w:sz w:val="24"/>
+                <w:szCs w:val="24"/>
+              </w:rPr>
+              <w:t xml:space="preserve">a </w:t>
+            </w:r>
+            <w:r>
+              <w:rPr>
+                <w:rFonts w:eastAsiaTheme="majorEastAsia"/>
+                <w:sz w:val="24"/>
+                <w:szCs w:val="24"/>
+              </w:rPr>
+              <w:t xml:space="preserve">que durante la carrera he trabajado con </w:t>
+            </w:r>
+            <w:r>
+              <w:rPr>
+                <w:rFonts w:eastAsiaTheme="majorEastAsia"/>
+                <w:sz w:val="24"/>
+                <w:szCs w:val="24"/>
+              </w:rPr>
+              <w:t xml:space="preserve">programación, bases de datos, </w:t>
+            </w:r>
+            <w:proofErr w:type="spellStart"/>
+            <w:r>
+              <w:rPr>
+                <w:rFonts w:eastAsiaTheme="majorEastAsia"/>
+                <w:sz w:val="24"/>
+                <w:szCs w:val="24"/>
+              </w:rPr>
+              <w:t>APIs</w:t>
+            </w:r>
+            <w:proofErr w:type="spellEnd"/>
+            <w:r>
+              <w:rPr>
+                <w:rFonts w:eastAsiaTheme="majorEastAsia"/>
+                <w:sz w:val="24"/>
+                <w:szCs w:val="24"/>
+              </w:rPr>
+              <w:t>.</w:t>
+            </w:r>
+            <w:r>
+              <w:t xml:space="preserve"> </w:t>
+            </w:r>
           </w:p>
           <w:p>
             <w:pPr>
@@ -1838,12 +2372,6 @@
                 <w:tab w:val="left" w:pos="454"/>
               </w:tabs>
               <w:jc w:val="both"/>
-              <w:rPr>
-                <w:rFonts w:eastAsiaTheme="majorEastAsia"/>
-                <w:color w:val="767171" w:themeColor="background2" w:themeShade="80"/>
-                <w:sz w:val="24"/>
-                <w:szCs w:val="24"/>
-              </w:rPr>
             </w:pPr>
           </w:p>
           <w:p>
@@ -1854,11 +2382,36 @@
               <w:jc w:val="both"/>
               <w:rPr>
                 <w:rFonts w:eastAsiaTheme="majorEastAsia"/>
-                <w:color w:val="767171" w:themeColor="background2" w:themeShade="80"/>
-                <w:sz w:val="24"/>
-                <w:szCs w:val="24"/>
-              </w:rPr>
-            </w:pPr>
+                <w:sz w:val="24"/>
+                <w:szCs w:val="24"/>
+              </w:rPr>
+            </w:pPr>
+            <w:r>
+              <w:rPr>
+                <w:rFonts w:eastAsiaTheme="majorEastAsia"/>
+                <w:sz w:val="24"/>
+                <w:szCs w:val="24"/>
+              </w:rPr>
+              <w:t xml:space="preserve">Actualmente también me interesa el área de ciberseguridad, especialmente a partir del desarrollo de mi proyecto de título </w:t>
+            </w:r>
+            <w:proofErr w:type="spellStart"/>
+            <w:r>
+              <w:rPr>
+                <w:rFonts w:eastAsiaTheme="majorEastAsia"/>
+                <w:sz w:val="24"/>
+                <w:szCs w:val="24"/>
+              </w:rPr>
+              <w:t>SentinelAI_RedTeam</w:t>
+            </w:r>
+            <w:proofErr w:type="spellEnd"/>
+            <w:r>
+              <w:rPr>
+                <w:rFonts w:eastAsiaTheme="majorEastAsia"/>
+                <w:sz w:val="24"/>
+                <w:szCs w:val="24"/>
+              </w:rPr>
+              <w:t>, por lo que considero que mi proyección profesional se ha ido ampliando. Por esto, los proyectos que había planteado anteriormente podrían mantenerse como base, pero sería necesario ajustarlos para incorporar una mayor orientación hacia la seguridad, automatización e integración de tecnologías.</w:t>
+            </w:r>
           </w:p>
           <w:p>
             <w:pPr>
@@ -1881,54 +2434,15 @@
               <w:jc w:val="both"/>
               <w:rPr>
                 <w:rFonts w:eastAsiaTheme="majorEastAsia"/>
-                <w:sz w:val="24"/>
-                <w:szCs w:val="24"/>
-              </w:rPr>
-            </w:pPr>
-          </w:p>
-          <w:p>
-            <w:pPr>
-              <w:tabs>
-                <w:tab w:val="left" w:pos="454"/>
-              </w:tabs>
-              <w:jc w:val="both"/>
-              <w:rPr>
-                <w:rFonts w:eastAsiaTheme="majorEastAsia"/>
-                <w:sz w:val="24"/>
-                <w:szCs w:val="24"/>
-              </w:rPr>
-            </w:pPr>
-          </w:p>
-          <w:p>
-            <w:pPr>
-              <w:tabs>
-                <w:tab w:val="left" w:pos="454"/>
-              </w:tabs>
-              <w:jc w:val="both"/>
-              <w:rPr>
-                <w:rFonts w:eastAsiaTheme="majorEastAsia"/>
-                <w:sz w:val="24"/>
-                <w:szCs w:val="24"/>
-              </w:rPr>
-            </w:pPr>
-          </w:p>
-          <w:p>
-            <w:pPr>
-              <w:tabs>
-                <w:tab w:val="left" w:pos="454"/>
-              </w:tabs>
-              <w:jc w:val="both"/>
-              <w:rPr>
-                <w:rFonts w:eastAsiaTheme="majorEastAsia"/>
-                <w:color w:val="767171" w:themeColor="background2" w:themeShade="80"/>
-                <w:sz w:val="24"/>
-                <w:szCs w:val="24"/>
-              </w:rPr>
-            </w:pPr>
-          </w:p>
-          <w:p>
-            <w:pPr>
-              <w:pStyle w:val="Prrafodelista"/>
+                <w:color w:val="767171" w:themeColor="background2" w:themeShade="80"/>
+                <w:sz w:val="24"/>
+                <w:szCs w:val="24"/>
+              </w:rPr>
+            </w:pPr>
+          </w:p>
+          <w:p>
+            <w:pPr>
+              <w:pStyle w:val="ListParagraph"/>
               <w:numPr>
                 <w:ilvl w:val="0"/>
                 <w:numId w:val="12"/>
@@ -1956,7 +2470,7 @@
           </w:p>
           <w:p>
             <w:pPr>
-              <w:pStyle w:val="Prrafodelista"/>
+              <w:pStyle w:val="ListParagraph"/>
               <w:numPr>
                 <w:ilvl w:val="0"/>
                 <w:numId w:val="12"/>
@@ -1984,7 +2498,7 @@
           </w:p>
           <w:p>
             <w:pPr>
-              <w:pStyle w:val="Prrafodelista"/>
+              <w:pStyle w:val="ListParagraph"/>
               <w:numPr>
                 <w:ilvl w:val="0"/>
                 <w:numId w:val="12"/>
@@ -2012,7 +2526,7 @@
           </w:p>
           <w:p>
             <w:pPr>
-              <w:pStyle w:val="Prrafodelista"/>
+              <w:pStyle w:val="ListParagraph"/>
               <w:numPr>
                 <w:ilvl w:val="0"/>
                 <w:numId w:val="12"/>
@@ -2061,26 +2575,6 @@
                 <w:b/>
                 <w:bCs/>
                 <w:color w:val="1F4E79" w:themeColor="accent1" w:themeShade="80"/>
-              </w:rPr>
-            </w:pPr>
-          </w:p>
-          <w:p>
-            <w:pPr>
-              <w:jc w:val="both"/>
-              <w:rPr>
-                <w:rFonts w:ascii="Calibri" w:hAnsi="Calibri"/>
-                <w:b/>
-                <w:bCs/>
-              </w:rPr>
-            </w:pPr>
-          </w:p>
-          <w:p>
-            <w:pPr>
-              <w:jc w:val="both"/>
-              <w:rPr>
-                <w:rFonts w:ascii="Calibri" w:hAnsi="Calibri"/>
-                <w:b/>
-                <w:bCs/>
               </w:rPr>
             </w:pPr>
           </w:p>
@@ -2213,7 +2707,7 @@
 </file>
 
 <file path=word/endnotes.xml><?xml version="1.0" encoding="utf-8"?>
-<w:endnotes xmlns:wpc="http://schemas.microsoft.com/office/word/2010/wordprocessingCanvas" xmlns:cx="http://schemas.microsoft.com/office/drawing/2014/chartex" xmlns:mc="http://schemas.openxmlformats.org/markup-compatibility/2006" xmlns:o="urn:schemas-microsoft-com:office:office" xmlns:r="http://schemas.openxmlformats.org/officeDocument/2006/relationships" xmlns:m="http://schemas.openxmlformats.org/officeDocument/2006/math" xmlns:v="urn:schemas-microsoft-com:vml" xmlns:wp14="http://schemas.microsoft.com/office/word/2010/wordprocessingDrawing" xmlns:wp="http://schemas.openxmlformats.org/drawingml/2006/wordprocessingDrawing" xmlns:w10="urn:schemas-microsoft-com:office:word" xmlns:w="http://schemas.openxmlformats.org/wordprocessingml/2006/main" xmlns:w14="http://schemas.microsoft.com/office/word/2010/wordml" xmlns:w15="http://schemas.microsoft.com/office/word/2012/wordml" xmlns:w16se="http://schemas.microsoft.com/office/word/2015/wordml/symex" xmlns:wpg="http://schemas.microsoft.com/office/word/2010/wordprocessingGroup" xmlns:wpi="http://schemas.microsoft.com/office/word/2010/wordprocessingInk" xmlns:wne="http://schemas.microsoft.com/office/word/2006/wordml" xmlns:wps="http://schemas.microsoft.com/office/word/2010/wordprocessingShape" mc:Ignorable="w14 w15 w16se wp14">
+<w:endnotes xmlns:wpc="http://schemas.microsoft.com/office/word/2010/wordprocessingCanvas" xmlns:cx="http://schemas.microsoft.com/office/drawing/2014/chartex" xmlns:cx1="http://schemas.microsoft.com/office/drawing/2015/9/8/chartex" xmlns:cx2="http://schemas.microsoft.com/office/drawing/2015/10/21/chartex" xmlns:cx3="http://schemas.microsoft.com/office/drawing/2016/5/9/chartex" xmlns:cx4="http://schemas.microsoft.com/office/drawing/2016/5/10/chartex" xmlns:cx5="http://schemas.microsoft.com/office/drawing/2016/5/11/chartex" xmlns:cx6="http://schemas.microsoft.com/office/drawing/2016/5/12/chartex" xmlns:cx7="http://schemas.microsoft.com/office/drawing/2016/5/13/chartex" xmlns:cx8="http://schemas.microsoft.com/office/drawing/2016/5/14/chartex" xmlns:mc="http://schemas.openxmlformats.org/markup-compatibility/2006" xmlns:aink="http://schemas.microsoft.com/office/drawing/2016/ink" xmlns:am3d="http://schemas.microsoft.com/office/drawing/2017/model3d" xmlns:o="urn:schemas-microsoft-com:office:office" xmlns:oel="http://schemas.microsoft.com/office/2019/extlst" xmlns:r="http://schemas.openxmlformats.org/officeDocument/2006/relationships" xmlns:m="http://schemas.openxmlformats.org/officeDocument/2006/math" xmlns:v="urn:schemas-microsoft-com:vml" xmlns:wp14="http://schemas.microsoft.com/office/word/2010/wordprocessingDrawing" xmlns:wp="http://schemas.openxmlformats.org/drawingml/2006/wordprocessingDrawing" xmlns:w10="urn:schemas-microsoft-com:office:word" xmlns:w="http://schemas.openxmlformats.org/wordprocessingml/2006/main" xmlns:w14="http://schemas.microsoft.com/office/word/2010/wordml" xmlns:w15="http://schemas.microsoft.com/office/word/2012/wordml" xmlns:w16cex="http://schemas.microsoft.com/office/word/2018/wordml/cex" xmlns:w16cid="http://schemas.microsoft.com/office/word/2016/wordml/cid" xmlns:w16="http://schemas.microsoft.com/office/word/2018/wordml" xmlns:w16du="http://schemas.microsoft.com/office/word/2023/wordml/word16du" xmlns:w16sdtdh="http://schemas.microsoft.com/office/word/2020/wordml/sdtdatahash" xmlns:w16sdtfl="http://schemas.microsoft.com/office/word/2024/wordml/sdtformatlock" xmlns:w16se="http://schemas.microsoft.com/office/word/2015/wordml/symex" xmlns:wpg="http://schemas.microsoft.com/office/word/2010/wordprocessingGroup" xmlns:wpi="http://schemas.microsoft.com/office/word/2010/wordprocessingInk" xmlns:wne="http://schemas.microsoft.com/office/word/2006/wordml" xmlns:wps="http://schemas.microsoft.com/office/word/2010/wordprocessingShape" mc:Ignorable="w14 w15 w16se w16cid w16 w16cex w16sdtdh w16sdtfl w16du wp14">
   <w:endnote w:type="separator" w:id="-1">
     <w:p>
       <w:pPr>
@@ -2238,7 +2732,7 @@
 </file>
 
 <file path=word/footer1.xml><?xml version="1.0" encoding="utf-8"?>
-<w:ftr xmlns:wpc="http://schemas.microsoft.com/office/word/2010/wordprocessingCanvas" xmlns:cx="http://schemas.microsoft.com/office/drawing/2014/chartex" xmlns:mc="http://schemas.openxmlformats.org/markup-compatibility/2006" xmlns:o="urn:schemas-microsoft-com:office:office" xmlns:r="http://schemas.openxmlformats.org/officeDocument/2006/relationships" xmlns:m="http://schemas.openxmlformats.org/officeDocument/2006/math" xmlns:v="urn:schemas-microsoft-com:vml" xmlns:wp14="http://schemas.microsoft.com/office/word/2010/wordprocessingDrawing" xmlns:wp="http://schemas.openxmlformats.org/drawingml/2006/wordprocessingDrawing" xmlns:w10="urn:schemas-microsoft-com:office:word" xmlns:w="http://schemas.openxmlformats.org/wordprocessingml/2006/main" xmlns:w14="http://schemas.microsoft.com/office/word/2010/wordml" xmlns:w15="http://schemas.microsoft.com/office/word/2012/wordml" xmlns:w16se="http://schemas.microsoft.com/office/word/2015/wordml/symex" xmlns:wpg="http://schemas.microsoft.com/office/word/2010/wordprocessingGroup" xmlns:wpi="http://schemas.microsoft.com/office/word/2010/wordprocessingInk" xmlns:wne="http://schemas.microsoft.com/office/word/2006/wordml" xmlns:wps="http://schemas.microsoft.com/office/word/2010/wordprocessingShape" mc:Ignorable="w14 w15 w16se wp14">
+<w:ftr xmlns:wpc="http://schemas.microsoft.com/office/word/2010/wordprocessingCanvas" xmlns:cx="http://schemas.microsoft.com/office/drawing/2014/chartex" xmlns:cx1="http://schemas.microsoft.com/office/drawing/2015/9/8/chartex" xmlns:cx2="http://schemas.microsoft.com/office/drawing/2015/10/21/chartex" xmlns:cx3="http://schemas.microsoft.com/office/drawing/2016/5/9/chartex" xmlns:cx4="http://schemas.microsoft.com/office/drawing/2016/5/10/chartex" xmlns:cx5="http://schemas.microsoft.com/office/drawing/2016/5/11/chartex" xmlns:cx6="http://schemas.microsoft.com/office/drawing/2016/5/12/chartex" xmlns:cx7="http://schemas.microsoft.com/office/drawing/2016/5/13/chartex" xmlns:cx8="http://schemas.microsoft.com/office/drawing/2016/5/14/chartex" xmlns:mc="http://schemas.openxmlformats.org/markup-compatibility/2006" xmlns:aink="http://schemas.microsoft.com/office/drawing/2016/ink" xmlns:am3d="http://schemas.microsoft.com/office/drawing/2017/model3d" xmlns:o="urn:schemas-microsoft-com:office:office" xmlns:oel="http://schemas.microsoft.com/office/2019/extlst" xmlns:r="http://schemas.openxmlformats.org/officeDocument/2006/relationships" xmlns:m="http://schemas.openxmlformats.org/officeDocument/2006/math" xmlns:v="urn:schemas-microsoft-com:vml" xmlns:wp14="http://schemas.microsoft.com/office/word/2010/wordprocessingDrawing" xmlns:wp="http://schemas.openxmlformats.org/drawingml/2006/wordprocessingDrawing" xmlns:w10="urn:schemas-microsoft-com:office:word" xmlns:w="http://schemas.openxmlformats.org/wordprocessingml/2006/main" xmlns:w14="http://schemas.microsoft.com/office/word/2010/wordml" xmlns:w15="http://schemas.microsoft.com/office/word/2012/wordml" xmlns:w16cex="http://schemas.microsoft.com/office/word/2018/wordml/cex" xmlns:w16cid="http://schemas.microsoft.com/office/word/2016/wordml/cid" xmlns:w16="http://schemas.microsoft.com/office/word/2018/wordml" xmlns:w16du="http://schemas.microsoft.com/office/word/2023/wordml/word16du" xmlns:w16sdtdh="http://schemas.microsoft.com/office/word/2020/wordml/sdtdatahash" xmlns:w16sdtfl="http://schemas.microsoft.com/office/word/2024/wordml/sdtformatlock" xmlns:w16se="http://schemas.microsoft.com/office/word/2015/wordml/symex" xmlns:wpg="http://schemas.microsoft.com/office/word/2010/wordprocessingGroup" xmlns:wpi="http://schemas.microsoft.com/office/word/2010/wordprocessingInk" xmlns:wne="http://schemas.microsoft.com/office/word/2006/wordml" xmlns:wps="http://schemas.microsoft.com/office/word/2010/wordprocessingShape" mc:Ignorable="w14 w15 w16se w16cid w16 w16cex w16sdtdh w16sdtfl w16du wp14">
   <w:sdt>
     <w:sdtPr>
       <w:id w:val="-937982979"/>
@@ -2247,11 +2741,10 @@
         <w:docPartUnique/>
       </w:docPartObj>
     </w:sdtPr>
-    <w:sdtEndPr/>
     <w:sdtContent>
       <w:p>
         <w:pPr>
-          <w:pStyle w:val="Piedepgina"/>
+          <w:pStyle w:val="Footer"/>
         </w:pPr>
         <w:r>
           <w:rPr>
@@ -2459,7 +2952,7 @@
             </mc:Choice>
             <mc:Fallback>
               <w:pict>
-                <v:group w14:anchorId="51D00065" id="Grupo 32" o:spid="_x0000_s1026" style="position:absolute;margin-left:0;margin-top:0;width:610.5pt;height:15pt;z-index:251659264;mso-width-percent:1000;mso-position-horizontal:center;mso-position-horizontal-relative:page;mso-position-vertical:center;mso-position-vertical-relative:bottom-margin-area;mso-width-percent:1000" coordorigin=",14970" coordsize="12255,300" o:gfxdata="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">
+                <v:group w14:anchorId="51D00065" id="Grupo 32" o:spid="_x0000_s1026" style="position:absolute;margin-left:0;margin-top:0;width:610.5pt;height:15pt;z-index:251659264;mso-width-percent:1000;mso-position-horizontal:center;mso-position-horizontal-relative:page;mso-position-vertical:center;mso-position-vertical-relative:bottom-margin-area;mso-width-percent:1000" coordorigin=",14970" coordsize="12255,300" o:gfxdata="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">
                   <v:shapetype id="_x0000_t202" coordsize="21600,21600" o:spt="202" path="m,l,21600r21600,l21600,xe">
                     <v:stroke joinstyle="miter"/>
                     <v:path gradientshapeok="t" o:connecttype="rect"/>
@@ -2526,7 +3019,7 @@
 </file>
 
 <file path=word/footnotes.xml><?xml version="1.0" encoding="utf-8"?>
-<w:footnotes xmlns:wpc="http://schemas.microsoft.com/office/word/2010/wordprocessingCanvas" xmlns:cx="http://schemas.microsoft.com/office/drawing/2014/chartex" xmlns:mc="http://schemas.openxmlformats.org/markup-compatibility/2006" xmlns:o="urn:schemas-microsoft-com:office:office" xmlns:r="http://schemas.openxmlformats.org/officeDocument/2006/relationships" xmlns:m="http://schemas.openxmlformats.org/officeDocument/2006/math" xmlns:v="urn:schemas-microsoft-com:vml" xmlns:wp14="http://schemas.microsoft.com/office/word/2010/wordprocessingDrawing" xmlns:wp="http://schemas.openxmlformats.org/drawingml/2006/wordprocessingDrawing" xmlns:w10="urn:schemas-microsoft-com:office:word" xmlns:w="http://schemas.openxmlformats.org/wordprocessingml/2006/main" xmlns:w14="http://schemas.microsoft.com/office/word/2010/wordml" xmlns:w15="http://schemas.microsoft.com/office/word/2012/wordml" xmlns:w16se="http://schemas.microsoft.com/office/word/2015/wordml/symex" xmlns:wpg="http://schemas.microsoft.com/office/word/2010/wordprocessingGroup" xmlns:wpi="http://schemas.microsoft.com/office/word/2010/wordprocessingInk" xmlns:wne="http://schemas.microsoft.com/office/word/2006/wordml" xmlns:wps="http://schemas.microsoft.com/office/word/2010/wordprocessingShape" mc:Ignorable="w14 w15 w16se wp14">
+<w:footnotes xmlns:wpc="http://schemas.microsoft.com/office/word/2010/wordprocessingCanvas" xmlns:cx="http://schemas.microsoft.com/office/drawing/2014/chartex" xmlns:cx1="http://schemas.microsoft.com/office/drawing/2015/9/8/chartex" xmlns:cx2="http://schemas.microsoft.com/office/drawing/2015/10/21/chartex" xmlns:cx3="http://schemas.microsoft.com/office/drawing/2016/5/9/chartex" xmlns:cx4="http://schemas.microsoft.com/office/drawing/2016/5/10/chartex" xmlns:cx5="http://schemas.microsoft.com/office/drawing/2016/5/11/chartex" xmlns:cx6="http://schemas.microsoft.com/office/drawing/2016/5/12/chartex" xmlns:cx7="http://schemas.microsoft.com/office/drawing/2016/5/13/chartex" xmlns:cx8="http://schemas.microsoft.com/office/drawing/2016/5/14/chartex" xmlns:mc="http://schemas.openxmlformats.org/markup-compatibility/2006" xmlns:aink="http://schemas.microsoft.com/office/drawing/2016/ink" xmlns:am3d="http://schemas.microsoft.com/office/drawing/2017/model3d" xmlns:o="urn:schemas-microsoft-com:office:office" xmlns:oel="http://schemas.microsoft.com/office/2019/extlst" xmlns:r="http://schemas.openxmlformats.org/officeDocument/2006/relationships" xmlns:m="http://schemas.openxmlformats.org/officeDocument/2006/math" xmlns:v="urn:schemas-microsoft-com:vml" xmlns:wp14="http://schemas.microsoft.com/office/word/2010/wordprocessingDrawing" xmlns:wp="http://schemas.openxmlformats.org/drawingml/2006/wordprocessingDrawing" xmlns:w10="urn:schemas-microsoft-com:office:word" xmlns:w="http://schemas.openxmlformats.org/wordprocessingml/2006/main" xmlns:w14="http://schemas.microsoft.com/office/word/2010/wordml" xmlns:w15="http://schemas.microsoft.com/office/word/2012/wordml" xmlns:w16cex="http://schemas.microsoft.com/office/word/2018/wordml/cex" xmlns:w16cid="http://schemas.microsoft.com/office/word/2016/wordml/cid" xmlns:w16="http://schemas.microsoft.com/office/word/2018/wordml" xmlns:w16du="http://schemas.microsoft.com/office/word/2023/wordml/word16du" xmlns:w16sdtdh="http://schemas.microsoft.com/office/word/2020/wordml/sdtdatahash" xmlns:w16sdtfl="http://schemas.microsoft.com/office/word/2024/wordml/sdtformatlock" xmlns:w16se="http://schemas.microsoft.com/office/word/2015/wordml/symex" xmlns:wpg="http://schemas.microsoft.com/office/word/2010/wordprocessingGroup" xmlns:wpi="http://schemas.microsoft.com/office/word/2010/wordprocessingInk" xmlns:wne="http://schemas.microsoft.com/office/word/2006/wordml" xmlns:wps="http://schemas.microsoft.com/office/word/2010/wordprocessingShape" mc:Ignorable="w14 w15 w16se w16cid w16 w16cex w16sdtdh w16sdtfl w16du wp14">
   <w:footnote w:type="separator" w:id="-1">
     <w:p>
       <w:pPr>
@@ -2551,10 +3044,10 @@
 </file>
 
 <file path=word/header1.xml><?xml version="1.0" encoding="utf-8"?>
-<w:hdr xmlns:wpc="http://schemas.microsoft.com/office/word/2010/wordprocessingCanvas" xmlns:cx="http://schemas.microsoft.com/office/drawing/2014/chartex" xmlns:mc="http://schemas.openxmlformats.org/markup-compatibility/2006" xmlns:o="urn:schemas-microsoft-com:office:office" xmlns:r="http://schemas.openxmlformats.org/officeDocument/2006/relationships" xmlns:m="http://schemas.openxmlformats.org/officeDocument/2006/math" xmlns:v="urn:schemas-microsoft-com:vml" xmlns:wp14="http://schemas.microsoft.com/office/word/2010/wordprocessingDrawing" xmlns:wp="http://schemas.openxmlformats.org/drawingml/2006/wordprocessingDrawing" xmlns:w10="urn:schemas-microsoft-com:office:word" xmlns:w="http://schemas.openxmlformats.org/wordprocessingml/2006/main" xmlns:w14="http://schemas.microsoft.com/office/word/2010/wordml" xmlns:w15="http://schemas.microsoft.com/office/word/2012/wordml" xmlns:w16se="http://schemas.microsoft.com/office/word/2015/wordml/symex" xmlns:wpg="http://schemas.microsoft.com/office/word/2010/wordprocessingGroup" xmlns:wpi="http://schemas.microsoft.com/office/word/2010/wordprocessingInk" xmlns:wne="http://schemas.microsoft.com/office/word/2006/wordml" xmlns:wps="http://schemas.microsoft.com/office/word/2010/wordprocessingShape" mc:Ignorable="w14 w15 w16se wp14">
+<w:hdr xmlns:wpc="http://schemas.microsoft.com/office/word/2010/wordprocessingCanvas" xmlns:cx="http://schemas.microsoft.com/office/drawing/2014/chartex" xmlns:cx1="http://schemas.microsoft.com/office/drawing/2015/9/8/chartex" xmlns:cx2="http://schemas.microsoft.com/office/drawing/2015/10/21/chartex" xmlns:cx3="http://schemas.microsoft.com/office/drawing/2016/5/9/chartex" xmlns:cx4="http://schemas.microsoft.com/office/drawing/2016/5/10/chartex" xmlns:cx5="http://schemas.microsoft.com/office/drawing/2016/5/11/chartex" xmlns:cx6="http://schemas.microsoft.com/office/drawing/2016/5/12/chartex" xmlns:cx7="http://schemas.microsoft.com/office/drawing/2016/5/13/chartex" xmlns:cx8="http://schemas.microsoft.com/office/drawing/2016/5/14/chartex" xmlns:mc="http://schemas.openxmlformats.org/markup-compatibility/2006" xmlns:aink="http://schemas.microsoft.com/office/drawing/2016/ink" xmlns:am3d="http://schemas.microsoft.com/office/drawing/2017/model3d" xmlns:o="urn:schemas-microsoft-com:office:office" xmlns:oel="http://schemas.microsoft.com/office/2019/extlst" xmlns:r="http://schemas.openxmlformats.org/officeDocument/2006/relationships" xmlns:m="http://schemas.openxmlformats.org/officeDocument/2006/math" xmlns:v="urn:schemas-microsoft-com:vml" xmlns:wp14="http://schemas.microsoft.com/office/word/2010/wordprocessingDrawing" xmlns:wp="http://schemas.openxmlformats.org/drawingml/2006/wordprocessingDrawing" xmlns:w10="urn:schemas-microsoft-com:office:word" xmlns:w="http://schemas.openxmlformats.org/wordprocessingml/2006/main" xmlns:w14="http://schemas.microsoft.com/office/word/2010/wordml" xmlns:w15="http://schemas.microsoft.com/office/word/2012/wordml" xmlns:w16cex="http://schemas.microsoft.com/office/word/2018/wordml/cex" xmlns:w16cid="http://schemas.microsoft.com/office/word/2016/wordml/cid" xmlns:w16="http://schemas.microsoft.com/office/word/2018/wordml" xmlns:w16du="http://schemas.microsoft.com/office/word/2023/wordml/word16du" xmlns:w16sdtdh="http://schemas.microsoft.com/office/word/2020/wordml/sdtdatahash" xmlns:w16sdtfl="http://schemas.microsoft.com/office/word/2024/wordml/sdtformatlock" xmlns:w16se="http://schemas.microsoft.com/office/word/2015/wordml/symex" xmlns:wpg="http://schemas.microsoft.com/office/word/2010/wordprocessingGroup" xmlns:wpi="http://schemas.microsoft.com/office/word/2010/wordprocessingInk" xmlns:wne="http://schemas.microsoft.com/office/word/2006/wordml" xmlns:wps="http://schemas.microsoft.com/office/word/2010/wordprocessingShape" mc:Ignorable="w14 w15 w16se w16cid w16 w16cex w16sdtdh w16sdtfl w16du wp14">
   <w:tbl>
     <w:tblPr>
-      <w:tblStyle w:val="Tablaconcuadrcula"/>
+      <w:tblStyle w:val="TableGrid"/>
       <w:tblW w:w="9923" w:type="dxa"/>
       <w:tblLook w:val="04A0" w:firstRow="1" w:lastRow="0" w:firstColumn="1" w:lastColumn="0" w:noHBand="0" w:noVBand="1"/>
     </w:tblPr>
@@ -2706,7 +3199,7 @@
   </w:tbl>
   <w:p>
     <w:pPr>
-      <w:pStyle w:val="Encabezado"/>
+      <w:pStyle w:val="Header"/>
       <w:tabs>
         <w:tab w:val="clear" w:pos="4419"/>
         <w:tab w:val="clear" w:pos="8838"/>
@@ -2721,10 +3214,10 @@
 </file>
 
 <file path=word/header2.xml><?xml version="1.0" encoding="utf-8"?>
-<w:hdr xmlns:wpc="http://schemas.microsoft.com/office/word/2010/wordprocessingCanvas" xmlns:cx="http://schemas.microsoft.com/office/drawing/2014/chartex" xmlns:mc="http://schemas.openxmlformats.org/markup-compatibility/2006" xmlns:o="urn:schemas-microsoft-com:office:office" xmlns:r="http://schemas.openxmlformats.org/officeDocument/2006/relationships" xmlns:m="http://schemas.openxmlformats.org/officeDocument/2006/math" xmlns:v="urn:schemas-microsoft-com:vml" xmlns:wp14="http://schemas.microsoft.com/office/word/2010/wordprocessingDrawing" xmlns:wp="http://schemas.openxmlformats.org/drawingml/2006/wordprocessingDrawing" xmlns:w10="urn:schemas-microsoft-com:office:word" xmlns:w="http://schemas.openxmlformats.org/wordprocessingml/2006/main" xmlns:w14="http://schemas.microsoft.com/office/word/2010/wordml" xmlns:w15="http://schemas.microsoft.com/office/word/2012/wordml" xmlns:w16se="http://schemas.microsoft.com/office/word/2015/wordml/symex" xmlns:wpg="http://schemas.microsoft.com/office/word/2010/wordprocessingGroup" xmlns:wpi="http://schemas.microsoft.com/office/word/2010/wordprocessingInk" xmlns:wne="http://schemas.microsoft.com/office/word/2006/wordml" xmlns:wps="http://schemas.microsoft.com/office/word/2010/wordprocessingShape" mc:Ignorable="w14 w15 w16se wp14">
+<w:hdr xmlns:wpc="http://schemas.microsoft.com/office/word/2010/wordprocessingCanvas" xmlns:cx="http://schemas.microsoft.com/office/drawing/2014/chartex" xmlns:cx1="http://schemas.microsoft.com/office/drawing/2015/9/8/chartex" xmlns:cx2="http://schemas.microsoft.com/office/drawing/2015/10/21/chartex" xmlns:cx3="http://schemas.microsoft.com/office/drawing/2016/5/9/chartex" xmlns:cx4="http://schemas.microsoft.com/office/drawing/2016/5/10/chartex" xmlns:cx5="http://schemas.microsoft.com/office/drawing/2016/5/11/chartex" xmlns:cx6="http://schemas.microsoft.com/office/drawing/2016/5/12/chartex" xmlns:cx7="http://schemas.microsoft.com/office/drawing/2016/5/13/chartex" xmlns:cx8="http://schemas.microsoft.com/office/drawing/2016/5/14/chartex" xmlns:mc="http://schemas.openxmlformats.org/markup-compatibility/2006" xmlns:aink="http://schemas.microsoft.com/office/drawing/2016/ink" xmlns:am3d="http://schemas.microsoft.com/office/drawing/2017/model3d" xmlns:o="urn:schemas-microsoft-com:office:office" xmlns:oel="http://schemas.microsoft.com/office/2019/extlst" xmlns:r="http://schemas.openxmlformats.org/officeDocument/2006/relationships" xmlns:m="http://schemas.openxmlformats.org/officeDocument/2006/math" xmlns:v="urn:schemas-microsoft-com:vml" xmlns:wp14="http://schemas.microsoft.com/office/word/2010/wordprocessingDrawing" xmlns:wp="http://schemas.openxmlformats.org/drawingml/2006/wordprocessingDrawing" xmlns:w10="urn:schemas-microsoft-com:office:word" xmlns:w="http://schemas.openxmlformats.org/wordprocessingml/2006/main" xmlns:w14="http://schemas.microsoft.com/office/word/2010/wordml" xmlns:w15="http://schemas.microsoft.com/office/word/2012/wordml" xmlns:w16cex="http://schemas.microsoft.com/office/word/2018/wordml/cex" xmlns:w16cid="http://schemas.microsoft.com/office/word/2016/wordml/cid" xmlns:w16="http://schemas.microsoft.com/office/word/2018/wordml" xmlns:w16du="http://schemas.microsoft.com/office/word/2023/wordml/word16du" xmlns:w16sdtdh="http://schemas.microsoft.com/office/word/2020/wordml/sdtdatahash" xmlns:w16sdtfl="http://schemas.microsoft.com/office/word/2024/wordml/sdtformatlock" xmlns:w16se="http://schemas.microsoft.com/office/word/2015/wordml/symex" xmlns:wpg="http://schemas.microsoft.com/office/word/2010/wordprocessingGroup" xmlns:wpi="http://schemas.microsoft.com/office/word/2010/wordprocessingInk" xmlns:wne="http://schemas.microsoft.com/office/word/2006/wordml" xmlns:wps="http://schemas.microsoft.com/office/word/2010/wordprocessingShape" mc:Ignorable="w14 w15 w16se w16cid w16 w16cex w16sdtdh w16sdtfl w16du wp14">
   <w:tbl>
     <w:tblPr>
-      <w:tblStyle w:val="Tablaconcuadrcula"/>
+      <w:tblStyle w:val="TableGrid"/>
       <w:tblW w:w="0" w:type="auto"/>
       <w:tblLook w:val="04A0" w:firstRow="1" w:lastRow="0" w:firstColumn="1" w:lastColumn="0" w:noHBand="0" w:noVBand="1"/>
     </w:tblPr>
@@ -2986,7 +3479,7 @@
   </w:tbl>
   <w:p>
     <w:pPr>
-      <w:pStyle w:val="Encabezado"/>
+      <w:pStyle w:val="Header"/>
       <w:jc w:val="right"/>
     </w:pPr>
   </w:p>
@@ -2994,7 +3487,7 @@
 </file>
 
 <file path=word/numbering.xml><?xml version="1.0" encoding="utf-8"?>
-<w:numbering xmlns:wpc="http://schemas.microsoft.com/office/word/2010/wordprocessingCanvas" xmlns:cx="http://schemas.microsoft.com/office/drawing/2014/chartex" xmlns:mc="http://schemas.openxmlformats.org/markup-compatibility/2006" xmlns:o="urn:schemas-microsoft-com:office:office" xmlns:r="http://schemas.openxmlformats.org/officeDocument/2006/relationships" xmlns:m="http://schemas.openxmlformats.org/officeDocument/2006/math" xmlns:v="urn:schemas-microsoft-com:vml" xmlns:wp14="http://schemas.microsoft.com/office/word/2010/wordprocessingDrawing" xmlns:wp="http://schemas.openxmlformats.org/drawingml/2006/wordprocessingDrawing" xmlns:w10="urn:schemas-microsoft-com:office:word" xmlns:w="http://schemas.openxmlformats.org/wordprocessingml/2006/main" xmlns:w14="http://schemas.microsoft.com/office/word/2010/wordml" xmlns:w15="http://schemas.microsoft.com/office/word/2012/wordml" xmlns:w16se="http://schemas.microsoft.com/office/word/2015/wordml/symex" xmlns:wpg="http://schemas.microsoft.com/office/word/2010/wordprocessingGroup" xmlns:wpi="http://schemas.microsoft.com/office/word/2010/wordprocessingInk" xmlns:wne="http://schemas.microsoft.com/office/word/2006/wordml" xmlns:wps="http://schemas.microsoft.com/office/word/2010/wordprocessingShape" mc:Ignorable="w14 w15 w16se wp14">
+<w:numbering xmlns:wpc="http://schemas.microsoft.com/office/word/2010/wordprocessingCanvas" xmlns:cx="http://schemas.microsoft.com/office/drawing/2014/chartex" xmlns:cx1="http://schemas.microsoft.com/office/drawing/2015/9/8/chartex" xmlns:cx2="http://schemas.microsoft.com/office/drawing/2015/10/21/chartex" xmlns:cx3="http://schemas.microsoft.com/office/drawing/2016/5/9/chartex" xmlns:cx4="http://schemas.microsoft.com/office/drawing/2016/5/10/chartex" xmlns:cx5="http://schemas.microsoft.com/office/drawing/2016/5/11/chartex" xmlns:cx6="http://schemas.microsoft.com/office/drawing/2016/5/12/chartex" xmlns:cx7="http://schemas.microsoft.com/office/drawing/2016/5/13/chartex" xmlns:cx8="http://schemas.microsoft.com/office/drawing/2016/5/14/chartex" xmlns:mc="http://schemas.openxmlformats.org/markup-compatibility/2006" xmlns:aink="http://schemas.microsoft.com/office/drawing/2016/ink" xmlns:am3d="http://schemas.microsoft.com/office/drawing/2017/model3d" xmlns:o="urn:schemas-microsoft-com:office:office" xmlns:oel="http://schemas.microsoft.com/office/2019/extlst" xmlns:r="http://schemas.openxmlformats.org/officeDocument/2006/relationships" xmlns:m="http://schemas.openxmlformats.org/officeDocument/2006/math" xmlns:v="urn:schemas-microsoft-com:vml" xmlns:wp14="http://schemas.microsoft.com/office/word/2010/wordprocessingDrawing" xmlns:wp="http://schemas.openxmlformats.org/drawingml/2006/wordprocessingDrawing" xmlns:w10="urn:schemas-microsoft-com:office:word" xmlns:w="http://schemas.openxmlformats.org/wordprocessingml/2006/main" xmlns:w14="http://schemas.microsoft.com/office/word/2010/wordml" xmlns:w15="http://schemas.microsoft.com/office/word/2012/wordml" xmlns:w16cex="http://schemas.microsoft.com/office/word/2018/wordml/cex" xmlns:w16cid="http://schemas.microsoft.com/office/word/2016/wordml/cid" xmlns:w16="http://schemas.microsoft.com/office/word/2018/wordml" xmlns:w16du="http://schemas.microsoft.com/office/word/2023/wordml/word16du" xmlns:w16sdtdh="http://schemas.microsoft.com/office/word/2020/wordml/sdtdatahash" xmlns:w16sdtfl="http://schemas.microsoft.com/office/word/2024/wordml/sdtformatlock" xmlns:w16se="http://schemas.microsoft.com/office/word/2015/wordml/symex" xmlns:wpg="http://schemas.microsoft.com/office/word/2010/wordprocessingGroup" xmlns:wpi="http://schemas.microsoft.com/office/word/2010/wordprocessingInk" xmlns:wne="http://schemas.microsoft.com/office/word/2006/wordml" xmlns:wps="http://schemas.microsoft.com/office/word/2010/wordprocessingShape" mc:Ignorable="w14 w15 w16se w16cid w16 w16cex w16sdtdh w16sdtfl w16du wp14">
   <w:abstractNum w:abstractNumId="0" w15:restartNumberingAfterBreak="0">
     <w:nsid w:val="049156A1"/>
     <w:multiLevelType w:val="hybridMultilevel"/>
@@ -6055,6 +6548,119 @@
     </w:lvl>
   </w:abstractNum>
   <w:abstractNum w:abstractNumId="27" w15:restartNumberingAfterBreak="0">
+    <w:nsid w:val="65885E2B"/>
+    <w:multiLevelType w:val="hybridMultilevel"/>
+    <w:tmpl w:val="B680F06E"/>
+    <w:lvl w:ilvl="0" w:tplc="340A0001">
+      <w:start w:val="1"/>
+      <w:numFmt w:val="bullet"/>
+      <w:lvlText w:val=""/>
+      <w:lvlJc w:val="left"/>
+      <w:pPr>
+        <w:ind w:left="720" w:hanging="360"/>
+      </w:pPr>
+      <w:rPr>
+        <w:rFonts w:ascii="Symbol" w:hAnsi="Symbol" w:hint="default"/>
+      </w:rPr>
+    </w:lvl>
+    <w:lvl w:ilvl="1" w:tplc="340A0003" w:tentative="1">
+      <w:start w:val="1"/>
+      <w:numFmt w:val="bullet"/>
+      <w:lvlText w:val="o"/>
+      <w:lvlJc w:val="left"/>
+      <w:pPr>
+        <w:ind w:left="1440" w:hanging="360"/>
+      </w:pPr>
+      <w:rPr>
+        <w:rFonts w:ascii="Courier New" w:hAnsi="Courier New" w:cs="Courier New" w:hint="default"/>
+      </w:rPr>
+    </w:lvl>
+    <w:lvl w:ilvl="2" w:tplc="340A0005" w:tentative="1">
+      <w:start w:val="1"/>
+      <w:numFmt w:val="bullet"/>
+      <w:lvlText w:val=""/>
+      <w:lvlJc w:val="left"/>
+      <w:pPr>
+        <w:ind w:left="2160" w:hanging="360"/>
+      </w:pPr>
+      <w:rPr>
+        <w:rFonts w:ascii="Wingdings" w:hAnsi="Wingdings" w:hint="default"/>
+      </w:rPr>
+    </w:lvl>
+    <w:lvl w:ilvl="3" w:tplc="340A0001" w:tentative="1">
+      <w:start w:val="1"/>
+      <w:numFmt w:val="bullet"/>
+      <w:lvlText w:val=""/>
+      <w:lvlJc w:val="left"/>
+      <w:pPr>
+        <w:ind w:left="2880" w:hanging="360"/>
+      </w:pPr>
+      <w:rPr>
+        <w:rFonts w:ascii="Symbol" w:hAnsi="Symbol" w:hint="default"/>
+      </w:rPr>
+    </w:lvl>
+    <w:lvl w:ilvl="4" w:tplc="340A0003" w:tentative="1">
+      <w:start w:val="1"/>
+      <w:numFmt w:val="bullet"/>
+      <w:lvlText w:val="o"/>
+      <w:lvlJc w:val="left"/>
+      <w:pPr>
+        <w:ind w:left="3600" w:hanging="360"/>
+      </w:pPr>
+      <w:rPr>
+        <w:rFonts w:ascii="Courier New" w:hAnsi="Courier New" w:cs="Courier New" w:hint="default"/>
+      </w:rPr>
+    </w:lvl>
+    <w:lvl w:ilvl="5" w:tplc="340A0005" w:tentative="1">
+      <w:start w:val="1"/>
+      <w:numFmt w:val="bullet"/>
+      <w:lvlText w:val=""/>
+      <w:lvlJc w:val="left"/>
+      <w:pPr>
+        <w:ind w:left="4320" w:hanging="360"/>
+      </w:pPr>
+      <w:rPr>
+        <w:rFonts w:ascii="Wingdings" w:hAnsi="Wingdings" w:hint="default"/>
+      </w:rPr>
+    </w:lvl>
+    <w:lvl w:ilvl="6" w:tplc="340A0001" w:tentative="1">
+      <w:start w:val="1"/>
+      <w:numFmt w:val="bullet"/>
+      <w:lvlText w:val=""/>
+      <w:lvlJc w:val="left"/>
+      <w:pPr>
+        <w:ind w:left="5040" w:hanging="360"/>
+      </w:pPr>
+      <w:rPr>
+        <w:rFonts w:ascii="Symbol" w:hAnsi="Symbol" w:hint="default"/>
+      </w:rPr>
+    </w:lvl>
+    <w:lvl w:ilvl="7" w:tplc="340A0003" w:tentative="1">
+      <w:start w:val="1"/>
+      <w:numFmt w:val="bullet"/>
+      <w:lvlText w:val="o"/>
+      <w:lvlJc w:val="left"/>
+      <w:pPr>
+        <w:ind w:left="5760" w:hanging="360"/>
+      </w:pPr>
+      <w:rPr>
+        <w:rFonts w:ascii="Courier New" w:hAnsi="Courier New" w:cs="Courier New" w:hint="default"/>
+      </w:rPr>
+    </w:lvl>
+    <w:lvl w:ilvl="8" w:tplc="340A0005" w:tentative="1">
+      <w:start w:val="1"/>
+      <w:numFmt w:val="bullet"/>
+      <w:lvlText w:val=""/>
+      <w:lvlJc w:val="left"/>
+      <w:pPr>
+        <w:ind w:left="6480" w:hanging="360"/>
+      </w:pPr>
+      <w:rPr>
+        <w:rFonts w:ascii="Wingdings" w:hAnsi="Wingdings" w:hint="default"/>
+      </w:rPr>
+    </w:lvl>
+  </w:abstractNum>
+  <w:abstractNum w:abstractNumId="28" w15:restartNumberingAfterBreak="0">
     <w:nsid w:val="6ADA0051"/>
     <w:multiLevelType w:val="multilevel"/>
     <w:tmpl w:val="C806233A"/>
@@ -6203,7 +6809,7 @@
       </w:rPr>
     </w:lvl>
   </w:abstractNum>
-  <w:abstractNum w:abstractNumId="28" w15:restartNumberingAfterBreak="0">
+  <w:abstractNum w:abstractNumId="29" w15:restartNumberingAfterBreak="0">
     <w:nsid w:val="6BDB0362"/>
     <w:multiLevelType w:val="hybridMultilevel"/>
     <w:tmpl w:val="8106327E"/>
@@ -6292,7 +6898,7 @@
       </w:pPr>
     </w:lvl>
   </w:abstractNum>
-  <w:abstractNum w:abstractNumId="29" w15:restartNumberingAfterBreak="0">
+  <w:abstractNum w:abstractNumId="30" w15:restartNumberingAfterBreak="0">
     <w:nsid w:val="6F3C13F9"/>
     <w:multiLevelType w:val="hybridMultilevel"/>
     <w:tmpl w:val="B40CE148"/>
@@ -6405,7 +7011,7 @@
       </w:rPr>
     </w:lvl>
   </w:abstractNum>
-  <w:abstractNum w:abstractNumId="30" w15:restartNumberingAfterBreak="0">
+  <w:abstractNum w:abstractNumId="31" w15:restartNumberingAfterBreak="0">
     <w:nsid w:val="6F5F64B1"/>
     <w:multiLevelType w:val="hybridMultilevel"/>
     <w:tmpl w:val="999C60C0"/>
@@ -6494,7 +7100,7 @@
       </w:pPr>
     </w:lvl>
   </w:abstractNum>
-  <w:abstractNum w:abstractNumId="31" w15:restartNumberingAfterBreak="0">
+  <w:abstractNum w:abstractNumId="32" w15:restartNumberingAfterBreak="0">
     <w:nsid w:val="731E1176"/>
     <w:multiLevelType w:val="hybridMultilevel"/>
     <w:tmpl w:val="5846EECC"/>
@@ -6583,7 +7189,7 @@
       </w:pPr>
     </w:lvl>
   </w:abstractNum>
-  <w:abstractNum w:abstractNumId="32" w15:restartNumberingAfterBreak="0">
+  <w:abstractNum w:abstractNumId="33" w15:restartNumberingAfterBreak="0">
     <w:nsid w:val="74565F7A"/>
     <w:multiLevelType w:val="multilevel"/>
     <w:tmpl w:val="36B8B0EE"/>
@@ -6732,7 +7338,7 @@
       </w:rPr>
     </w:lvl>
   </w:abstractNum>
-  <w:abstractNum w:abstractNumId="33" w15:restartNumberingAfterBreak="0">
+  <w:abstractNum w:abstractNumId="34" w15:restartNumberingAfterBreak="0">
     <w:nsid w:val="74F525A0"/>
     <w:multiLevelType w:val="hybridMultilevel"/>
     <w:tmpl w:val="6E2889E8"/>
@@ -6845,7 +7451,7 @@
       </w:rPr>
     </w:lvl>
   </w:abstractNum>
-  <w:abstractNum w:abstractNumId="34" w15:restartNumberingAfterBreak="0">
+  <w:abstractNum w:abstractNumId="35" w15:restartNumberingAfterBreak="0">
     <w:nsid w:val="78261542"/>
     <w:multiLevelType w:val="hybridMultilevel"/>
     <w:tmpl w:val="93C21CAE"/>
@@ -6958,7 +7564,7 @@
       </w:rPr>
     </w:lvl>
   </w:abstractNum>
-  <w:abstractNum w:abstractNumId="35" w15:restartNumberingAfterBreak="0">
+  <w:abstractNum w:abstractNumId="36" w15:restartNumberingAfterBreak="0">
     <w:nsid w:val="7A044B22"/>
     <w:multiLevelType w:val="hybridMultilevel"/>
     <w:tmpl w:val="5D9A3082"/>
@@ -7071,7 +7677,7 @@
       </w:rPr>
     </w:lvl>
   </w:abstractNum>
-  <w:abstractNum w:abstractNumId="36" w15:restartNumberingAfterBreak="0">
+  <w:abstractNum w:abstractNumId="37" w15:restartNumberingAfterBreak="0">
     <w:nsid w:val="7AB36760"/>
     <w:multiLevelType w:val="hybridMultilevel"/>
     <w:tmpl w:val="2A60134C"/>
@@ -7157,7 +7763,7 @@
       </w:pPr>
     </w:lvl>
   </w:abstractNum>
-  <w:abstractNum w:abstractNumId="37" w15:restartNumberingAfterBreak="0">
+  <w:abstractNum w:abstractNumId="38" w15:restartNumberingAfterBreak="0">
     <w:nsid w:val="7B9B44FE"/>
     <w:multiLevelType w:val="multilevel"/>
     <w:tmpl w:val="06565EEA"/>
@@ -7306,7 +7912,7 @@
       </w:rPr>
     </w:lvl>
   </w:abstractNum>
-  <w:abstractNum w:abstractNumId="38" w15:restartNumberingAfterBreak="0">
+  <w:abstractNum w:abstractNumId="39" w15:restartNumberingAfterBreak="0">
     <w:nsid w:val="7DBB548A"/>
     <w:multiLevelType w:val="multilevel"/>
     <w:tmpl w:val="D5CA36FE"/>
@@ -7455,7 +8061,7 @@
       </w:rPr>
     </w:lvl>
   </w:abstractNum>
-  <w:abstractNum w:abstractNumId="39" w15:restartNumberingAfterBreak="0">
+  <w:abstractNum w:abstractNumId="40" w15:restartNumberingAfterBreak="0">
     <w:nsid w:val="7F291C01"/>
     <w:multiLevelType w:val="hybridMultilevel"/>
     <w:tmpl w:val="19B0EB20"/>
@@ -7568,132 +8174,135 @@
       </w:rPr>
     </w:lvl>
   </w:abstractNum>
-  <w:num w:numId="1">
+  <w:num w:numId="1" w16cid:durableId="1471825175">
     <w:abstractNumId w:val="3"/>
   </w:num>
-  <w:num w:numId="2">
+  <w:num w:numId="2" w16cid:durableId="915551263">
     <w:abstractNumId w:val="8"/>
   </w:num>
-  <w:num w:numId="3">
+  <w:num w:numId="3" w16cid:durableId="1776830543">
     <w:abstractNumId w:val="12"/>
   </w:num>
-  <w:num w:numId="4">
+  <w:num w:numId="4" w16cid:durableId="1591425659">
+    <w:abstractNumId w:val="29"/>
+  </w:num>
+  <w:num w:numId="5" w16cid:durableId="568004858">
+    <w:abstractNumId w:val="31"/>
+  </w:num>
+  <w:num w:numId="6" w16cid:durableId="752748533">
+    <w:abstractNumId w:val="4"/>
+  </w:num>
+  <w:num w:numId="7" w16cid:durableId="1981810285">
+    <w:abstractNumId w:val="11"/>
+  </w:num>
+  <w:num w:numId="8" w16cid:durableId="126514021">
+    <w:abstractNumId w:val="19"/>
+  </w:num>
+  <w:num w:numId="9" w16cid:durableId="1515459862">
+    <w:abstractNumId w:val="15"/>
+  </w:num>
+  <w:num w:numId="10" w16cid:durableId="1218392468">
+    <w:abstractNumId w:val="9"/>
+  </w:num>
+  <w:num w:numId="11" w16cid:durableId="1967002492">
+    <w:abstractNumId w:val="24"/>
+  </w:num>
+  <w:num w:numId="12" w16cid:durableId="1902446801">
+    <w:abstractNumId w:val="36"/>
+  </w:num>
+  <w:num w:numId="13" w16cid:durableId="1990403004">
+    <w:abstractNumId w:val="30"/>
+  </w:num>
+  <w:num w:numId="14" w16cid:durableId="1530725430">
+    <w:abstractNumId w:val="1"/>
+  </w:num>
+  <w:num w:numId="15" w16cid:durableId="1497260174">
+    <w:abstractNumId w:val="37"/>
+  </w:num>
+  <w:num w:numId="16" w16cid:durableId="869564410">
+    <w:abstractNumId w:val="21"/>
+  </w:num>
+  <w:num w:numId="17" w16cid:durableId="386801947">
+    <w:abstractNumId w:val="17"/>
+  </w:num>
+  <w:num w:numId="18" w16cid:durableId="1652757019">
+    <w:abstractNumId w:val="32"/>
+  </w:num>
+  <w:num w:numId="19" w16cid:durableId="534124484">
+    <w:abstractNumId w:val="10"/>
+  </w:num>
+  <w:num w:numId="20" w16cid:durableId="604771653">
+    <w:abstractNumId w:val="40"/>
+  </w:num>
+  <w:num w:numId="21" w16cid:durableId="1518303353">
+    <w:abstractNumId w:val="35"/>
+  </w:num>
+  <w:num w:numId="22" w16cid:durableId="838426577">
+    <w:abstractNumId w:val="13"/>
+  </w:num>
+  <w:num w:numId="23" w16cid:durableId="1447045755">
+    <w:abstractNumId w:val="14"/>
+  </w:num>
+  <w:num w:numId="24" w16cid:durableId="1022826676">
+    <w:abstractNumId w:val="5"/>
+  </w:num>
+  <w:num w:numId="25" w16cid:durableId="1956592486">
+    <w:abstractNumId w:val="16"/>
+  </w:num>
+  <w:num w:numId="26" w16cid:durableId="487789271">
+    <w:abstractNumId w:val="20"/>
+  </w:num>
+  <w:num w:numId="27" w16cid:durableId="348023242">
+    <w:abstractNumId w:val="23"/>
+  </w:num>
+  <w:num w:numId="28" w16cid:durableId="1728256977">
+    <w:abstractNumId w:val="0"/>
+  </w:num>
+  <w:num w:numId="29" w16cid:durableId="23405448">
+    <w:abstractNumId w:val="18"/>
+  </w:num>
+  <w:num w:numId="30" w16cid:durableId="1433671384">
+    <w:abstractNumId w:val="22"/>
+  </w:num>
+  <w:num w:numId="31" w16cid:durableId="365252941">
+    <w:abstractNumId w:val="2"/>
+  </w:num>
+  <w:num w:numId="32" w16cid:durableId="433137157">
+    <w:abstractNumId w:val="7"/>
+  </w:num>
+  <w:num w:numId="33" w16cid:durableId="952244997">
+    <w:abstractNumId w:val="33"/>
+  </w:num>
+  <w:num w:numId="34" w16cid:durableId="1353922303">
+    <w:abstractNumId w:val="39"/>
+  </w:num>
+  <w:num w:numId="35" w16cid:durableId="799539831">
+    <w:abstractNumId w:val="6"/>
+  </w:num>
+  <w:num w:numId="36" w16cid:durableId="1737513946">
+    <w:abstractNumId w:val="25"/>
+  </w:num>
+  <w:num w:numId="37" w16cid:durableId="1942762884">
+    <w:abstractNumId w:val="38"/>
+  </w:num>
+  <w:num w:numId="38" w16cid:durableId="236672116">
     <w:abstractNumId w:val="28"/>
   </w:num>
-  <w:num w:numId="5">
-    <w:abstractNumId w:val="30"/>
+  <w:num w:numId="39" w16cid:durableId="895312513">
+    <w:abstractNumId w:val="26"/>
   </w:num>
-  <w:num w:numId="6">
-    <w:abstractNumId w:val="4"/>
-  </w:num>
-  <w:num w:numId="7">
-    <w:abstractNumId w:val="11"/>
-  </w:num>
-  <w:num w:numId="8">
-    <w:abstractNumId w:val="19"/>
-  </w:num>
-  <w:num w:numId="9">
-    <w:abstractNumId w:val="15"/>
-  </w:num>
-  <w:num w:numId="10">
-    <w:abstractNumId w:val="9"/>
-  </w:num>
-  <w:num w:numId="11">
-    <w:abstractNumId w:val="24"/>
-  </w:num>
-  <w:num w:numId="12">
-    <w:abstractNumId w:val="35"/>
-  </w:num>
-  <w:num w:numId="13">
-    <w:abstractNumId w:val="29"/>
-  </w:num>
-  <w:num w:numId="14">
-    <w:abstractNumId w:val="1"/>
-  </w:num>
-  <w:num w:numId="15">
-    <w:abstractNumId w:val="36"/>
-  </w:num>
-  <w:num w:numId="16">
-    <w:abstractNumId w:val="21"/>
-  </w:num>
-  <w:num w:numId="17">
-    <w:abstractNumId w:val="17"/>
-  </w:num>
-  <w:num w:numId="18">
-    <w:abstractNumId w:val="31"/>
-  </w:num>
-  <w:num w:numId="19">
-    <w:abstractNumId w:val="10"/>
-  </w:num>
-  <w:num w:numId="20">
-    <w:abstractNumId w:val="39"/>
-  </w:num>
-  <w:num w:numId="21">
+  <w:num w:numId="40" w16cid:durableId="1038971331">
     <w:abstractNumId w:val="34"/>
   </w:num>
-  <w:num w:numId="22">
-    <w:abstractNumId w:val="13"/>
-  </w:num>
-  <w:num w:numId="23">
-    <w:abstractNumId w:val="14"/>
-  </w:num>
-  <w:num w:numId="24">
-    <w:abstractNumId w:val="5"/>
-  </w:num>
-  <w:num w:numId="25">
-    <w:abstractNumId w:val="16"/>
-  </w:num>
-  <w:num w:numId="26">
-    <w:abstractNumId w:val="20"/>
-  </w:num>
-  <w:num w:numId="27">
-    <w:abstractNumId w:val="23"/>
-  </w:num>
-  <w:num w:numId="28">
-    <w:abstractNumId w:val="0"/>
-  </w:num>
-  <w:num w:numId="29">
-    <w:abstractNumId w:val="18"/>
-  </w:num>
-  <w:num w:numId="30">
-    <w:abstractNumId w:val="22"/>
-  </w:num>
-  <w:num w:numId="31">
-    <w:abstractNumId w:val="2"/>
-  </w:num>
-  <w:num w:numId="32">
-    <w:abstractNumId w:val="7"/>
-  </w:num>
-  <w:num w:numId="33">
-    <w:abstractNumId w:val="32"/>
-  </w:num>
-  <w:num w:numId="34">
-    <w:abstractNumId w:val="38"/>
-  </w:num>
-  <w:num w:numId="35">
-    <w:abstractNumId w:val="6"/>
-  </w:num>
-  <w:num w:numId="36">
-    <w:abstractNumId w:val="25"/>
-  </w:num>
-  <w:num w:numId="37">
-    <w:abstractNumId w:val="37"/>
-  </w:num>
-  <w:num w:numId="38">
+  <w:num w:numId="41" w16cid:durableId="441843814">
     <w:abstractNumId w:val="27"/>
-  </w:num>
-  <w:num w:numId="39">
-    <w:abstractNumId w:val="26"/>
-  </w:num>
-  <w:num w:numId="40">
-    <w:abstractNumId w:val="33"/>
   </w:num>
   <w:numIdMacAtCleanup w:val="18"/>
 </w:numbering>
 </file>
 
 <file path=word/styles.xml><?xml version="1.0" encoding="utf-8"?>
-<w:styles xmlns:mc="http://schemas.openxmlformats.org/markup-compatibility/2006" xmlns:r="http://schemas.openxmlformats.org/officeDocument/2006/relationships" xmlns:w="http://schemas.openxmlformats.org/wordprocessingml/2006/main" xmlns:w14="http://schemas.microsoft.com/office/word/2010/wordml" xmlns:w15="http://schemas.microsoft.com/office/word/2012/wordml" xmlns:w16se="http://schemas.microsoft.com/office/word/2015/wordml/symex" mc:Ignorable="w14 w15 w16se">
+<w:styles xmlns:mc="http://schemas.openxmlformats.org/markup-compatibility/2006" xmlns:r="http://schemas.openxmlformats.org/officeDocument/2006/relationships" xmlns:w="http://schemas.openxmlformats.org/wordprocessingml/2006/main" xmlns:w14="http://schemas.microsoft.com/office/word/2010/wordml" xmlns:w15="http://schemas.microsoft.com/office/word/2012/wordml" xmlns:w16cex="http://schemas.microsoft.com/office/word/2018/wordml/cex" xmlns:w16cid="http://schemas.microsoft.com/office/word/2016/wordml/cid" xmlns:w16="http://schemas.microsoft.com/office/word/2018/wordml" xmlns:w16du="http://schemas.microsoft.com/office/word/2023/wordml/word16du" xmlns:w16sdtdh="http://schemas.microsoft.com/office/word/2020/wordml/sdtdatahash" xmlns:w16sdtfl="http://schemas.microsoft.com/office/word/2024/wordml/sdtformatlock" xmlns:w16se="http://schemas.microsoft.com/office/word/2015/wordml/symex" mc:Ignorable="w14 w15 w16se w16cid w16 w16cex w16sdtdh w16sdtfl w16du">
   <w:docDefaults>
     <w:rPrDefault>
       <w:rPr>
@@ -7709,7 +8318,7 @@
       </w:pPr>
     </w:pPrDefault>
   </w:docDefaults>
-  <w:latentStyles w:defLockedState="0" w:defUIPriority="99" w:defSemiHidden="0" w:defUnhideWhenUsed="0" w:defQFormat="0" w:count="371">
+  <w:latentStyles w:defLockedState="0" w:defUIPriority="99" w:defSemiHidden="0" w:defUnhideWhenUsed="0" w:defQFormat="0" w:count="376">
     <w:lsdException w:name="Normal" w:uiPriority="0" w:qFormat="1"/>
     <w:lsdException w:name="heading 1" w:uiPriority="9" w:qFormat="1"/>
     <w:lsdException w:name="heading 2" w:semiHidden="1" w:uiPriority="9" w:unhideWhenUsed="1" w:qFormat="1"/>
@@ -8081,16 +8690,21 @@
     <w:lsdException w:name="List Table 5 Dark Accent 6" w:uiPriority="50"/>
     <w:lsdException w:name="List Table 6 Colorful Accent 6" w:uiPriority="51"/>
     <w:lsdException w:name="List Table 7 Colorful Accent 6" w:uiPriority="52"/>
+    <w:lsdException w:name="Mention" w:semiHidden="1" w:unhideWhenUsed="1"/>
+    <w:lsdException w:name="Smart Hyperlink" w:semiHidden="1" w:unhideWhenUsed="1"/>
+    <w:lsdException w:name="Hashtag" w:semiHidden="1" w:unhideWhenUsed="1"/>
+    <w:lsdException w:name="Unresolved Mention" w:semiHidden="1" w:unhideWhenUsed="1"/>
+    <w:lsdException w:name="Smart Link" w:semiHidden="1" w:unhideWhenUsed="1"/>
   </w:latentStyles>
   <w:style w:type="paragraph" w:default="1" w:styleId="Normal">
     <w:name w:val="Normal"/>
     <w:qFormat/>
   </w:style>
-  <w:style w:type="paragraph" w:styleId="Ttulo1">
+  <w:style w:type="paragraph" w:styleId="Heading1">
     <w:name w:val="heading 1"/>
     <w:basedOn w:val="Normal"/>
     <w:next w:val="Normal"/>
-    <w:link w:val="Ttulo1Car"/>
+    <w:link w:val="Heading1Char"/>
     <w:uiPriority w:val="9"/>
     <w:qFormat/>
     <w:rsid w:val="00FE4ABA"/>
@@ -8107,11 +8721,11 @@
       <w:szCs w:val="32"/>
     </w:rPr>
   </w:style>
-  <w:style w:type="paragraph" w:styleId="Ttulo2">
+  <w:style w:type="paragraph" w:styleId="Heading2">
     <w:name w:val="heading 2"/>
     <w:basedOn w:val="Normal"/>
     <w:next w:val="Normal"/>
-    <w:link w:val="Ttulo2Car"/>
+    <w:link w:val="Heading2Char"/>
     <w:uiPriority w:val="9"/>
     <w:unhideWhenUsed/>
     <w:qFormat/>
@@ -8129,11 +8743,11 @@
       <w:szCs w:val="26"/>
     </w:rPr>
   </w:style>
-  <w:style w:type="paragraph" w:styleId="Ttulo3">
+  <w:style w:type="paragraph" w:styleId="Heading3">
     <w:name w:val="heading 3"/>
     <w:basedOn w:val="Normal"/>
     <w:next w:val="Normal"/>
-    <w:link w:val="Ttulo3Car"/>
+    <w:link w:val="Heading3Char"/>
     <w:uiPriority w:val="9"/>
     <w:unhideWhenUsed/>
     <w:qFormat/>
@@ -8151,13 +8765,12 @@
       <w:szCs w:val="24"/>
     </w:rPr>
   </w:style>
-  <w:style w:type="character" w:default="1" w:styleId="Fuentedeprrafopredeter">
+  <w:style w:type="character" w:default="1" w:styleId="DefaultParagraphFont">
     <w:name w:val="Default Paragraph Font"/>
     <w:uiPriority w:val="1"/>
-    <w:semiHidden/>
     <w:unhideWhenUsed/>
   </w:style>
-  <w:style w:type="table" w:default="1" w:styleId="Tablanormal">
+  <w:style w:type="table" w:default="1" w:styleId="TableNormal">
     <w:name w:val="Normal Table"/>
     <w:uiPriority w:val="99"/>
     <w:semiHidden/>
@@ -8172,15 +8785,15 @@
       </w:tblCellMar>
     </w:tblPr>
   </w:style>
-  <w:style w:type="numbering" w:default="1" w:styleId="Sinlista">
+  <w:style w:type="numbering" w:default="1" w:styleId="NoList">
     <w:name w:val="No List"/>
     <w:uiPriority w:val="99"/>
     <w:semiHidden/>
     <w:unhideWhenUsed/>
   </w:style>
-  <w:style w:type="paragraph" w:styleId="Sinespaciado">
+  <w:style w:type="paragraph" w:styleId="NoSpacing">
     <w:name w:val="No Spacing"/>
-    <w:link w:val="SinespaciadoCar"/>
+    <w:link w:val="NoSpacingChar"/>
     <w:uiPriority w:val="1"/>
     <w:qFormat/>
     <w:rsid w:val="00E73CFF"/>
@@ -8192,10 +8805,10 @@
       <w:lang w:eastAsia="es-CL"/>
     </w:rPr>
   </w:style>
-  <w:style w:type="character" w:customStyle="1" w:styleId="SinespaciadoCar">
-    <w:name w:val="Sin espaciado Car"/>
-    <w:basedOn w:val="Fuentedeprrafopredeter"/>
-    <w:link w:val="Sinespaciado"/>
+  <w:style w:type="character" w:customStyle="1" w:styleId="NoSpacingChar">
+    <w:name w:val="No Spacing Char"/>
+    <w:basedOn w:val="DefaultParagraphFont"/>
+    <w:link w:val="NoSpacing"/>
     <w:uiPriority w:val="1"/>
     <w:rsid w:val="00E73CFF"/>
     <w:rPr>
@@ -8203,11 +8816,11 @@
       <w:lang w:eastAsia="es-CL"/>
     </w:rPr>
   </w:style>
-  <w:style w:type="paragraph" w:styleId="Ttulo">
+  <w:style w:type="paragraph" w:styleId="Title">
     <w:name w:val="Title"/>
     <w:basedOn w:val="Normal"/>
     <w:next w:val="Normal"/>
-    <w:link w:val="TtuloCar"/>
+    <w:link w:val="TitleChar"/>
     <w:uiPriority w:val="10"/>
     <w:qFormat/>
     <w:rsid w:val="00E73CFF"/>
@@ -8223,10 +8836,10 @@
       <w:szCs w:val="56"/>
     </w:rPr>
   </w:style>
-  <w:style w:type="character" w:customStyle="1" w:styleId="TtuloCar">
-    <w:name w:val="Título Car"/>
-    <w:basedOn w:val="Fuentedeprrafopredeter"/>
-    <w:link w:val="Ttulo"/>
+  <w:style w:type="character" w:customStyle="1" w:styleId="TitleChar">
+    <w:name w:val="Title Char"/>
+    <w:basedOn w:val="DefaultParagraphFont"/>
+    <w:link w:val="Title"/>
     <w:uiPriority w:val="10"/>
     <w:rsid w:val="00E73CFF"/>
     <w:rPr>
@@ -8237,9 +8850,9 @@
       <w:szCs w:val="56"/>
     </w:rPr>
   </w:style>
-  <w:style w:type="table" w:styleId="Tablaconcuadrcula">
+  <w:style w:type="table" w:styleId="TableGrid">
     <w:name w:val="Table Grid"/>
-    <w:basedOn w:val="Tablanormal"/>
+    <w:basedOn w:val="TableNormal"/>
     <w:uiPriority w:val="39"/>
     <w:rsid w:val="00E73CFF"/>
     <w:pPr>
@@ -8256,10 +8869,10 @@
       </w:tblBorders>
     </w:tblPr>
   </w:style>
-  <w:style w:type="paragraph" w:styleId="Encabezado">
+  <w:style w:type="paragraph" w:styleId="Header">
     <w:name w:val="header"/>
     <w:basedOn w:val="Normal"/>
-    <w:link w:val="EncabezadoCar"/>
+    <w:link w:val="HeaderChar"/>
     <w:unhideWhenUsed/>
     <w:rsid w:val="00DF38AE"/>
     <w:pPr>
@@ -8270,16 +8883,16 @@
       <w:spacing w:after="0" w:line="240" w:lineRule="auto"/>
     </w:pPr>
   </w:style>
-  <w:style w:type="character" w:customStyle="1" w:styleId="EncabezadoCar">
-    <w:name w:val="Encabezado Car"/>
-    <w:basedOn w:val="Fuentedeprrafopredeter"/>
-    <w:link w:val="Encabezado"/>
+  <w:style w:type="character" w:customStyle="1" w:styleId="HeaderChar">
+    <w:name w:val="Header Char"/>
+    <w:basedOn w:val="DefaultParagraphFont"/>
+    <w:link w:val="Header"/>
     <w:rsid w:val="00DF38AE"/>
   </w:style>
-  <w:style w:type="paragraph" w:styleId="Piedepgina">
+  <w:style w:type="paragraph" w:styleId="Footer">
     <w:name w:val="footer"/>
     <w:basedOn w:val="Normal"/>
-    <w:link w:val="PiedepginaCar"/>
+    <w:link w:val="FooterChar"/>
     <w:uiPriority w:val="99"/>
     <w:unhideWhenUsed/>
     <w:rsid w:val="00DF38AE"/>
@@ -8291,16 +8904,16 @@
       <w:spacing w:after="0" w:line="240" w:lineRule="auto"/>
     </w:pPr>
   </w:style>
-  <w:style w:type="character" w:customStyle="1" w:styleId="PiedepginaCar">
-    <w:name w:val="Pie de página Car"/>
-    <w:basedOn w:val="Fuentedeprrafopredeter"/>
-    <w:link w:val="Piedepgina"/>
+  <w:style w:type="character" w:customStyle="1" w:styleId="FooterChar">
+    <w:name w:val="Footer Char"/>
+    <w:basedOn w:val="DefaultParagraphFont"/>
+    <w:link w:val="Footer"/>
     <w:uiPriority w:val="99"/>
     <w:rsid w:val="00DF38AE"/>
   </w:style>
   <w:style w:type="table" w:customStyle="1" w:styleId="Tablanormal11">
     <w:name w:val="Tabla normal 11"/>
-    <w:basedOn w:val="Tablanormal"/>
+    <w:basedOn w:val="TableNormal"/>
     <w:uiPriority w:val="41"/>
     <w:rsid w:val="00F347FC"/>
     <w:pPr>
@@ -8361,10 +8974,10 @@
       </w:tcPr>
     </w:tblStylePr>
   </w:style>
-  <w:style w:type="paragraph" w:styleId="Prrafodelista">
+  <w:style w:type="paragraph" w:styleId="ListParagraph">
     <w:name w:val="List Paragraph"/>
     <w:basedOn w:val="Normal"/>
-    <w:link w:val="PrrafodelistaCar"/>
+    <w:link w:val="ListParagraphChar"/>
     <w:uiPriority w:val="34"/>
     <w:qFormat/>
     <w:rsid w:val="00A4202C"/>
@@ -8373,10 +8986,10 @@
       <w:contextualSpacing/>
     </w:pPr>
   </w:style>
-  <w:style w:type="paragraph" w:styleId="Textodeglobo">
+  <w:style w:type="paragraph" w:styleId="BalloonText">
     <w:name w:val="Balloon Text"/>
     <w:basedOn w:val="Normal"/>
-    <w:link w:val="TextodegloboCar"/>
+    <w:link w:val="BalloonTextChar"/>
     <w:uiPriority w:val="99"/>
     <w:semiHidden/>
     <w:unhideWhenUsed/>
@@ -8390,10 +9003,10 @@
       <w:szCs w:val="18"/>
     </w:rPr>
   </w:style>
-  <w:style w:type="character" w:customStyle="1" w:styleId="TextodegloboCar">
-    <w:name w:val="Texto de globo Car"/>
-    <w:basedOn w:val="Fuentedeprrafopredeter"/>
-    <w:link w:val="Textodeglobo"/>
+  <w:style w:type="character" w:customStyle="1" w:styleId="BalloonTextChar">
+    <w:name w:val="Balloon Text Char"/>
+    <w:basedOn w:val="DefaultParagraphFont"/>
+    <w:link w:val="BalloonText"/>
     <w:uiPriority w:val="99"/>
     <w:semiHidden/>
     <w:rsid w:val="00EF2286"/>
@@ -8403,10 +9016,10 @@
       <w:szCs w:val="18"/>
     </w:rPr>
   </w:style>
-  <w:style w:type="character" w:customStyle="1" w:styleId="Ttulo1Car">
-    <w:name w:val="Título 1 Car"/>
-    <w:basedOn w:val="Fuentedeprrafopredeter"/>
-    <w:link w:val="Ttulo1"/>
+  <w:style w:type="character" w:customStyle="1" w:styleId="Heading1Char">
+    <w:name w:val="Heading 1 Char"/>
+    <w:basedOn w:val="DefaultParagraphFont"/>
+    <w:link w:val="Heading1"/>
     <w:uiPriority w:val="9"/>
     <w:rsid w:val="00FE4ABA"/>
     <w:rPr>
@@ -8416,10 +9029,10 @@
       <w:szCs w:val="32"/>
     </w:rPr>
   </w:style>
-  <w:style w:type="character" w:customStyle="1" w:styleId="Ttulo2Car">
-    <w:name w:val="Título 2 Car"/>
-    <w:basedOn w:val="Fuentedeprrafopredeter"/>
-    <w:link w:val="Ttulo2"/>
+  <w:style w:type="character" w:customStyle="1" w:styleId="Heading2Char">
+    <w:name w:val="Heading 2 Char"/>
+    <w:basedOn w:val="DefaultParagraphFont"/>
+    <w:link w:val="Heading2"/>
     <w:uiPriority w:val="9"/>
     <w:rsid w:val="00FE4ABA"/>
     <w:rPr>
@@ -8429,10 +9042,10 @@
       <w:szCs w:val="26"/>
     </w:rPr>
   </w:style>
-  <w:style w:type="character" w:customStyle="1" w:styleId="Ttulo3Car">
-    <w:name w:val="Título 3 Car"/>
-    <w:basedOn w:val="Fuentedeprrafopredeter"/>
-    <w:link w:val="Ttulo3"/>
+  <w:style w:type="character" w:customStyle="1" w:styleId="Heading3Char">
+    <w:name w:val="Heading 3 Char"/>
+    <w:basedOn w:val="DefaultParagraphFont"/>
+    <w:link w:val="Heading3"/>
     <w:uiPriority w:val="9"/>
     <w:rsid w:val="00FE4ABA"/>
     <w:rPr>
@@ -8458,9 +9071,9 @@
       <w:lang w:eastAsia="es-CL"/>
     </w:rPr>
   </w:style>
-  <w:style w:type="character" w:styleId="Refdecomentario">
+  <w:style w:type="character" w:styleId="CommentReference">
     <w:name w:val="annotation reference"/>
-    <w:basedOn w:val="Fuentedeprrafopredeter"/>
+    <w:basedOn w:val="DefaultParagraphFont"/>
     <w:uiPriority w:val="99"/>
     <w:semiHidden/>
     <w:unhideWhenUsed/>
@@ -8470,10 +9083,10 @@
       <w:szCs w:val="16"/>
     </w:rPr>
   </w:style>
-  <w:style w:type="paragraph" w:styleId="Textocomentario">
+  <w:style w:type="paragraph" w:styleId="CommentText">
     <w:name w:val="annotation text"/>
     <w:basedOn w:val="Normal"/>
-    <w:link w:val="TextocomentarioCar"/>
+    <w:link w:val="CommentTextChar"/>
     <w:uiPriority w:val="99"/>
     <w:unhideWhenUsed/>
     <w:rsid w:val="00284FFB"/>
@@ -8485,10 +9098,10 @@
       <w:szCs w:val="20"/>
     </w:rPr>
   </w:style>
-  <w:style w:type="character" w:customStyle="1" w:styleId="TextocomentarioCar">
-    <w:name w:val="Texto comentario Car"/>
-    <w:basedOn w:val="Fuentedeprrafopredeter"/>
-    <w:link w:val="Textocomentario"/>
+  <w:style w:type="character" w:customStyle="1" w:styleId="CommentTextChar">
+    <w:name w:val="Comment Text Char"/>
+    <w:basedOn w:val="DefaultParagraphFont"/>
+    <w:link w:val="CommentText"/>
     <w:uiPriority w:val="99"/>
     <w:rsid w:val="00284FFB"/>
     <w:rPr>
@@ -8496,11 +9109,11 @@
       <w:szCs w:val="20"/>
     </w:rPr>
   </w:style>
-  <w:style w:type="paragraph" w:styleId="Asuntodelcomentario">
+  <w:style w:type="paragraph" w:styleId="CommentSubject">
     <w:name w:val="annotation subject"/>
-    <w:basedOn w:val="Textocomentario"/>
-    <w:next w:val="Textocomentario"/>
-    <w:link w:val="AsuntodelcomentarioCar"/>
+    <w:basedOn w:val="CommentText"/>
+    <w:next w:val="CommentText"/>
+    <w:link w:val="CommentSubjectChar"/>
     <w:uiPriority w:val="99"/>
     <w:semiHidden/>
     <w:unhideWhenUsed/>
@@ -8510,10 +9123,10 @@
       <w:bCs/>
     </w:rPr>
   </w:style>
-  <w:style w:type="character" w:customStyle="1" w:styleId="AsuntodelcomentarioCar">
-    <w:name w:val="Asunto del comentario Car"/>
-    <w:basedOn w:val="TextocomentarioCar"/>
-    <w:link w:val="Asuntodelcomentario"/>
+  <w:style w:type="character" w:customStyle="1" w:styleId="CommentSubjectChar">
+    <w:name w:val="Comment Subject Char"/>
+    <w:basedOn w:val="CommentTextChar"/>
+    <w:link w:val="CommentSubject"/>
     <w:uiPriority w:val="99"/>
     <w:semiHidden/>
     <w:rsid w:val="00284FFB"/>
@@ -8526,7 +9139,7 @@
   </w:style>
   <w:style w:type="table" w:customStyle="1" w:styleId="Tablaconcuadrcula1clara-nfasis11">
     <w:name w:val="Tabla con cuadrícula 1 clara - Énfasis 11"/>
-    <w:basedOn w:val="Tablanormal"/>
+    <w:basedOn w:val="TableNormal"/>
     <w:uiPriority w:val="46"/>
     <w:rsid w:val="00D267C8"/>
     <w:pPr>
@@ -8581,9 +9194,9 @@
       </w:rPr>
     </w:tblStylePr>
   </w:style>
-  <w:style w:type="character" w:styleId="Hipervnculo">
+  <w:style w:type="character" w:styleId="Hyperlink">
     <w:name w:val="Hyperlink"/>
-    <w:basedOn w:val="Fuentedeprrafopredeter"/>
+    <w:basedOn w:val="DefaultParagraphFont"/>
     <w:uiPriority w:val="99"/>
     <w:unhideWhenUsed/>
     <w:rsid w:val="004E40C0"/>
@@ -8594,7 +9207,7 @@
   </w:style>
   <w:style w:type="character" w:customStyle="1" w:styleId="Mencinsinresolver1">
     <w:name w:val="Mención sin resolver1"/>
-    <w:basedOn w:val="Fuentedeprrafopredeter"/>
+    <w:basedOn w:val="DefaultParagraphFont"/>
     <w:uiPriority w:val="99"/>
     <w:semiHidden/>
     <w:unhideWhenUsed/>
@@ -8604,11 +9217,11 @@
       <w:shd w:val="clear" w:color="auto" w:fill="E1DFDD"/>
     </w:rPr>
   </w:style>
-  <w:style w:type="paragraph" w:styleId="Subttulo">
+  <w:style w:type="paragraph" w:styleId="Subtitle">
     <w:name w:val="Subtitle"/>
     <w:basedOn w:val="Normal"/>
     <w:next w:val="Normal"/>
-    <w:link w:val="SubttuloCar"/>
+    <w:link w:val="SubtitleChar"/>
     <w:uiPriority w:val="19"/>
     <w:unhideWhenUsed/>
     <w:qFormat/>
@@ -8630,10 +9243,10 @@
       <w:lang w:val="en-US" w:eastAsia="ja-JP"/>
     </w:rPr>
   </w:style>
-  <w:style w:type="character" w:customStyle="1" w:styleId="SubttuloCar">
-    <w:name w:val="Subtítulo Car"/>
-    <w:basedOn w:val="Fuentedeprrafopredeter"/>
-    <w:link w:val="Subttulo"/>
+  <w:style w:type="character" w:customStyle="1" w:styleId="SubtitleChar">
+    <w:name w:val="Subtitle Char"/>
+    <w:basedOn w:val="DefaultParagraphFont"/>
+    <w:link w:val="Subtitle"/>
     <w:uiPriority w:val="19"/>
     <w:rsid w:val="00446FDE"/>
     <w:rPr>
@@ -8648,7 +9261,7 @@
   </w:style>
   <w:style w:type="table" w:customStyle="1" w:styleId="Tablafinanciera">
     <w:name w:val="Tabla financiera"/>
-    <w:basedOn w:val="Tablanormal"/>
+    <w:basedOn w:val="TableNormal"/>
     <w:uiPriority w:val="99"/>
     <w:rsid w:val="008C1EBE"/>
     <w:pPr>
@@ -8702,9 +9315,9 @@
       </w:rPr>
     </w:tblStylePr>
   </w:style>
-  <w:style w:type="table" w:styleId="Tablanormal5">
+  <w:style w:type="table" w:styleId="PlainTable5">
     <w:name w:val="Plain Table 5"/>
-    <w:basedOn w:val="Tablanormal"/>
+    <w:basedOn w:val="TableNormal"/>
     <w:uiPriority w:val="45"/>
     <w:rsid w:val="00231F2A"/>
     <w:pPr>
@@ -8822,9 +9435,9 @@
       </w:tcPr>
     </w:tblStylePr>
   </w:style>
-  <w:style w:type="table" w:styleId="Tabladelista2-nfasis5">
+  <w:style w:type="table" w:styleId="ListTable2-Accent5">
     <w:name w:val="List Table 2 Accent 5"/>
-    <w:basedOn w:val="Tablanormal"/>
+    <w:basedOn w:val="TableNormal"/>
     <w:uiPriority w:val="47"/>
     <w:rsid w:val="00231F2A"/>
     <w:pPr>
@@ -8887,9 +9500,9 @@
       <w:lang w:eastAsia="es-CL"/>
     </w:rPr>
   </w:style>
-  <w:style w:type="paragraph" w:styleId="TtuloTDC">
+  <w:style w:type="paragraph" w:styleId="TOCHeading">
     <w:name w:val="TOC Heading"/>
-    <w:basedOn w:val="Ttulo1"/>
+    <w:basedOn w:val="Heading1"/>
     <w:next w:val="Normal"/>
     <w:uiPriority w:val="39"/>
     <w:unhideWhenUsed/>
@@ -8902,13 +9515,13 @@
       <w:lang w:eastAsia="es-CL"/>
     </w:rPr>
   </w:style>
-  <w:style w:type="character" w:customStyle="1" w:styleId="PrrafodelistaCar">
-    <w:name w:val="Párrafo de lista Car"/>
-    <w:link w:val="Prrafodelista"/>
+  <w:style w:type="character" w:customStyle="1" w:styleId="ListParagraphChar">
+    <w:name w:val="List Paragraph Char"/>
+    <w:link w:val="ListParagraph"/>
     <w:uiPriority w:val="34"/>
     <w:rsid w:val="00A46B8F"/>
   </w:style>
-  <w:style w:type="paragraph" w:styleId="TDC1">
+  <w:style w:type="paragraph" w:styleId="TOC1">
     <w:name w:val="toc 1"/>
     <w:basedOn w:val="Normal"/>
     <w:next w:val="Normal"/>
@@ -8920,7 +9533,7 @@
       <w:spacing w:after="100"/>
     </w:pPr>
   </w:style>
-  <w:style w:type="paragraph" w:styleId="TDC2">
+  <w:style w:type="paragraph" w:styleId="TOC2">
     <w:name w:val="toc 2"/>
     <w:basedOn w:val="Normal"/>
     <w:next w:val="Normal"/>
@@ -8933,7 +9546,7 @@
       <w:ind w:left="220"/>
     </w:pPr>
   </w:style>
-  <w:style w:type="paragraph" w:styleId="TDC3">
+  <w:style w:type="paragraph" w:styleId="TOC3">
     <w:name w:val="toc 3"/>
     <w:basedOn w:val="Normal"/>
     <w:next w:val="Normal"/>
@@ -8946,11 +9559,11 @@
       <w:ind w:left="440"/>
     </w:pPr>
   </w:style>
-  <w:style w:type="paragraph" w:styleId="Citadestacada">
+  <w:style w:type="paragraph" w:styleId="IntenseQuote">
     <w:name w:val="Intense Quote"/>
     <w:basedOn w:val="Normal"/>
     <w:next w:val="Normal"/>
-    <w:link w:val="CitadestacadaCar"/>
+    <w:link w:val="IntenseQuoteChar"/>
     <w:uiPriority w:val="30"/>
     <w:qFormat/>
     <w:rsid w:val="00C04221"/>
@@ -8969,10 +9582,10 @@
       <w:color w:val="5B9BD5" w:themeColor="accent1"/>
     </w:rPr>
   </w:style>
-  <w:style w:type="character" w:customStyle="1" w:styleId="CitadestacadaCar">
-    <w:name w:val="Cita destacada Car"/>
-    <w:basedOn w:val="Fuentedeprrafopredeter"/>
-    <w:link w:val="Citadestacada"/>
+  <w:style w:type="character" w:customStyle="1" w:styleId="IntenseQuoteChar">
+    <w:name w:val="Intense Quote Char"/>
+    <w:basedOn w:val="DefaultParagraphFont"/>
+    <w:link w:val="IntenseQuote"/>
     <w:uiPriority w:val="30"/>
     <w:rsid w:val="00C04221"/>
     <w:rPr>
@@ -8983,7 +9596,7 @@
       <w:color w:val="5B9BD5" w:themeColor="accent1"/>
     </w:rPr>
   </w:style>
-  <w:style w:type="paragraph" w:styleId="Descripcin">
+  <w:style w:type="paragraph" w:styleId="Caption">
     <w:name w:val="caption"/>
     <w:basedOn w:val="Normal"/>
     <w:next w:val="Normal"/>
@@ -9004,10 +9617,10 @@
       <w:lang w:val="en-US" w:eastAsia="ja-JP"/>
     </w:rPr>
   </w:style>
-  <w:style w:type="paragraph" w:styleId="Textonotapie">
+  <w:style w:type="paragraph" w:styleId="FootnoteText">
     <w:name w:val="footnote text"/>
     <w:basedOn w:val="Normal"/>
-    <w:link w:val="TextonotapieCar"/>
+    <w:link w:val="FootnoteTextChar"/>
     <w:uiPriority w:val="99"/>
     <w:semiHidden/>
     <w:unhideWhenUsed/>
@@ -9021,10 +9634,10 @@
       <w:lang w:val="es-ES"/>
     </w:rPr>
   </w:style>
-  <w:style w:type="character" w:customStyle="1" w:styleId="TextonotapieCar">
-    <w:name w:val="Texto nota pie Car"/>
-    <w:basedOn w:val="Fuentedeprrafopredeter"/>
-    <w:link w:val="Textonotapie"/>
+  <w:style w:type="character" w:customStyle="1" w:styleId="FootnoteTextChar">
+    <w:name w:val="Footnote Text Char"/>
+    <w:basedOn w:val="DefaultParagraphFont"/>
+    <w:link w:val="FootnoteText"/>
     <w:uiPriority w:val="99"/>
     <w:semiHidden/>
     <w:rsid w:val="005D5259"/>
@@ -9034,9 +9647,9 @@
       <w:lang w:val="es-ES"/>
     </w:rPr>
   </w:style>
-  <w:style w:type="character" w:styleId="Refdenotaalpie">
+  <w:style w:type="character" w:styleId="FootnoteReference">
     <w:name w:val="footnote reference"/>
-    <w:basedOn w:val="Fuentedeprrafopredeter"/>
+    <w:basedOn w:val="DefaultParagraphFont"/>
     <w:unhideWhenUsed/>
     <w:rsid w:val="005D5259"/>
     <w:rPr>
@@ -9045,7 +9658,7 @@
   </w:style>
   <w:style w:type="character" w:customStyle="1" w:styleId="normaltextrun">
     <w:name w:val="normaltextrun"/>
-    <w:basedOn w:val="Fuentedeprrafopredeter"/>
+    <w:basedOn w:val="DefaultParagraphFont"/>
     <w:rsid w:val="0024234D"/>
   </w:style>
   <w:style w:type="paragraph" w:customStyle="1" w:styleId="Default">
@@ -9064,9 +9677,9 @@
       <w:szCs w:val="24"/>
     </w:rPr>
   </w:style>
-  <w:style w:type="table" w:styleId="Cuadrculadetablaclara">
+  <w:style w:type="table" w:styleId="TableGridLight">
     <w:name w:val="Grid Table Light"/>
-    <w:basedOn w:val="Tablanormal"/>
+    <w:basedOn w:val="TableNormal"/>
     <w:uiPriority w:val="40"/>
     <w:rsid w:val="005C4A58"/>
     <w:pPr>
@@ -9085,8 +9698,8 @@
   </w:style>
   <w:style w:type="table" w:customStyle="1" w:styleId="Cuadrculadetablaclara1">
     <w:name w:val="Cuadrícula de tabla clara1"/>
-    <w:basedOn w:val="Tablanormal"/>
-    <w:next w:val="Cuadrculadetablaclara"/>
+    <w:basedOn w:val="TableNormal"/>
+    <w:next w:val="TableGridLight"/>
     <w:uiPriority w:val="40"/>
     <w:rsid w:val="00943DF1"/>
     <w:pPr>
@@ -9117,7 +9730,7 @@
       <w:lang w:eastAsia="es-CL"/>
     </w:rPr>
   </w:style>
-  <w:style w:type="paragraph" w:styleId="Revisin">
+  <w:style w:type="paragraph" w:styleId="Revision">
     <w:name w:val="Revision"/>
     <w:hidden/>
     <w:uiPriority w:val="99"/>
@@ -9127,9 +9740,9 @@
       <w:spacing w:after="0" w:line="240" w:lineRule="auto"/>
     </w:pPr>
   </w:style>
-  <w:style w:type="character" w:styleId="Textoennegrita">
+  <w:style w:type="character" w:styleId="Strong">
     <w:name w:val="Strong"/>
-    <w:basedOn w:val="Fuentedeprrafopredeter"/>
+    <w:basedOn w:val="DefaultParagraphFont"/>
     <w:uiPriority w:val="22"/>
     <w:qFormat/>
     <w:rsid w:val="002C4FB7"/>
@@ -9139,532 +9752,6 @@
     </w:rPr>
   </w:style>
 </w:styles>
-</file>
-
-<file path=word/glossary/document.xml><?xml version="1.0" encoding="utf-8"?>
-<w:glossaryDocument xmlns:wpc="http://schemas.microsoft.com/office/word/2010/wordprocessingCanvas" xmlns:cx="http://schemas.microsoft.com/office/drawing/2014/chartex" xmlns:mc="http://schemas.openxmlformats.org/markup-compatibility/2006" xmlns:o="urn:schemas-microsoft-com:office:office" xmlns:r="http://schemas.openxmlformats.org/officeDocument/2006/relationships" xmlns:m="http://schemas.openxmlformats.org/officeDocument/2006/math" xmlns:v="urn:schemas-microsoft-com:vml" xmlns:wp14="http://schemas.microsoft.com/office/word/2010/wordprocessingDrawing" xmlns:wp="http://schemas.openxmlformats.org/drawingml/2006/wordprocessingDrawing" xmlns:w10="urn:schemas-microsoft-com:office:word" xmlns:w="http://schemas.openxmlformats.org/wordprocessingml/2006/main" xmlns:w14="http://schemas.microsoft.com/office/word/2010/wordml" xmlns:w15="http://schemas.microsoft.com/office/word/2012/wordml" xmlns:w16se="http://schemas.microsoft.com/office/word/2015/wordml/symex" xmlns:wpg="http://schemas.microsoft.com/office/word/2010/wordprocessingGroup" xmlns:wpi="http://schemas.microsoft.com/office/word/2010/wordprocessingInk" xmlns:wne="http://schemas.microsoft.com/office/word/2006/wordml" xmlns:wps="http://schemas.microsoft.com/office/word/2010/wordprocessingShape" mc:Ignorable="w14 w15 w16se wp14"/>
-</file>
-
-<file path=word/glossary/fontTable.xml><?xml version="1.0" encoding="utf-8"?>
-<w:fonts xmlns:mc="http://schemas.openxmlformats.org/markup-compatibility/2006" xmlns:r="http://schemas.openxmlformats.org/officeDocument/2006/relationships" xmlns:w="http://schemas.openxmlformats.org/wordprocessingml/2006/main" xmlns:w14="http://schemas.microsoft.com/office/word/2010/wordml" xmlns:w15="http://schemas.microsoft.com/office/word/2012/wordml" xmlns:w16se="http://schemas.microsoft.com/office/word/2015/wordml/symex" mc:Ignorable="w14 w15 w16se">
-  <w:font w:name="Calibri">
-    <w:panose1 w:val="020F0502020204030204"/>
-    <w:charset w:val="00"/>
-    <w:family w:val="swiss"/>
-    <w:pitch w:val="variable"/>
-    <w:sig w:usb0="E4002EFF" w:usb1="C000247B" w:usb2="00000009" w:usb3="00000000" w:csb0="000001FF" w:csb1="00000000"/>
-  </w:font>
-  <w:font w:name="Times New Roman">
-    <w:panose1 w:val="02020603050405020304"/>
-    <w:charset w:val="00"/>
-    <w:family w:val="roman"/>
-    <w:pitch w:val="variable"/>
-    <w:sig w:usb0="E0002EFF" w:usb1="C000785B" w:usb2="00000009" w:usb3="00000000" w:csb0="000001FF" w:csb1="00000000"/>
-  </w:font>
-  <w:font w:name="Courier New">
-    <w:panose1 w:val="02070309020205020404"/>
-    <w:charset w:val="00"/>
-    <w:family w:val="modern"/>
-    <w:pitch w:val="fixed"/>
-    <w:sig w:usb0="E0002EFF" w:usb1="C0007843" w:usb2="00000009" w:usb3="00000000" w:csb0="000001FF" w:csb1="00000000"/>
-  </w:font>
-  <w:font w:name="Wingdings">
-    <w:panose1 w:val="05000000000000000000"/>
-    <w:charset w:val="02"/>
-    <w:family w:val="auto"/>
-    <w:pitch w:val="variable"/>
-    <w:sig w:usb0="00000000" w:usb1="10000000" w:usb2="00000000" w:usb3="00000000" w:csb0="80000000" w:csb1="00000000"/>
-  </w:font>
-  <w:font w:name="Symbol">
-    <w:panose1 w:val="05050102010706020507"/>
-    <w:charset w:val="02"/>
-    <w:family w:val="roman"/>
-    <w:pitch w:val="variable"/>
-    <w:sig w:usb0="00000000" w:usb1="10000000" w:usb2="00000000" w:usb3="00000000" w:csb0="80000000" w:csb1="00000000"/>
-  </w:font>
-  <w:font w:name="Calibri Light">
-    <w:panose1 w:val="020F0302020204030204"/>
-    <w:charset w:val="00"/>
-    <w:family w:val="swiss"/>
-    <w:pitch w:val="variable"/>
-    <w:sig w:usb0="E4002EFF" w:usb1="C000247B" w:usb2="00000009" w:usb3="00000000" w:csb0="000001FF" w:csb1="00000000"/>
-  </w:font>
-  <w:font w:name="Segoe UI">
-    <w:panose1 w:val="020B0502040204020203"/>
-    <w:charset w:val="00"/>
-    <w:family w:val="swiss"/>
-    <w:pitch w:val="variable"/>
-    <w:sig w:usb0="E4002EFF" w:usb1="C000E47F" w:usb2="00000009" w:usb3="00000000" w:csb0="000001FF" w:csb1="00000000"/>
-  </w:font>
-  <w:font w:name="Century Gothic">
-    <w:panose1 w:val="020B0502020202020204"/>
-    <w:charset w:val="00"/>
-    <w:family w:val="swiss"/>
-    <w:pitch w:val="variable"/>
-    <w:sig w:usb0="00000287" w:usb1="00000000" w:usb2="00000000" w:usb3="00000000" w:csb0="0000009F" w:csb1="00000000"/>
-  </w:font>
-</w:fonts>
-</file>
-
-<file path=word/glossary/settings.xml><?xml version="1.0" encoding="utf-8"?>
-<w:settings xmlns:mc="http://schemas.openxmlformats.org/markup-compatibility/2006" xmlns:o="urn:schemas-microsoft-com:office:office" xmlns:r="http://schemas.openxmlformats.org/officeDocument/2006/relationships" xmlns:m="http://schemas.openxmlformats.org/officeDocument/2006/math" xmlns:v="urn:schemas-microsoft-com:vml" xmlns:w10="urn:schemas-microsoft-com:office:word" xmlns:w="http://schemas.openxmlformats.org/wordprocessingml/2006/main" xmlns:w14="http://schemas.microsoft.com/office/word/2010/wordml" xmlns:w15="http://schemas.microsoft.com/office/word/2012/wordml" xmlns:w16se="http://schemas.microsoft.com/office/word/2015/wordml/symex" xmlns:sl="http://schemas.openxmlformats.org/schemaLibrary/2006/main" mc:Ignorable="w14 w15 w16se">
-  <w:defaultTabStop w:val="708"/>
-  <w:hyphenationZone w:val="425"/>
-  <w:characterSpacingControl w:val="doNotCompress"/>
-  <w:compat>
-    <w:useFELayout/>
-    <w:compatSetting w:name="compatibilityMode" w:uri="http://schemas.microsoft.com/office/word" w:val="12"/>
-  </w:compat>
-  <w:rsids>
-    <w:rsidRoot w:val="004A7892"/>
-    <w:rsid w:val="004A7892"/>
-  </w:rsids>
-  <m:mathPr>
-    <m:mathFont m:val="Cambria Math"/>
-    <m:brkBin m:val="before"/>
-    <m:brkBinSub m:val="--"/>
-    <m:smallFrac m:val="0"/>
-    <m:dispDef/>
-    <m:lMargin m:val="0"/>
-    <m:rMargin m:val="0"/>
-    <m:defJc m:val="centerGroup"/>
-    <m:wrapIndent m:val="1440"/>
-    <m:intLim m:val="subSup"/>
-    <m:naryLim m:val="undOvr"/>
-  </m:mathPr>
-  <w:themeFontLang w:val="es-CL"/>
-  <w:clrSchemeMapping w:bg1="light1" w:t1="dark1" w:bg2="light2" w:t2="dark2" w:accent1="accent1" w:accent2="accent2" w:accent3="accent3" w:accent4="accent4" w:accent5="accent5" w:accent6="accent6" w:hyperlink="hyperlink" w:followedHyperlink="followedHyperlink"/>
-  <w:decimalSymbol w:val=","/>
-  <w:listSeparator w:val=";"/>
-</w:settings>
-</file>
-
-<file path=word/glossary/styles.xml><?xml version="1.0" encoding="utf-8"?>
-<w:styles xmlns:mc="http://schemas.openxmlformats.org/markup-compatibility/2006" xmlns:r="http://schemas.openxmlformats.org/officeDocument/2006/relationships" xmlns:w="http://schemas.openxmlformats.org/wordprocessingml/2006/main" xmlns:w14="http://schemas.microsoft.com/office/word/2010/wordml" xmlns:w15="http://schemas.microsoft.com/office/word/2012/wordml" xmlns:w16se="http://schemas.microsoft.com/office/word/2015/wordml/symex" mc:Ignorable="w14 w15 w16se">
-  <w:docDefaults>
-    <w:rPrDefault>
-      <w:rPr>
-        <w:rFonts w:asciiTheme="minorHAnsi" w:eastAsiaTheme="minorEastAsia" w:hAnsiTheme="minorHAnsi" w:cstheme="minorBidi"/>
-        <w:sz w:val="22"/>
-        <w:szCs w:val="22"/>
-        <w:lang w:val="es-CL" w:eastAsia="es-CL" w:bidi="ar-SA"/>
-      </w:rPr>
-    </w:rPrDefault>
-    <w:pPrDefault>
-      <w:pPr>
-        <w:spacing w:after="160" w:line="259" w:lineRule="auto"/>
-      </w:pPr>
-    </w:pPrDefault>
-  </w:docDefaults>
-  <w:latentStyles w:defLockedState="0" w:defUIPriority="99" w:defSemiHidden="0" w:defUnhideWhenUsed="0" w:defQFormat="0" w:count="371">
-    <w:lsdException w:name="Normal" w:uiPriority="0" w:qFormat="1"/>
-    <w:lsdException w:name="heading 1" w:uiPriority="9" w:qFormat="1"/>
-    <w:lsdException w:name="heading 2" w:semiHidden="1" w:uiPriority="9" w:unhideWhenUsed="1" w:qFormat="1"/>
-    <w:lsdException w:name="heading 3" w:semiHidden="1" w:uiPriority="9" w:unhideWhenUsed="1" w:qFormat="1"/>
-    <w:lsdException w:name="heading 4" w:semiHidden="1" w:uiPriority="9" w:unhideWhenUsed="1" w:qFormat="1"/>
-    <w:lsdException w:name="heading 5" w:semiHidden="1" w:uiPriority="9" w:unhideWhenUsed="1" w:qFormat="1"/>
-    <w:lsdException w:name="heading 6" w:semiHidden="1" w:uiPriority="9" w:unhideWhenUsed="1" w:qFormat="1"/>
-    <w:lsdException w:name="heading 7" w:semiHidden="1" w:uiPriority="9" w:unhideWhenUsed="1" w:qFormat="1"/>
-    <w:lsdException w:name="heading 8" w:semiHidden="1" w:uiPriority="9" w:unhideWhenUsed="1" w:qFormat="1"/>
-    <w:lsdException w:name="heading 9" w:semiHidden="1" w:uiPriority="9" w:unhideWhenUsed="1" w:qFormat="1"/>
-    <w:lsdException w:name="index 1" w:semiHidden="1" w:unhideWhenUsed="1"/>
-    <w:lsdException w:name="index 2" w:semiHidden="1" w:unhideWhenUsed="1"/>
-    <w:lsdException w:name="index 3" w:semiHidden="1" w:unhideWhenUsed="1"/>
-    <w:lsdException w:name="index 4" w:semiHidden="1" w:unhideWhenUsed="1"/>
-    <w:lsdException w:name="index 5" w:semiHidden="1" w:unhideWhenUsed="1"/>
-    <w:lsdException w:name="index 6" w:semiHidden="1" w:unhideWhenUsed="1"/>
-    <w:lsdException w:name="index 7" w:semiHidden="1" w:unhideWhenUsed="1"/>
-    <w:lsdException w:name="index 8" w:semiHidden="1" w:unhideWhenUsed="1"/>
-    <w:lsdException w:name="index 9" w:semiHidden="1" w:unhideWhenUsed="1"/>
-    <w:lsdException w:name="toc 1" w:semiHidden="1" w:uiPriority="39" w:unhideWhenUsed="1"/>
-    <w:lsdException w:name="toc 2" w:semiHidden="1" w:uiPriority="39" w:unhideWhenUsed="1"/>
-    <w:lsdException w:name="toc 3" w:semiHidden="1" w:uiPriority="39" w:unhideWhenUsed="1"/>
-    <w:lsdException w:name="toc 4" w:semiHidden="1" w:uiPriority="39" w:unhideWhenUsed="1"/>
-    <w:lsdException w:name="toc 5" w:semiHidden="1" w:uiPriority="39" w:unhideWhenUsed="1"/>
-    <w:lsdException w:name="toc 6" w:semiHidden="1" w:uiPriority="39" w:unhideWhenUsed="1"/>
-    <w:lsdException w:name="toc 7" w:semiHidden="1" w:uiPriority="39" w:unhideWhenUsed="1"/>
-    <w:lsdException w:name="toc 8" w:semiHidden="1" w:uiPriority="39" w:unhideWhenUsed="1"/>
-    <w:lsdException w:name="toc 9" w:semiHidden="1" w:uiPriority="39" w:unhideWhenUsed="1"/>
-    <w:lsdException w:name="Normal Indent" w:semiHidden="1" w:unhideWhenUsed="1"/>
-    <w:lsdException w:name="footnote text" w:semiHidden="1" w:unhideWhenUsed="1"/>
-    <w:lsdException w:name="annotation text" w:semiHidden="1" w:unhideWhenUsed="1"/>
-    <w:lsdException w:name="header" w:semiHidden="1" w:unhideWhenUsed="1"/>
-    <w:lsdException w:name="footer" w:semiHidden="1" w:unhideWhenUsed="1"/>
-    <w:lsdException w:name="index heading" w:semiHidden="1" w:unhideWhenUsed="1"/>
-    <w:lsdException w:name="caption" w:semiHidden="1" w:uiPriority="35" w:unhideWhenUsed="1" w:qFormat="1"/>
-    <w:lsdException w:name="table of figures" w:semiHidden="1" w:unhideWhenUsed="1"/>
-    <w:lsdException w:name="envelope address" w:semiHidden="1" w:unhideWhenUsed="1"/>
-    <w:lsdException w:name="envelope return" w:semiHidden="1" w:unhideWhenUsed="1"/>
-    <w:lsdException w:name="footnote reference" w:semiHidden="1" w:unhideWhenUsed="1"/>
-    <w:lsdException w:name="annotation reference" w:semiHidden="1" w:unhideWhenUsed="1"/>
-    <w:lsdException w:name="line number" w:semiHidden="1" w:unhideWhenUsed="1"/>
-    <w:lsdException w:name="page number" w:semiHidden="1" w:unhideWhenUsed="1"/>
-    <w:lsdException w:name="endnote reference" w:semiHidden="1" w:unhideWhenUsed="1"/>
-    <w:lsdException w:name="endnote text" w:semiHidden="1" w:unhideWhenUsed="1"/>
-    <w:lsdException w:name="table of authorities" w:semiHidden="1" w:unhideWhenUsed="1"/>
-    <w:lsdException w:name="macro" w:semiHidden="1" w:unhideWhenUsed="1"/>
-    <w:lsdException w:name="toa heading" w:semiHidden="1" w:unhideWhenUsed="1"/>
-    <w:lsdException w:name="List" w:semiHidden="1" w:unhideWhenUsed="1"/>
-    <w:lsdException w:name="List Bullet" w:semiHidden="1" w:unhideWhenUsed="1"/>
-    <w:lsdException w:name="List Number" w:semiHidden="1" w:unhideWhenUsed="1"/>
-    <w:lsdException w:name="List 2" w:semiHidden="1" w:unhideWhenUsed="1"/>
-    <w:lsdException w:name="List 3" w:semiHidden="1" w:unhideWhenUsed="1"/>
-    <w:lsdException w:name="List 4" w:semiHidden="1" w:unhideWhenUsed="1"/>
-    <w:lsdException w:name="List 5" w:semiHidden="1" w:unhideWhenUsed="1"/>
-    <w:lsdException w:name="List Bullet 2" w:semiHidden="1" w:unhideWhenUsed="1"/>
-    <w:lsdException w:name="List Bullet 3" w:semiHidden="1" w:unhideWhenUsed="1"/>
-    <w:lsdException w:name="List Bullet 4" w:semiHidden="1" w:unhideWhenUsed="1"/>
-    <w:lsdException w:name="List Bullet 5" w:semiHidden="1" w:unhideWhenUsed="1"/>
-    <w:lsdException w:name="List Number 2" w:semiHidden="1" w:unhideWhenUsed="1"/>
-    <w:lsdException w:name="List Number 3" w:semiHidden="1" w:unhideWhenUsed="1"/>
-    <w:lsdException w:name="List Number 4" w:semiHidden="1" w:unhideWhenUsed="1"/>
-    <w:lsdException w:name="List Number 5" w:semiHidden="1" w:unhideWhenUsed="1"/>
-    <w:lsdException w:name="Title" w:uiPriority="10" w:qFormat="1"/>
-    <w:lsdException w:name="Closing" w:semiHidden="1" w:unhideWhenUsed="1"/>
-    <w:lsdException w:name="Signature" w:semiHidden="1" w:unhideWhenUsed="1"/>
-    <w:lsdException w:name="Default Paragraph Font" w:semiHidden="1" w:uiPriority="1" w:unhideWhenUsed="1"/>
-    <w:lsdException w:name="Body Text" w:semiHidden="1" w:unhideWhenUsed="1"/>
-    <w:lsdException w:name="Body Text Indent" w:semiHidden="1" w:unhideWhenUsed="1"/>
-    <w:lsdException w:name="List Continue" w:semiHidden="1" w:unhideWhenUsed="1"/>
-    <w:lsdException w:name="List Continue 2" w:semiHidden="1" w:unhideWhenUsed="1"/>
-    <w:lsdException w:name="List Continue 3" w:semiHidden="1" w:unhideWhenUsed="1"/>
-    <w:lsdException w:name="List Continue 4" w:semiHidden="1" w:unhideWhenUsed="1"/>
-    <w:lsdException w:name="List Continue 5" w:semiHidden="1" w:unhideWhenUsed="1"/>
-    <w:lsdException w:name="Message Header" w:semiHidden="1" w:unhideWhenUsed="1"/>
-    <w:lsdException w:name="Subtitle" w:uiPriority="11" w:qFormat="1"/>
-    <w:lsdException w:name="Salutation" w:semiHidden="1" w:unhideWhenUsed="1"/>
-    <w:lsdException w:name="Date" w:semiHidden="1" w:unhideWhenUsed="1"/>
-    <w:lsdException w:name="Body Text First Indent" w:semiHidden="1" w:unhideWhenUsed="1"/>
-    <w:lsdException w:name="Body Text First Indent 2" w:semiHidden="1" w:unhideWhenUsed="1"/>
-    <w:lsdException w:name="Note Heading" w:semiHidden="1" w:unhideWhenUsed="1"/>
-    <w:lsdException w:name="Body Text 2" w:semiHidden="1" w:unhideWhenUsed="1"/>
-    <w:lsdException w:name="Body Text 3" w:semiHidden="1" w:unhideWhenUsed="1"/>
-    <w:lsdException w:name="Body Text Indent 2" w:semiHidden="1" w:unhideWhenUsed="1"/>
-    <w:lsdException w:name="Body Text Indent 3" w:semiHidden="1" w:unhideWhenUsed="1"/>
-    <w:lsdException w:name="Block Text" w:semiHidden="1" w:unhideWhenUsed="1"/>
-    <w:lsdException w:name="Hyperlink" w:semiHidden="1" w:unhideWhenUsed="1"/>
-    <w:lsdException w:name="FollowedHyperlink" w:semiHidden="1" w:unhideWhenUsed="1"/>
-    <w:lsdException w:name="Strong" w:uiPriority="22" w:qFormat="1"/>
-    <w:lsdException w:name="Emphasis" w:uiPriority="20" w:qFormat="1"/>
-    <w:lsdException w:name="Document Map" w:semiHidden="1" w:unhideWhenUsed="1"/>
-    <w:lsdException w:name="Plain Text" w:semiHidden="1" w:unhideWhenUsed="1"/>
-    <w:lsdException w:name="E-mail Signature" w:semiHidden="1" w:unhideWhenUsed="1"/>
-    <w:lsdException w:name="HTML Top of Form" w:semiHidden="1" w:unhideWhenUsed="1"/>
-    <w:lsdException w:name="HTML Bottom of Form" w:semiHidden="1" w:unhideWhenUsed="1"/>
-    <w:lsdException w:name="Normal (Web)" w:semiHidden="1" w:unhideWhenUsed="1"/>
-    <w:lsdException w:name="HTML Acronym" w:semiHidden="1" w:unhideWhenUsed="1"/>
-    <w:lsdException w:name="HTML Address" w:semiHidden="1" w:unhideWhenUsed="1"/>
-    <w:lsdException w:name="HTML Cite" w:semiHidden="1" w:unhideWhenUsed="1"/>
-    <w:lsdException w:name="HTML Code" w:semiHidden="1" w:unhideWhenUsed="1"/>
-    <w:lsdException w:name="HTML Definition" w:semiHidden="1" w:unhideWhenUsed="1"/>
-    <w:lsdException w:name="HTML Keyboard" w:semiHidden="1" w:unhideWhenUsed="1"/>
-    <w:lsdException w:name="HTML Preformatted" w:semiHidden="1" w:unhideWhenUsed="1"/>
-    <w:lsdException w:name="HTML Sample" w:semiHidden="1" w:unhideWhenUsed="1"/>
-    <w:lsdException w:name="HTML Typewriter" w:semiHidden="1" w:unhideWhenUsed="1"/>
-    <w:lsdException w:name="HTML Variable" w:semiHidden="1" w:unhideWhenUsed="1"/>
-    <w:lsdException w:name="Normal Table" w:semiHidden="1" w:unhideWhenUsed="1"/>
-    <w:lsdException w:name="annotation subject" w:semiHidden="1" w:unhideWhenUsed="1"/>
-    <w:lsdException w:name="No List" w:semiHidden="1" w:unhideWhenUsed="1"/>
-    <w:lsdException w:name="Outline List 1" w:semiHidden="1" w:unhideWhenUsed="1"/>
-    <w:lsdException w:name="Outline List 2" w:semiHidden="1" w:unhideWhenUsed="1"/>
-    <w:lsdException w:name="Outline List 3" w:semiHidden="1" w:unhideWhenUsed="1"/>
-    <w:lsdException w:name="Table Simple 1" w:semiHidden="1" w:unhideWhenUsed="1"/>
-    <w:lsdException w:name="Table Simple 2" w:semiHidden="1" w:unhideWhenUsed="1"/>
-    <w:lsdException w:name="Table Simple 3" w:semiHidden="1" w:unhideWhenUsed="1"/>
-    <w:lsdException w:name="Table Classic 1" w:semiHidden="1" w:unhideWhenUsed="1"/>
-    <w:lsdException w:name="Table Classic 2" w:semiHidden="1" w:unhideWhenUsed="1"/>
-    <w:lsdException w:name="Table Classic 3" w:semiHidden="1" w:unhideWhenUsed="1"/>
-    <w:lsdException w:name="Table Classic 4" w:semiHidden="1" w:unhideWhenUsed="1"/>
-    <w:lsdException w:name="Table Colorful 1" w:semiHidden="1" w:unhideWhenUsed="1"/>
-    <w:lsdException w:name="Table Colorful 2" w:semiHidden="1" w:unhideWhenUsed="1"/>
-    <w:lsdException w:name="Table Colorful 3" w:semiHidden="1" w:unhideWhenUsed="1"/>
-    <w:lsdException w:name="Table Columns 1" w:semiHidden="1" w:unhideWhenUsed="1"/>
-    <w:lsdException w:name="Table Columns 2" w:semiHidden="1" w:unhideWhenUsed="1"/>
-    <w:lsdException w:name="Table Columns 3" w:semiHidden="1" w:unhideWhenUsed="1"/>
-    <w:lsdException w:name="Table Columns 4" w:semiHidden="1" w:unhideWhenUsed="1"/>
-    <w:lsdException w:name="Table Columns 5" w:semiHidden="1" w:unhideWhenUsed="1"/>
-    <w:lsdException w:name="Table Grid 1" w:semiHidden="1" w:unhideWhenUsed="1"/>
-    <w:lsdException w:name="Table Grid 2" w:semiHidden="1" w:unhideWhenUsed="1"/>
-    <w:lsdException w:name="Table Grid 3" w:semiHidden="1" w:unhideWhenUsed="1"/>
-    <w:lsdException w:name="Table Grid 4" w:semiHidden="1" w:unhideWhenUsed="1"/>
-    <w:lsdException w:name="Table Grid 5" w:semiHidden="1" w:unhideWhenUsed="1"/>
-    <w:lsdException w:name="Table Grid 6" w:semiHidden="1" w:unhideWhenUsed="1"/>
-    <w:lsdException w:name="Table Grid 7" w:semiHidden="1" w:unhideWhenUsed="1"/>
-    <w:lsdException w:name="Table Grid 8" w:semiHidden="1" w:unhideWhenUsed="1"/>
-    <w:lsdException w:name="Table List 1" w:semiHidden="1" w:unhideWhenUsed="1"/>
-    <w:lsdException w:name="Table List 2" w:semiHidden="1" w:unhideWhenUsed="1"/>
-    <w:lsdException w:name="Table List 3" w:semiHidden="1" w:unhideWhenUsed="1"/>
-    <w:lsdException w:name="Table List 4" w:semiHidden="1" w:unhideWhenUsed="1"/>
-    <w:lsdException w:name="Table List 5" w:semiHidden="1" w:unhideWhenUsed="1"/>
-    <w:lsdException w:name="Table List 6" w:semiHidden="1" w:unhideWhenUsed="1"/>
-    <w:lsdException w:name="Table List 7" w:semiHidden="1" w:unhideWhenUsed="1"/>
-    <w:lsdException w:name="Table List 8" w:semiHidden="1" w:unhideWhenUsed="1"/>
-    <w:lsdException w:name="Table 3D effects 1" w:semiHidden="1" w:unhideWhenUsed="1"/>
-    <w:lsdException w:name="Table 3D effects 2" w:semiHidden="1" w:unhideWhenUsed="1"/>
-    <w:lsdException w:name="Table 3D effects 3" w:semiHidden="1" w:unhideWhenUsed="1"/>
-    <w:lsdException w:name="Table Contemporary" w:semiHidden="1" w:unhideWhenUsed="1"/>
-    <w:lsdException w:name="Table Elegant" w:semiHidden="1" w:unhideWhenUsed="1"/>
-    <w:lsdException w:name="Table Professional" w:semiHidden="1" w:unhideWhenUsed="1"/>
-    <w:lsdException w:name="Table Subtle 1" w:semiHidden="1" w:unhideWhenUsed="1"/>
-    <w:lsdException w:name="Table Subtle 2" w:semiHidden="1" w:unhideWhenUsed="1"/>
-    <w:lsdException w:name="Table Web 1" w:semiHidden="1" w:unhideWhenUsed="1"/>
-    <w:lsdException w:name="Table Web 2" w:semiHidden="1" w:unhideWhenUsed="1"/>
-    <w:lsdException w:name="Table Web 3" w:semiHidden="1" w:unhideWhenUsed="1"/>
-    <w:lsdException w:name="Balloon Text" w:semiHidden="1" w:unhideWhenUsed="1"/>
-    <w:lsdException w:name="Table Grid" w:uiPriority="39"/>
-    <w:lsdException w:name="Table Theme" w:semiHidden="1" w:unhideWhenUsed="1"/>
-    <w:lsdException w:name="Placeholder Text" w:semiHidden="1"/>
-    <w:lsdException w:name="No Spacing" w:uiPriority="1" w:qFormat="1"/>
-    <w:lsdException w:name="Light Shading" w:uiPriority="60"/>
-    <w:lsdException w:name="Light List" w:uiPriority="61"/>
-    <w:lsdException w:name="Light Grid" w:uiPriority="62"/>
-    <w:lsdException w:name="Medium Shading 1" w:uiPriority="63"/>
-    <w:lsdException w:name="Medium Shading 2" w:uiPriority="64"/>
-    <w:lsdException w:name="Medium List 1" w:uiPriority="65"/>
-    <w:lsdException w:name="Medium List 2" w:uiPriority="66"/>
-    <w:lsdException w:name="Medium Grid 1" w:uiPriority="67"/>
-    <w:lsdException w:name="Medium Grid 2" w:uiPriority="68"/>
-    <w:lsdException w:name="Medium Grid 3" w:uiPriority="69"/>
-    <w:lsdException w:name="Dark List" w:uiPriority="70"/>
-    <w:lsdException w:name="Colorful Shading" w:uiPriority="71"/>
-    <w:lsdException w:name="Colorful List" w:uiPriority="72"/>
-    <w:lsdException w:name="Colorful Grid" w:uiPriority="73"/>
-    <w:lsdException w:name="Light Shading Accent 1" w:uiPriority="60"/>
-    <w:lsdException w:name="Light List Accent 1" w:uiPriority="61"/>
-    <w:lsdException w:name="Light Grid Accent 1" w:uiPriority="62"/>
-    <w:lsdException w:name="Medium Shading 1 Accent 1" w:uiPriority="63"/>
-    <w:lsdException w:name="Medium Shading 2 Accent 1" w:uiPriority="64"/>
-    <w:lsdException w:name="Medium List 1 Accent 1" w:uiPriority="65"/>
-    <w:lsdException w:name="Revision" w:semiHidden="1"/>
-    <w:lsdException w:name="List Paragraph" w:uiPriority="34" w:qFormat="1"/>
-    <w:lsdException w:name="Quote" w:uiPriority="29" w:qFormat="1"/>
-    <w:lsdException w:name="Intense Quote" w:uiPriority="30" w:qFormat="1"/>
-    <w:lsdException w:name="Medium List 2 Accent 1" w:uiPriority="66"/>
-    <w:lsdException w:name="Medium Grid 1 Accent 1" w:uiPriority="67"/>
-    <w:lsdException w:name="Medium Grid 2 Accent 1" w:uiPriority="68"/>
-    <w:lsdException w:name="Medium Grid 3 Accent 1" w:uiPriority="69"/>
-    <w:lsdException w:name="Dark List Accent 1" w:uiPriority="70"/>
-    <w:lsdException w:name="Colorful Shading Accent 1" w:uiPriority="71"/>
-    <w:lsdException w:name="Colorful List Accent 1" w:uiPriority="72"/>
-    <w:lsdException w:name="Colorful Grid Accent 1" w:uiPriority="73"/>
-    <w:lsdException w:name="Light Shading Accent 2" w:uiPriority="60"/>
-    <w:lsdException w:name="Light List Accent 2" w:uiPriority="61"/>
-    <w:lsdException w:name="Light Grid Accent 2" w:uiPriority="62"/>
-    <w:lsdException w:name="Medium Shading 1 Accent 2" w:uiPriority="63"/>
-    <w:lsdException w:name="Medium Shading 2 Accent 2" w:uiPriority="64"/>
-    <w:lsdException w:name="Medium List 1 Accent 2" w:uiPriority="65"/>
-    <w:lsdException w:name="Medium List 2 Accent 2" w:uiPriority="66"/>
-    <w:lsdException w:name="Medium Grid 1 Accent 2" w:uiPriority="67"/>
-    <w:lsdException w:name="Medium Grid 2 Accent 2" w:uiPriority="68"/>
-    <w:lsdException w:name="Medium Grid 3 Accent 2" w:uiPriority="69"/>
-    <w:lsdException w:name="Dark List Accent 2" w:uiPriority="70"/>
-    <w:lsdException w:name="Colorful Shading Accent 2" w:uiPriority="71"/>
-    <w:lsdException w:name="Colorful List Accent 2" w:uiPriority="72"/>
-    <w:lsdException w:name="Colorful Grid Accent 2" w:uiPriority="73"/>
-    <w:lsdException w:name="Light Shading Accent 3" w:uiPriority="60"/>
-    <w:lsdException w:name="Light List Accent 3" w:uiPriority="61"/>
-    <w:lsdException w:name="Light Grid Accent 3" w:uiPriority="62"/>
-    <w:lsdException w:name="Medium Shading 1 Accent 3" w:uiPriority="63"/>
-    <w:lsdException w:name="Medium Shading 2 Accent 3" w:uiPriority="64"/>
-    <w:lsdException w:name="Medium List 1 Accent 3" w:uiPriority="65"/>
-    <w:lsdException w:name="Medium List 2 Accent 3" w:uiPriority="66"/>
-    <w:lsdException w:name="Medium Grid 1 Accent 3" w:uiPriority="67"/>
-    <w:lsdException w:name="Medium Grid 2 Accent 3" w:uiPriority="68"/>
-    <w:lsdException w:name="Medium Grid 3 Accent 3" w:uiPriority="69"/>
-    <w:lsdException w:name="Dark List Accent 3" w:uiPriority="70"/>
-    <w:lsdException w:name="Colorful Shading Accent 3" w:uiPriority="71"/>
-    <w:lsdException w:name="Colorful List Accent 3" w:uiPriority="72"/>
-    <w:lsdException w:name="Colorful Grid Accent 3" w:uiPriority="73"/>
-    <w:lsdException w:name="Light Shading Accent 4" w:uiPriority="60"/>
-    <w:lsdException w:name="Light List Accent 4" w:uiPriority="61"/>
-    <w:lsdException w:name="Light Grid Accent 4" w:uiPriority="62"/>
-    <w:lsdException w:name="Medium Shading 1 Accent 4" w:uiPriority="63"/>
-    <w:lsdException w:name="Medium Shading 2 Accent 4" w:uiPriority="64"/>
-    <w:lsdException w:name="Medium List 1 Accent 4" w:uiPriority="65"/>
-    <w:lsdException w:name="Medium List 2 Accent 4" w:uiPriority="66"/>
-    <w:lsdException w:name="Medium Grid 1 Accent 4" w:uiPriority="67"/>
-    <w:lsdException w:name="Medium Grid 2 Accent 4" w:uiPriority="68"/>
-    <w:lsdException w:name="Medium Grid 3 Accent 4" w:uiPriority="69"/>
-    <w:lsdException w:name="Dark List Accent 4" w:uiPriority="70"/>
-    <w:lsdException w:name="Colorful Shading Accent 4" w:uiPriority="71"/>
-    <w:lsdException w:name="Colorful List Accent 4" w:uiPriority="72"/>
-    <w:lsdException w:name="Colorful Grid Accent 4" w:uiPriority="73"/>
-    <w:lsdException w:name="Light Shading Accent 5" w:uiPriority="60"/>
-    <w:lsdException w:name="Light List Accent 5" w:uiPriority="61"/>
-    <w:lsdException w:name="Light Grid Accent 5" w:uiPriority="62"/>
-    <w:lsdException w:name="Medium Shading 1 Accent 5" w:uiPriority="63"/>
-    <w:lsdException w:name="Medium Shading 2 Accent 5" w:uiPriority="64"/>
-    <w:lsdException w:name="Medium List 1 Accent 5" w:uiPriority="65"/>
-    <w:lsdException w:name="Medium List 2 Accent 5" w:uiPriority="66"/>
-    <w:lsdException w:name="Medium Grid 1 Accent 5" w:uiPriority="67"/>
-    <w:lsdException w:name="Medium Grid 2 Accent 5" w:uiPriority="68"/>
-    <w:lsdException w:name="Medium Grid 3 Accent 5" w:uiPriority="69"/>
-    <w:lsdException w:name="Dark List Accent 5" w:uiPriority="70"/>
-    <w:lsdException w:name="Colorful Shading Accent 5" w:uiPriority="71"/>
-    <w:lsdException w:name="Colorful List Accent 5" w:uiPriority="72"/>
-    <w:lsdException w:name="Colorful Grid Accent 5" w:uiPriority="73"/>
-    <w:lsdException w:name="Light Shading Accent 6" w:uiPriority="60"/>
-    <w:lsdException w:name="Light List Accent 6" w:uiPriority="61"/>
-    <w:lsdException w:name="Light Grid Accent 6" w:uiPriority="62"/>
-    <w:lsdException w:name="Medium Shading 1 Accent 6" w:uiPriority="63"/>
-    <w:lsdException w:name="Medium Shading 2 Accent 6" w:uiPriority="64"/>
-    <w:lsdException w:name="Medium List 1 Accent 6" w:uiPriority="65"/>
-    <w:lsdException w:name="Medium List 2 Accent 6" w:uiPriority="66"/>
-    <w:lsdException w:name="Medium Grid 1 Accent 6" w:uiPriority="67"/>
-    <w:lsdException w:name="Medium Grid 2 Accent 6" w:uiPriority="68"/>
-    <w:lsdException w:name="Medium Grid 3 Accent 6" w:uiPriority="69"/>
-    <w:lsdException w:name="Dark List Accent 6" w:uiPriority="70"/>
-    <w:lsdException w:name="Colorful Shading Accent 6" w:uiPriority="71"/>
-    <w:lsdException w:name="Colorful List Accent 6" w:uiPriority="72"/>
-    <w:lsdException w:name="Colorful Grid Accent 6" w:uiPriority="73"/>
-    <w:lsdException w:name="Subtle Emphasis" w:uiPriority="19" w:qFormat="1"/>
-    <w:lsdException w:name="Intense Emphasis" w:uiPriority="21" w:qFormat="1"/>
-    <w:lsdException w:name="Subtle Reference" w:uiPriority="31" w:qFormat="1"/>
-    <w:lsdException w:name="Intense Reference" w:uiPriority="32" w:qFormat="1"/>
-    <w:lsdException w:name="Book Title" w:uiPriority="33" w:qFormat="1"/>
-    <w:lsdException w:name="Bibliography" w:semiHidden="1" w:uiPriority="37" w:unhideWhenUsed="1"/>
-    <w:lsdException w:name="TOC Heading" w:semiHidden="1" w:uiPriority="39" w:unhideWhenUsed="1" w:qFormat="1"/>
-    <w:lsdException w:name="Plain Table 1" w:uiPriority="41"/>
-    <w:lsdException w:name="Plain Table 2" w:uiPriority="42"/>
-    <w:lsdException w:name="Plain Table 3" w:uiPriority="43"/>
-    <w:lsdException w:name="Plain Table 4" w:uiPriority="44"/>
-    <w:lsdException w:name="Plain Table 5" w:uiPriority="45"/>
-    <w:lsdException w:name="Grid Table Light" w:uiPriority="40"/>
-    <w:lsdException w:name="Grid Table 1 Light" w:uiPriority="46"/>
-    <w:lsdException w:name="Grid Table 2" w:uiPriority="47"/>
-    <w:lsdException w:name="Grid Table 3" w:uiPriority="48"/>
-    <w:lsdException w:name="Grid Table 4" w:uiPriority="49"/>
-    <w:lsdException w:name="Grid Table 5 Dark" w:uiPriority="50"/>
-    <w:lsdException w:name="Grid Table 6 Colorful" w:uiPriority="51"/>
-    <w:lsdException w:name="Grid Table 7 Colorful" w:uiPriority="52"/>
-    <w:lsdException w:name="Grid Table 1 Light Accent 1" w:uiPriority="46"/>
-    <w:lsdException w:name="Grid Table 2 Accent 1" w:uiPriority="47"/>
-    <w:lsdException w:name="Grid Table 3 Accent 1" w:uiPriority="48"/>
-    <w:lsdException w:name="Grid Table 4 Accent 1" w:uiPriority="49"/>
-    <w:lsdException w:name="Grid Table 5 Dark Accent 1" w:uiPriority="50"/>
-    <w:lsdException w:name="Grid Table 6 Colorful Accent 1" w:uiPriority="51"/>
-    <w:lsdException w:name="Grid Table 7 Colorful Accent 1" w:uiPriority="52"/>
-    <w:lsdException w:name="Grid Table 1 Light Accent 2" w:uiPriority="46"/>
-    <w:lsdException w:name="Grid Table 2 Accent 2" w:uiPriority="47"/>
-    <w:lsdException w:name="Grid Table 3 Accent 2" w:uiPriority="48"/>
-    <w:lsdException w:name="Grid Table 4 Accent 2" w:uiPriority="49"/>
-    <w:lsdException w:name="Grid Table 5 Dark Accent 2" w:uiPriority="50"/>
-    <w:lsdException w:name="Grid Table 6 Colorful Accent 2" w:uiPriority="51"/>
-    <w:lsdException w:name="Grid Table 7 Colorful Accent 2" w:uiPriority="52"/>
-    <w:lsdException w:name="Grid Table 1 Light Accent 3" w:uiPriority="46"/>
-    <w:lsdException w:name="Grid Table 2 Accent 3" w:uiPriority="47"/>
-    <w:lsdException w:name="Grid Table 3 Accent 3" w:uiPriority="48"/>
-    <w:lsdException w:name="Grid Table 4 Accent 3" w:uiPriority="49"/>
-    <w:lsdException w:name="Grid Table 5 Dark Accent 3" w:uiPriority="50"/>
-    <w:lsdException w:name="Grid Table 6 Colorful Accent 3" w:uiPriority="51"/>
-    <w:lsdException w:name="Grid Table 7 Colorful Accent 3" w:uiPriority="52"/>
-    <w:lsdException w:name="Grid Table 1 Light Accent 4" w:uiPriority="46"/>
-    <w:lsdException w:name="Grid Table 2 Accent 4" w:uiPriority="47"/>
-    <w:lsdException w:name="Grid Table 3 Accent 4" w:uiPriority="48"/>
-    <w:lsdException w:name="Grid Table 4 Accent 4" w:uiPriority="49"/>
-    <w:lsdException w:name="Grid Table 5 Dark Accent 4" w:uiPriority="50"/>
-    <w:lsdException w:name="Grid Table 6 Colorful Accent 4" w:uiPriority="51"/>
-    <w:lsdException w:name="Grid Table 7 Colorful Accent 4" w:uiPriority="52"/>
-    <w:lsdException w:name="Grid Table 1 Light Accent 5" w:uiPriority="46"/>
-    <w:lsdException w:name="Grid Table 2 Accent 5" w:uiPriority="47"/>
-    <w:lsdException w:name="Grid Table 3 Accent 5" w:uiPriority="48"/>
-    <w:lsdException w:name="Grid Table 4 Accent 5" w:uiPriority="49"/>
-    <w:lsdException w:name="Grid Table 5 Dark Accent 5" w:uiPriority="50"/>
-    <w:lsdException w:name="Grid Table 6 Colorful Accent 5" w:uiPriority="51"/>
-    <w:lsdException w:name="Grid Table 7 Colorful Accent 5" w:uiPriority="52"/>
-    <w:lsdException w:name="Grid Table 1 Light Accent 6" w:uiPriority="46"/>
-    <w:lsdException w:name="Grid Table 2 Accent 6" w:uiPriority="47"/>
-    <w:lsdException w:name="Grid Table 3 Accent 6" w:uiPriority="48"/>
-    <w:lsdException w:name="Grid Table 4 Accent 6" w:uiPriority="49"/>
-    <w:lsdException w:name="Grid Table 5 Dark Accent 6" w:uiPriority="50"/>
-    <w:lsdException w:name="Grid Table 6 Colorful Accent 6" w:uiPriority="51"/>
-    <w:lsdException w:name="Grid Table 7 Colorful Accent 6" w:uiPriority="52"/>
-    <w:lsdException w:name="List Table 1 Light" w:uiPriority="46"/>
-    <w:lsdException w:name="List Table 2" w:uiPriority="47"/>
-    <w:lsdException w:name="List Table 3" w:uiPriority="48"/>
-    <w:lsdException w:name="List Table 4" w:uiPriority="49"/>
-    <w:lsdException w:name="List Table 5 Dark" w:uiPriority="50"/>
-    <w:lsdException w:name="List Table 6 Colorful" w:uiPriority="51"/>
-    <w:lsdException w:name="List Table 7 Colorful" w:uiPriority="52"/>
-    <w:lsdException w:name="List Table 1 Light Accent 1" w:uiPriority="46"/>
-    <w:lsdException w:name="List Table 2 Accent 1" w:uiPriority="47"/>
-    <w:lsdException w:name="List Table 3 Accent 1" w:uiPriority="48"/>
-    <w:lsdException w:name="List Table 4 Accent 1" w:uiPriority="49"/>
-    <w:lsdException w:name="List Table 5 Dark Accent 1" w:uiPriority="50"/>
-    <w:lsdException w:name="List Table 6 Colorful Accent 1" w:uiPriority="51"/>
-    <w:lsdException w:name="List Table 7 Colorful Accent 1" w:uiPriority="52"/>
-    <w:lsdException w:name="List Table 1 Light Accent 2" w:uiPriority="46"/>
-    <w:lsdException w:name="List Table 2 Accent 2" w:uiPriority="47"/>
-    <w:lsdException w:name="List Table 3 Accent 2" w:uiPriority="48"/>
-    <w:lsdException w:name="List Table 4 Accent 2" w:uiPriority="49"/>
-    <w:lsdException w:name="List Table 5 Dark Accent 2" w:uiPriority="50"/>
-    <w:lsdException w:name="List Table 6 Colorful Accent 2" w:uiPriority="51"/>
-    <w:lsdException w:name="List Table 7 Colorful Accent 2" w:uiPriority="52"/>
-    <w:lsdException w:name="List Table 1 Light Accent 3" w:uiPriority="46"/>
-    <w:lsdException w:name="List Table 2 Accent 3" w:uiPriority="47"/>
-    <w:lsdException w:name="List Table 3 Accent 3" w:uiPriority="48"/>
-    <w:lsdException w:name="List Table 4 Accent 3" w:uiPriority="49"/>
-    <w:lsdException w:name="List Table 5 Dark Accent 3" w:uiPriority="50"/>
-    <w:lsdException w:name="List Table 6 Colorful Accent 3" w:uiPriority="51"/>
-    <w:lsdException w:name="List Table 7 Colorful Accent 3" w:uiPriority="52"/>
-    <w:lsdException w:name="List Table 1 Light Accent 4" w:uiPriority="46"/>
-    <w:lsdException w:name="List Table 2 Accent 4" w:uiPriority="47"/>
-    <w:lsdException w:name="List Table 3 Accent 4" w:uiPriority="48"/>
-    <w:lsdException w:name="List Table 4 Accent 4" w:uiPriority="49"/>
-    <w:lsdException w:name="List Table 5 Dark Accent 4" w:uiPriority="50"/>
-    <w:lsdException w:name="List Table 6 Colorful Accent 4" w:uiPriority="51"/>
-    <w:lsdException w:name="List Table 7 Colorful Accent 4" w:uiPriority="52"/>
-    <w:lsdException w:name="List Table 1 Light Accent 5" w:uiPriority="46"/>
-    <w:lsdException w:name="List Table 2 Accent 5" w:uiPriority="47"/>
-    <w:lsdException w:name="List Table 3 Accent 5" w:uiPriority="48"/>
-    <w:lsdException w:name="List Table 4 Accent 5" w:uiPriority="49"/>
-    <w:lsdException w:name="List Table 5 Dark Accent 5" w:uiPriority="50"/>
-    <w:lsdException w:name="List Table 6 Colorful Accent 5" w:uiPriority="51"/>
-    <w:lsdException w:name="List Table 7 Colorful Accent 5" w:uiPriority="52"/>
-    <w:lsdException w:name="List Table 1 Light Accent 6" w:uiPriority="46"/>
-    <w:lsdException w:name="List Table 2 Accent 6" w:uiPriority="47"/>
-    <w:lsdException w:name="List Table 3 Accent 6" w:uiPriority="48"/>
-    <w:lsdException w:name="List Table 4 Accent 6" w:uiPriority="49"/>
-    <w:lsdException w:name="List Table 5 Dark Accent 6" w:uiPriority="50"/>
-    <w:lsdException w:name="List Table 6 Colorful Accent 6" w:uiPriority="51"/>
-    <w:lsdException w:name="List Table 7 Colorful Accent 6" w:uiPriority="52"/>
-  </w:latentStyles>
-  <w:style w:type="paragraph" w:default="1" w:styleId="Normal">
-    <w:name w:val="Normal"/>
-    <w:qFormat/>
-  </w:style>
-  <w:style w:type="character" w:default="1" w:styleId="Fuentedeprrafopredeter">
-    <w:name w:val="Default Paragraph Font"/>
-    <w:uiPriority w:val="1"/>
-    <w:semiHidden/>
-    <w:unhideWhenUsed/>
-  </w:style>
-  <w:style w:type="table" w:default="1" w:styleId="Tablanormal">
-    <w:name w:val="Normal Table"/>
-    <w:uiPriority w:val="99"/>
-    <w:semiHidden/>
-    <w:unhideWhenUsed/>
-    <w:tblPr>
-      <w:tblInd w:w="0" w:type="dxa"/>
-      <w:tblCellMar>
-        <w:top w:w="0" w:type="dxa"/>
-        <w:left w:w="108" w:type="dxa"/>
-        <w:bottom w:w="0" w:type="dxa"/>
-        <w:right w:w="108" w:type="dxa"/>
-      </w:tblCellMar>
-    </w:tblPr>
-  </w:style>
-  <w:style w:type="numbering" w:default="1" w:styleId="Sinlista">
-    <w:name w:val="No List"/>
-    <w:uiPriority w:val="99"/>
-    <w:semiHidden/>
-    <w:unhideWhenUsed/>
-  </w:style>
-</w:styles>
-</file>
-
-<file path=word/glossary/webSettings.xml><?xml version="1.0" encoding="utf-8"?>
-<w:webSettings xmlns:mc="http://schemas.openxmlformats.org/markup-compatibility/2006" xmlns:r="http://schemas.openxmlformats.org/officeDocument/2006/relationships" xmlns:w="http://schemas.openxmlformats.org/wordprocessingml/2006/main" xmlns:w14="http://schemas.microsoft.com/office/word/2010/wordml" xmlns:w15="http://schemas.microsoft.com/office/word/2012/wordml" xmlns:w16se="http://schemas.microsoft.com/office/word/2015/wordml/symex" mc:Ignorable="w14 w15 w16se"/>
 </file>
 
 <file path=word/theme/theme1.xml><?xml version="1.0" encoding="utf-8"?>
@@ -9929,12 +10016,9 @@
 </file>
 
 <file path=customXml/item1.xml><?xml version="1.0" encoding="utf-8"?>
-<?mso-contentType ?>
-<FormTemplates xmlns="http://schemas.microsoft.com/sharepoint/v3/contenttype/forms">
-  <Display>DocumentLibraryForm</Display>
-  <Edit>DocumentLibraryForm</Edit>
-  <New>DocumentLibraryForm</New>
-</FormTemplates>
+<p:properties xmlns:p="http://schemas.microsoft.com/office/2006/metadata/properties" xmlns:xsi="http://www.w3.org/2001/XMLSchema-instance" xmlns:pc="http://schemas.microsoft.com/office/infopath/2007/PartnerControls">
+  <documentManagement/>
+</p:properties>
 </file>
 
 <file path=customXml/item2.xml><?xml version="1.0" encoding="utf-8"?>
@@ -10070,9 +10154,12 @@
 </file>
 
 <file path=customXml/item3.xml><?xml version="1.0" encoding="utf-8"?>
-<p:properties xmlns:p="http://schemas.microsoft.com/office/2006/metadata/properties" xmlns:xsi="http://www.w3.org/2001/XMLSchema-instance" xmlns:pc="http://schemas.microsoft.com/office/infopath/2007/PartnerControls">
-  <documentManagement/>
-</p:properties>
+<?mso-contentType ?>
+<FormTemplates xmlns="http://schemas.microsoft.com/sharepoint/v3/contenttype/forms">
+  <Display>DocumentLibraryForm</Display>
+  <Edit>DocumentLibraryForm</Edit>
+  <New>DocumentLibraryForm</New>
+</FormTemplates>
 </file>
 
 <file path=customXml/item4.xml><?xml version="1.0" encoding="utf-8"?>
@@ -10080,9 +10167,10 @@
 </file>
 
 <file path=customXml/itemProps1.xml><?xml version="1.0" encoding="utf-8"?>
-<ds:datastoreItem xmlns:ds="http://schemas.openxmlformats.org/officeDocument/2006/customXml" ds:itemID="{DABAA964-10BA-4DBC-ABF2-CDEAC0FAF7AA}">
+<ds:datastoreItem xmlns:ds="http://schemas.openxmlformats.org/officeDocument/2006/customXml" ds:itemID="{5F1783E3-BA1C-4CA3-8E32-C9B378BBED03}">
   <ds:schemaRefs>
-    <ds:schemaRef ds:uri="http://schemas.microsoft.com/sharepoint/v3/contenttype/forms"/>
+    <ds:schemaRef ds:uri="http://schemas.microsoft.com/office/2006/metadata/properties"/>
+    <ds:schemaRef ds:uri="http://schemas.microsoft.com/office/infopath/2007/PartnerControls"/>
   </ds:schemaRefs>
 </ds:datastoreItem>
 </file>
@@ -10106,17 +10194,9 @@
 </file>
 
 <file path=customXml/itemProps3.xml><?xml version="1.0" encoding="utf-8"?>
-<ds:datastoreItem xmlns:ds="http://schemas.openxmlformats.org/officeDocument/2006/customXml" ds:itemID="{5F1783E3-BA1C-4CA3-8E32-C9B378BBED03}">
+<ds:datastoreItem xmlns:ds="http://schemas.openxmlformats.org/officeDocument/2006/customXml" ds:itemID="{DABAA964-10BA-4DBC-ABF2-CDEAC0FAF7AA}">
   <ds:schemaRefs>
-    <ds:schemaRef ds:uri="http://purl.org/dc/terms/"/>
-    <ds:schemaRef ds:uri="http://purl.org/dc/dcmitype/"/>
-    <ds:schemaRef ds:uri="http://schemas.microsoft.com/office/2006/metadata/properties"/>
-    <ds:schemaRef ds:uri="http://www.w3.org/XML/1998/namespace"/>
-    <ds:schemaRef ds:uri="http://schemas.microsoft.com/office/2006/documentManagement/types"/>
-    <ds:schemaRef ds:uri="126e8a1c-9ea9-435a-ac89-d06c80d62e30"/>
-    <ds:schemaRef ds:uri="http://purl.org/dc/elements/1.1/"/>
-    <ds:schemaRef ds:uri="http://schemas.microsoft.com/office/infopath/2007/PartnerControls"/>
-    <ds:schemaRef ds:uri="http://schemas.openxmlformats.org/package/2006/metadata/core-properties"/>
+    <ds:schemaRef ds:uri="http://schemas.microsoft.com/sharepoint/v3/contenttype/forms"/>
   </ds:schemaRefs>
 </ds:datastoreItem>
 </file>

--- a/1.2_APT122_DiarioReflexionFase1.docx
+++ b/1.2_APT122_DiarioReflexionFase1.docx
@@ -1,6 +1,6 @@
 
 <file path=word/document.xml><?xml version="1.0" encoding="utf-8"?>
-<w:document xmlns:wpc="http://schemas.microsoft.com/office/word/2010/wordprocessingCanvas" xmlns:cx="http://schemas.microsoft.com/office/drawing/2014/chartex" xmlns:mc="http://schemas.openxmlformats.org/markup-compatibility/2006" xmlns:o="urn:schemas-microsoft-com:office:office" xmlns:r="http://schemas.openxmlformats.org/officeDocument/2006/relationships" xmlns:m="http://schemas.openxmlformats.org/officeDocument/2006/math" xmlns:v="urn:schemas-microsoft-com:vml" xmlns:wp14="http://schemas.microsoft.com/office/word/2010/wordprocessingDrawing" xmlns:wp="http://schemas.openxmlformats.org/drawingml/2006/wordprocessingDrawing" xmlns:w10="urn:schemas-microsoft-com:office:word" xmlns:w="http://schemas.openxmlformats.org/wordprocessingml/2006/main" xmlns:w14="http://schemas.microsoft.com/office/word/2010/wordml" xmlns:w15="http://schemas.microsoft.com/office/word/2012/wordml" xmlns:w16se="http://schemas.microsoft.com/office/word/2015/wordml/symex" xmlns:wpg="http://schemas.microsoft.com/office/word/2010/wordprocessingGroup" xmlns:wpi="http://schemas.microsoft.com/office/word/2010/wordprocessingInk" xmlns:wne="http://schemas.microsoft.com/office/word/2006/wordml" xmlns:wps="http://schemas.microsoft.com/office/word/2010/wordprocessingShape" mc:Ignorable="w14 w15 w16se wp14">
+<w:document xmlns:wpc="http://schemas.microsoft.com/office/word/2010/wordprocessingCanvas" xmlns:cx="http://schemas.microsoft.com/office/drawing/2014/chartex" xmlns:cx1="http://schemas.microsoft.com/office/drawing/2015/9/8/chartex" xmlns:cx2="http://schemas.microsoft.com/office/drawing/2015/10/21/chartex" xmlns:cx3="http://schemas.microsoft.com/office/drawing/2016/5/9/chartex" xmlns:cx4="http://schemas.microsoft.com/office/drawing/2016/5/10/chartex" xmlns:cx5="http://schemas.microsoft.com/office/drawing/2016/5/11/chartex" xmlns:cx6="http://schemas.microsoft.com/office/drawing/2016/5/12/chartex" xmlns:cx7="http://schemas.microsoft.com/office/drawing/2016/5/13/chartex" xmlns:cx8="http://schemas.microsoft.com/office/drawing/2016/5/14/chartex" xmlns:mc="http://schemas.openxmlformats.org/markup-compatibility/2006" xmlns:aink="http://schemas.microsoft.com/office/drawing/2016/ink" xmlns:am3d="http://schemas.microsoft.com/office/drawing/2017/model3d" xmlns:o="urn:schemas-microsoft-com:office:office" xmlns:oel="http://schemas.microsoft.com/office/2019/extlst" xmlns:r="http://schemas.openxmlformats.org/officeDocument/2006/relationships" xmlns:m="http://schemas.openxmlformats.org/officeDocument/2006/math" xmlns:v="urn:schemas-microsoft-com:vml" xmlns:wp14="http://schemas.microsoft.com/office/word/2010/wordprocessingDrawing" xmlns:wp="http://schemas.openxmlformats.org/drawingml/2006/wordprocessingDrawing" xmlns:w10="urn:schemas-microsoft-com:office:word" xmlns:w="http://schemas.openxmlformats.org/wordprocessingml/2006/main" xmlns:w14="http://schemas.microsoft.com/office/word/2010/wordml" xmlns:w15="http://schemas.microsoft.com/office/word/2012/wordml" xmlns:w16cex="http://schemas.microsoft.com/office/word/2018/wordml/cex" xmlns:w16cid="http://schemas.microsoft.com/office/word/2016/wordml/cid" xmlns:w16="http://schemas.microsoft.com/office/word/2018/wordml" xmlns:w16du="http://schemas.microsoft.com/office/word/2023/wordml/word16du" xmlns:w16sdtdh="http://schemas.microsoft.com/office/word/2020/wordml/sdtdatahash" xmlns:w16sdtfl="http://schemas.microsoft.com/office/word/2024/wordml/sdtformatlock" xmlns:w16se="http://schemas.microsoft.com/office/word/2015/wordml/symex" xmlns:wpg="http://schemas.microsoft.com/office/word/2010/wordprocessingGroup" xmlns:wpi="http://schemas.microsoft.com/office/word/2010/wordprocessingInk" xmlns:wne="http://schemas.microsoft.com/office/word/2006/wordml" xmlns:wps="http://schemas.microsoft.com/office/word/2010/wordprocessingShape" mc:Ignorable="w14 w15 w16se w16cid w16 w16cex w16sdtdh w16sdtfl w16du wp14">
   <w:body>
     <w:p/>
     <w:tbl>
@@ -364,6 +364,206 @@
             <w:pPr>
               <w:rPr>
                 <w:rFonts w:eastAsiaTheme="majorEastAsia"/>
+                <w:color w:val="000000" w:themeColor="text1"/>
+                <w:sz w:val="24"/>
+                <w:szCs w:val="24"/>
+              </w:rPr>
+            </w:pPr>
+            <w:r>
+              <w:rPr>
+                <w:rFonts w:eastAsiaTheme="majorEastAsia"/>
+                <w:color w:val="000000" w:themeColor="text1"/>
+                <w:sz w:val="24"/>
+                <w:szCs w:val="24"/>
+              </w:rPr>
+              <w:t>Fueron 2:</w:t>
+            </w:r>
+          </w:p>
+          <w:p>
+            <w:pPr>
+              <w:pStyle w:val="Prrafodelista"/>
+              <w:numPr>
+                <w:ilvl w:val="0"/>
+                <w:numId w:val="41"/>
+              </w:numPr>
+              <w:rPr>
+                <w:rFonts w:eastAsiaTheme="majorEastAsia"/>
+                <w:color w:val="000000" w:themeColor="text1"/>
+                <w:sz w:val="24"/>
+                <w:szCs w:val="24"/>
+              </w:rPr>
+            </w:pPr>
+            <w:r>
+              <w:rPr>
+                <w:rFonts w:eastAsiaTheme="majorEastAsia"/>
+                <w:b/>
+                <w:bCs/>
+                <w:color w:val="000000" w:themeColor="text1"/>
+                <w:sz w:val="24"/>
+                <w:szCs w:val="24"/>
+              </w:rPr>
+              <w:t>Certificado en Arquitectura de Software (Arquitectura, Integración de Plataformas):</w:t>
+            </w:r>
+            <w:r>
+              <w:rPr>
+                <w:rFonts w:eastAsiaTheme="majorEastAsia"/>
+                <w:color w:val="000000" w:themeColor="text1"/>
+                <w:sz w:val="24"/>
+                <w:szCs w:val="24"/>
+              </w:rPr>
+              <w:t xml:space="preserve"> Fue una de las áreas más atractivas porque me permitió entender cómo desacoplar sistemas grandes en componentes modulares y escalables (como arquitecturas de microservicios y consumo/diseño de </w:t>
+            </w:r>
+            <w:proofErr w:type="spellStart"/>
+            <w:r>
+              <w:rPr>
+                <w:rFonts w:eastAsiaTheme="majorEastAsia"/>
+                <w:color w:val="000000" w:themeColor="text1"/>
+                <w:sz w:val="24"/>
+                <w:szCs w:val="24"/>
+              </w:rPr>
+              <w:t>APIs</w:t>
+            </w:r>
+            <w:proofErr w:type="spellEnd"/>
+            <w:r>
+              <w:rPr>
+                <w:rFonts w:eastAsiaTheme="majorEastAsia"/>
+                <w:color w:val="000000" w:themeColor="text1"/>
+                <w:sz w:val="24"/>
+                <w:szCs w:val="24"/>
+              </w:rPr>
+              <w:t xml:space="preserve"> REST). Lo que más me gustó fue la capacidad de diseñar soluciones que no solo funcionen, sino que estén preparadas para crecer y comunicarse eficientemente entre distintas tecnologías.</w:t>
+            </w:r>
+          </w:p>
+          <w:p>
+            <w:pPr>
+              <w:pStyle w:val="Prrafodelista"/>
+              <w:rPr>
+                <w:rFonts w:eastAsiaTheme="majorEastAsia"/>
+                <w:color w:val="000000" w:themeColor="text1"/>
+                <w:sz w:val="24"/>
+                <w:szCs w:val="24"/>
+              </w:rPr>
+            </w:pPr>
+          </w:p>
+          <w:p>
+            <w:pPr>
+              <w:pStyle w:val="Prrafodelista"/>
+              <w:numPr>
+                <w:ilvl w:val="0"/>
+                <w:numId w:val="41"/>
+              </w:numPr>
+              <w:rPr>
+                <w:rFonts w:eastAsiaTheme="majorEastAsia"/>
+                <w:color w:val="000000" w:themeColor="text1"/>
+                <w:sz w:val="24"/>
+                <w:szCs w:val="24"/>
+              </w:rPr>
+            </w:pPr>
+            <w:r>
+              <w:rPr>
+                <w:rFonts w:eastAsiaTheme="majorEastAsia"/>
+                <w:b/>
+                <w:bCs/>
+                <w:color w:val="000000" w:themeColor="text1"/>
+                <w:sz w:val="24"/>
+                <w:szCs w:val="24"/>
+              </w:rPr>
+              <w:t>Certificado en Programación de Software (Programación Web, Programación Algoritmos):</w:t>
+            </w:r>
+            <w:r>
+              <w:rPr>
+                <w:rFonts w:eastAsiaTheme="majorEastAsia"/>
+                <w:color w:val="000000" w:themeColor="text1"/>
+                <w:sz w:val="24"/>
+                <w:szCs w:val="24"/>
+              </w:rPr>
+              <w:t xml:space="preserve"> Me motivó especialmente el desarrollo </w:t>
+            </w:r>
+            <w:proofErr w:type="spellStart"/>
+            <w:r>
+              <w:rPr>
+                <w:rFonts w:eastAsiaTheme="majorEastAsia"/>
+                <w:color w:val="000000" w:themeColor="text1"/>
+                <w:sz w:val="24"/>
+                <w:szCs w:val="24"/>
+              </w:rPr>
+              <w:t>frontend</w:t>
+            </w:r>
+            <w:proofErr w:type="spellEnd"/>
+            <w:r>
+              <w:rPr>
+                <w:rFonts w:eastAsiaTheme="majorEastAsia"/>
+                <w:color w:val="000000" w:themeColor="text1"/>
+                <w:sz w:val="24"/>
+                <w:szCs w:val="24"/>
+              </w:rPr>
+              <w:t xml:space="preserve"> y </w:t>
+            </w:r>
+            <w:proofErr w:type="spellStart"/>
+            <w:r>
+              <w:rPr>
+                <w:rFonts w:eastAsiaTheme="majorEastAsia"/>
+                <w:color w:val="000000" w:themeColor="text1"/>
+                <w:sz w:val="24"/>
+                <w:szCs w:val="24"/>
+              </w:rPr>
+              <w:t>fullstack</w:t>
+            </w:r>
+            <w:proofErr w:type="spellEnd"/>
+            <w:r>
+              <w:rPr>
+                <w:rFonts w:eastAsiaTheme="majorEastAsia"/>
+                <w:color w:val="000000" w:themeColor="text1"/>
+                <w:sz w:val="24"/>
+                <w:szCs w:val="24"/>
+              </w:rPr>
+              <w:t xml:space="preserve"> moderno. Lo que más destaqué fue la inmediatez de transformar una idea abstracta o requerimiento en una interfaz funcional, intuitiva y con buena experiencia de usuario, integrando tecnologías como </w:t>
+            </w:r>
+            <w:proofErr w:type="spellStart"/>
+            <w:r>
+              <w:rPr>
+                <w:rFonts w:eastAsiaTheme="majorEastAsia"/>
+                <w:color w:val="000000" w:themeColor="text1"/>
+                <w:sz w:val="24"/>
+                <w:szCs w:val="24"/>
+              </w:rPr>
+              <w:t>React</w:t>
+            </w:r>
+            <w:proofErr w:type="spellEnd"/>
+            <w:r>
+              <w:rPr>
+                <w:rFonts w:eastAsiaTheme="majorEastAsia"/>
+                <w:color w:val="000000" w:themeColor="text1"/>
+                <w:sz w:val="24"/>
+                <w:szCs w:val="24"/>
+              </w:rPr>
+              <w:t xml:space="preserve"> y </w:t>
+            </w:r>
+            <w:proofErr w:type="spellStart"/>
+            <w:r>
+              <w:rPr>
+                <w:rFonts w:eastAsiaTheme="majorEastAsia"/>
+                <w:color w:val="000000" w:themeColor="text1"/>
+                <w:sz w:val="24"/>
+                <w:szCs w:val="24"/>
+              </w:rPr>
+              <w:t>TypeScript</w:t>
+            </w:r>
+            <w:proofErr w:type="spellEnd"/>
+            <w:r>
+              <w:rPr>
+                <w:rFonts w:eastAsiaTheme="majorEastAsia"/>
+                <w:color w:val="000000" w:themeColor="text1"/>
+                <w:sz w:val="24"/>
+                <w:szCs w:val="24"/>
+              </w:rPr>
+              <w:t xml:space="preserve"> con lógica de negocio sólida</w:t>
+            </w:r>
+          </w:p>
+          <w:p>
+            <w:pPr>
+              <w:rPr>
+                <w:rFonts w:eastAsiaTheme="majorEastAsia"/>
                 <w:color w:val="767171" w:themeColor="background2" w:themeShade="80"/>
                 <w:sz w:val="24"/>
                 <w:szCs w:val="24"/>
@@ -389,6 +589,38 @@
                 <w:szCs w:val="24"/>
               </w:rPr>
             </w:pPr>
+            <w:r>
+              <w:rPr>
+                <w:rFonts w:eastAsiaTheme="majorEastAsia"/>
+                <w:sz w:val="24"/>
+                <w:szCs w:val="24"/>
+              </w:rPr>
+              <w:t>A partir de las c</w:t>
+            </w:r>
+            <w:r>
+              <w:rPr>
+                <w:rFonts w:eastAsiaTheme="majorEastAsia"/>
+                <w:sz w:val="24"/>
+                <w:szCs w:val="24"/>
+              </w:rPr>
+              <w:t>ertificaciones que obtienes a lo</w:t>
+            </w:r>
+            <w:r>
+              <w:rPr>
+                <w:rFonts w:eastAsiaTheme="majorEastAsia"/>
+                <w:sz w:val="24"/>
+                <w:szCs w:val="24"/>
+              </w:rPr>
+              <w:t xml:space="preserve"> largo de la carrera ¿Existe valor en la o las certificaciones obtenidas</w:t>
+            </w:r>
+            <w:r>
+              <w:rPr>
+                <w:rFonts w:eastAsiaTheme="majorEastAsia"/>
+                <w:sz w:val="24"/>
+                <w:szCs w:val="24"/>
+              </w:rPr>
+              <w:t>? ¿Por qué?</w:t>
+            </w:r>
           </w:p>
           <w:p>
             <w:pPr>
@@ -399,68 +631,23 @@
                 <w:szCs w:val="24"/>
               </w:rPr>
             </w:pPr>
-            <w:r>
-              <w:rPr>
-                <w:rFonts w:eastAsiaTheme="majorEastAsia"/>
-                <w:sz w:val="24"/>
-                <w:szCs w:val="24"/>
-              </w:rPr>
-              <w:t>A partir de las c</w:t>
-            </w:r>
-            <w:r>
-              <w:rPr>
-                <w:rFonts w:eastAsiaTheme="majorEastAsia"/>
-                <w:sz w:val="24"/>
-                <w:szCs w:val="24"/>
-              </w:rPr>
-              <w:t>ertificaciones que obtienes a lo</w:t>
-            </w:r>
-            <w:r>
-              <w:rPr>
-                <w:rFonts w:eastAsiaTheme="majorEastAsia"/>
-                <w:sz w:val="24"/>
-                <w:szCs w:val="24"/>
-              </w:rPr>
-              <w:t xml:space="preserve"> largo de la carrera ¿Existe valor en la o las certificaciones obtenidas</w:t>
-            </w:r>
-            <w:r>
-              <w:rPr>
-                <w:rFonts w:eastAsiaTheme="majorEastAsia"/>
-                <w:sz w:val="24"/>
-                <w:szCs w:val="24"/>
-              </w:rPr>
-              <w:t>? ¿Por qué?</w:t>
-            </w:r>
-          </w:p>
-          <w:p>
-            <w:pPr>
-              <w:rPr>
-                <w:rFonts w:eastAsiaTheme="majorEastAsia"/>
-                <w:color w:val="767171" w:themeColor="background2" w:themeShade="80"/>
-                <w:sz w:val="24"/>
-                <w:szCs w:val="24"/>
-              </w:rPr>
-            </w:pPr>
-          </w:p>
-          <w:p>
-            <w:pPr>
-              <w:rPr>
-                <w:rFonts w:eastAsiaTheme="majorEastAsia"/>
-                <w:color w:val="767171" w:themeColor="background2" w:themeShade="80"/>
-                <w:sz w:val="24"/>
-                <w:szCs w:val="24"/>
-              </w:rPr>
-            </w:pPr>
-          </w:p>
-          <w:p>
-            <w:pPr>
-              <w:rPr>
-                <w:rFonts w:eastAsiaTheme="majorEastAsia"/>
-                <w:color w:val="767171" w:themeColor="background2" w:themeShade="80"/>
-                <w:sz w:val="24"/>
-                <w:szCs w:val="24"/>
-              </w:rPr>
-            </w:pPr>
+          </w:p>
+          <w:p>
+            <w:pPr>
+              <w:rPr>
+                <w:rFonts w:eastAsiaTheme="majorEastAsia"/>
+                <w:sz w:val="24"/>
+                <w:szCs w:val="24"/>
+              </w:rPr>
+            </w:pPr>
+            <w:r>
+              <w:rPr>
+                <w:rFonts w:eastAsiaTheme="majorEastAsia"/>
+                <w:sz w:val="24"/>
+                <w:szCs w:val="24"/>
+              </w:rPr>
+              <w:t>Sí, tienen un alto valor. Las certificaciones de Duoc UC permiten validar formalmente hitos de especialización técnica ante el mercado laboral antes de egresar. Demuestran que no solo se tienen conocimientos teóricos generales, sino competencias prácticas evaluadas en áreas críticas como arquitectura, desarrollo de software y gestión, lo que facilita diferenciarse en procesos de selección y proyectos freelance.</w:t>
+            </w:r>
           </w:p>
           <w:p>
             <w:pPr>
@@ -641,7 +828,6 @@
                 <w:sz w:val="24"/>
                 <w:szCs w:val="24"/>
               </w:rPr>
-              <w:lastRenderedPageBreak/>
               <w:t xml:space="preserve">2. Revisa las competencias y unidades de competencias correspondientes a cada asignatura de la malla de tu carrera. Marca en </w:t>
             </w:r>
             <w:r>
@@ -782,6 +968,196 @@
                 <w:color w:val="767171" w:themeColor="background2" w:themeShade="80"/>
                 <w:sz w:val="24"/>
                 <w:szCs w:val="24"/>
+              </w:rPr>
+            </w:pPr>
+          </w:p>
+          <w:p>
+            <w:pPr>
+              <w:pStyle w:val="NormalWeb"/>
+              <w:numPr>
+                <w:ilvl w:val="0"/>
+                <w:numId w:val="42"/>
+              </w:numPr>
+              <w:rPr>
+                <w:rFonts w:asciiTheme="minorHAnsi" w:hAnsiTheme="minorHAnsi" w:cstheme="minorHAnsi"/>
+                <w:color w:val="000000" w:themeColor="text1"/>
+              </w:rPr>
+            </w:pPr>
+            <w:r>
+              <w:rPr>
+                <w:rFonts w:asciiTheme="minorHAnsi" w:hAnsiTheme="minorHAnsi" w:cstheme="minorHAnsi"/>
+                <w:b/>
+                <w:bCs/>
+                <w:color w:val="70AD47" w:themeColor="accent6"/>
+              </w:rPr>
+              <w:t>Más desarrolladas / Mayor seguridad:</w:t>
+            </w:r>
+            <w:r>
+              <w:rPr>
+                <w:rFonts w:asciiTheme="minorHAnsi" w:hAnsiTheme="minorHAnsi" w:cstheme="minorHAnsi"/>
+                <w:color w:val="70AD47" w:themeColor="accent6"/>
+              </w:rPr>
+              <w:t xml:space="preserve"> </w:t>
+            </w:r>
+            <w:r>
+              <w:rPr>
+                <w:rFonts w:asciiTheme="minorHAnsi" w:hAnsiTheme="minorHAnsi" w:cstheme="minorHAnsi"/>
+                <w:color w:val="000000" w:themeColor="text1"/>
+              </w:rPr>
+              <w:t>Me siento muy seguro diseñando e implementando aplicaciones web completas (</w:t>
+            </w:r>
+            <w:proofErr w:type="spellStart"/>
+            <w:r>
+              <w:rPr>
+                <w:rFonts w:asciiTheme="minorHAnsi" w:hAnsiTheme="minorHAnsi" w:cstheme="minorHAnsi"/>
+                <w:color w:val="000000" w:themeColor="text1"/>
+              </w:rPr>
+              <w:t>frontend</w:t>
+            </w:r>
+            <w:proofErr w:type="spellEnd"/>
+            <w:r>
+              <w:rPr>
+                <w:rFonts w:asciiTheme="minorHAnsi" w:hAnsiTheme="minorHAnsi" w:cstheme="minorHAnsi"/>
+                <w:color w:val="000000" w:themeColor="text1"/>
+              </w:rPr>
+              <w:t xml:space="preserve"> moderno con </w:t>
+            </w:r>
+            <w:proofErr w:type="spellStart"/>
+            <w:r>
+              <w:rPr>
+                <w:rFonts w:asciiTheme="minorHAnsi" w:hAnsiTheme="minorHAnsi" w:cstheme="minorHAnsi"/>
+                <w:color w:val="000000" w:themeColor="text1"/>
+              </w:rPr>
+              <w:t>React</w:t>
+            </w:r>
+            <w:proofErr w:type="spellEnd"/>
+            <w:r>
+              <w:rPr>
+                <w:rFonts w:asciiTheme="minorHAnsi" w:hAnsiTheme="minorHAnsi" w:cstheme="minorHAnsi"/>
+                <w:color w:val="000000" w:themeColor="text1"/>
+              </w:rPr>
+              <w:t>/</w:t>
+            </w:r>
+            <w:proofErr w:type="spellStart"/>
+            <w:r>
+              <w:rPr>
+                <w:rFonts w:asciiTheme="minorHAnsi" w:hAnsiTheme="minorHAnsi" w:cstheme="minorHAnsi"/>
+                <w:color w:val="000000" w:themeColor="text1"/>
+              </w:rPr>
+              <w:t>TypeScript</w:t>
+            </w:r>
+            <w:proofErr w:type="spellEnd"/>
+            <w:r>
+              <w:rPr>
+                <w:rFonts w:asciiTheme="minorHAnsi" w:hAnsiTheme="minorHAnsi" w:cstheme="minorHAnsi"/>
+                <w:color w:val="000000" w:themeColor="text1"/>
+              </w:rPr>
+              <w:t xml:space="preserve"> y </w:t>
+            </w:r>
+            <w:proofErr w:type="spellStart"/>
+            <w:r>
+              <w:rPr>
+                <w:rFonts w:asciiTheme="minorHAnsi" w:hAnsiTheme="minorHAnsi" w:cstheme="minorHAnsi"/>
+                <w:color w:val="000000" w:themeColor="text1"/>
+              </w:rPr>
+              <w:t>backends</w:t>
+            </w:r>
+            <w:proofErr w:type="spellEnd"/>
+            <w:r>
+              <w:rPr>
+                <w:rFonts w:asciiTheme="minorHAnsi" w:hAnsiTheme="minorHAnsi" w:cstheme="minorHAnsi"/>
+                <w:color w:val="000000" w:themeColor="text1"/>
+              </w:rPr>
+              <w:t xml:space="preserve"> estructurados), diseñando esquemas de bases de datos relacionales y estructurando arquitecturas modulares o de microservicios con control de versiones en Git.</w:t>
+            </w:r>
+          </w:p>
+          <w:p>
+            <w:pPr>
+              <w:pStyle w:val="NormalWeb"/>
+              <w:numPr>
+                <w:ilvl w:val="0"/>
+                <w:numId w:val="42"/>
+              </w:numPr>
+              <w:rPr>
+                <w:rFonts w:asciiTheme="minorHAnsi" w:hAnsiTheme="minorHAnsi" w:cstheme="minorHAnsi"/>
+                <w:color w:val="000000" w:themeColor="text1"/>
+              </w:rPr>
+            </w:pPr>
+            <w:r>
+              <w:rPr>
+                <w:rFonts w:asciiTheme="minorHAnsi" w:hAnsiTheme="minorHAnsi" w:cstheme="minorHAnsi"/>
+                <w:b/>
+                <w:bCs/>
+                <w:color w:val="EE0000"/>
+              </w:rPr>
+              <w:t>Más débiles / Por fortalecer:</w:t>
+            </w:r>
+            <w:r>
+              <w:rPr>
+                <w:rFonts w:asciiTheme="minorHAnsi" w:hAnsiTheme="minorHAnsi" w:cstheme="minorHAnsi"/>
+                <w:color w:val="EE0000"/>
+              </w:rPr>
+              <w:t xml:space="preserve"> </w:t>
+            </w:r>
+            <w:r>
+              <w:rPr>
+                <w:rFonts w:asciiTheme="minorHAnsi" w:hAnsiTheme="minorHAnsi" w:cstheme="minorHAnsi"/>
+                <w:color w:val="000000" w:themeColor="text1"/>
+              </w:rPr>
+              <w:t>Siento que requiero mayor profundidad en la automatización rigurosa de pruebas (QA/</w:t>
+            </w:r>
+            <w:proofErr w:type="spellStart"/>
+            <w:r>
+              <w:rPr>
+                <w:rFonts w:asciiTheme="minorHAnsi" w:hAnsiTheme="minorHAnsi" w:cstheme="minorHAnsi"/>
+                <w:color w:val="000000" w:themeColor="text1"/>
+              </w:rPr>
+              <w:t>Testing</w:t>
+            </w:r>
+            <w:proofErr w:type="spellEnd"/>
+            <w:r>
+              <w:rPr>
+                <w:rFonts w:asciiTheme="minorHAnsi" w:hAnsiTheme="minorHAnsi" w:cstheme="minorHAnsi"/>
+                <w:color w:val="000000" w:themeColor="text1"/>
+              </w:rPr>
+              <w:t xml:space="preserve"> automatizado para asegurar despliegues sin fallas) y en la implementación de capas de seguridad avanzadas en producción (prevención de vulnerabilidades y seguridad en </w:t>
+            </w:r>
+            <w:proofErr w:type="spellStart"/>
+            <w:r>
+              <w:rPr>
+                <w:rFonts w:asciiTheme="minorHAnsi" w:hAnsiTheme="minorHAnsi" w:cstheme="minorHAnsi"/>
+                <w:color w:val="000000" w:themeColor="text1"/>
+              </w:rPr>
+              <w:t>APIs</w:t>
+            </w:r>
+            <w:proofErr w:type="spellEnd"/>
+            <w:r>
+              <w:rPr>
+                <w:rFonts w:asciiTheme="minorHAnsi" w:hAnsiTheme="minorHAnsi" w:cstheme="minorHAnsi"/>
+                <w:color w:val="000000" w:themeColor="text1"/>
+              </w:rPr>
+              <w:t>).</w:t>
+            </w:r>
+          </w:p>
+          <w:p>
+            <w:pPr>
+              <w:pStyle w:val="NormalWeb"/>
+              <w:spacing w:before="0" w:beforeAutospacing="0"/>
+              <w:rPr>
+                <w:rFonts w:ascii="Arial" w:hAnsi="Arial" w:cs="Arial"/>
+                <w:color w:val="EE0000"/>
+              </w:rPr>
+            </w:pPr>
+          </w:p>
+          <w:p>
+            <w:pPr>
+              <w:pStyle w:val="NormalWeb"/>
+              <w:spacing w:before="0" w:beforeAutospacing="0"/>
+              <w:rPr>
+                <w:rFonts w:ascii="Arial" w:hAnsi="Arial" w:cs="Arial"/>
+                <w:b/>
+                <w:bCs/>
+                <w:color w:val="70AD47" w:themeColor="accent6"/>
               </w:rPr>
             </w:pPr>
           </w:p>
@@ -1189,6 +1565,235 @@
           </w:p>
           <w:p>
             <w:pPr>
+              <w:tabs>
+                <w:tab w:val="left" w:pos="454"/>
+              </w:tabs>
+              <w:jc w:val="both"/>
+              <w:rPr>
+                <w:rFonts w:eastAsiaTheme="majorEastAsia"/>
+                <w:sz w:val="24"/>
+                <w:szCs w:val="24"/>
+              </w:rPr>
+            </w:pPr>
+            <w:r>
+              <w:rPr>
+                <w:rFonts w:eastAsiaTheme="majorEastAsia"/>
+                <w:sz w:val="24"/>
+                <w:szCs w:val="24"/>
+              </w:rPr>
+              <w:t>¿Cuáles son tus principales intereses profesionales? ¿Hay alguna área de desempeño que te interese más?</w:t>
+            </w:r>
+            <w:r>
+              <w:rPr>
+                <w:rFonts w:eastAsiaTheme="majorEastAsia"/>
+                <w:sz w:val="24"/>
+                <w:szCs w:val="24"/>
+              </w:rPr>
+              <w:t xml:space="preserve"> </w:t>
+            </w:r>
+          </w:p>
+          <w:p>
+            <w:pPr>
+              <w:tabs>
+                <w:tab w:val="left" w:pos="454"/>
+              </w:tabs>
+              <w:jc w:val="both"/>
+              <w:rPr>
+                <w:rFonts w:eastAsiaTheme="majorEastAsia"/>
+                <w:sz w:val="24"/>
+                <w:szCs w:val="24"/>
+              </w:rPr>
+            </w:pPr>
+          </w:p>
+          <w:p>
+            <w:pPr>
+              <w:tabs>
+                <w:tab w:val="left" w:pos="454"/>
+              </w:tabs>
+              <w:rPr>
+                <w:rFonts w:eastAsiaTheme="majorEastAsia"/>
+                <w:sz w:val="24"/>
+                <w:szCs w:val="24"/>
+              </w:rPr>
+            </w:pPr>
+            <w:r>
+              <w:rPr>
+                <w:rFonts w:eastAsiaTheme="majorEastAsia"/>
+                <w:sz w:val="24"/>
+                <w:szCs w:val="24"/>
+              </w:rPr>
+              <w:t xml:space="preserve">Mi principal interés está en la Ingeniería de Software </w:t>
+            </w:r>
+            <w:proofErr w:type="spellStart"/>
+            <w:r>
+              <w:rPr>
+                <w:rFonts w:eastAsiaTheme="majorEastAsia"/>
+                <w:sz w:val="24"/>
+                <w:szCs w:val="24"/>
+              </w:rPr>
+              <w:t>Fullstack</w:t>
+            </w:r>
+            <w:proofErr w:type="spellEnd"/>
+            <w:r>
+              <w:rPr>
+                <w:rFonts w:eastAsiaTheme="majorEastAsia"/>
+                <w:sz w:val="24"/>
+                <w:szCs w:val="24"/>
+              </w:rPr>
+              <w:t xml:space="preserve"> y la Arquitectura de Soluciones Web. Me apasiona construir productos digitales completos: desde la experiencia de usuario y diseño de interfaces en el </w:t>
+            </w:r>
+            <w:proofErr w:type="spellStart"/>
+            <w:r>
+              <w:rPr>
+                <w:rFonts w:eastAsiaTheme="majorEastAsia"/>
+                <w:sz w:val="24"/>
+                <w:szCs w:val="24"/>
+              </w:rPr>
+              <w:t>frontend</w:t>
+            </w:r>
+            <w:proofErr w:type="spellEnd"/>
+            <w:r>
+              <w:rPr>
+                <w:rFonts w:eastAsiaTheme="majorEastAsia"/>
+                <w:sz w:val="24"/>
+                <w:szCs w:val="24"/>
+              </w:rPr>
+              <w:t xml:space="preserve">, hasta la lógica de negocio, persistencia de datos e integración de microservicios en el </w:t>
+            </w:r>
+            <w:proofErr w:type="spellStart"/>
+            <w:r>
+              <w:rPr>
+                <w:rFonts w:eastAsiaTheme="majorEastAsia"/>
+                <w:sz w:val="24"/>
+                <w:szCs w:val="24"/>
+              </w:rPr>
+              <w:t>backend</w:t>
+            </w:r>
+            <w:proofErr w:type="spellEnd"/>
+            <w:r>
+              <w:rPr>
+                <w:rFonts w:eastAsiaTheme="majorEastAsia"/>
+                <w:sz w:val="24"/>
+                <w:szCs w:val="24"/>
+              </w:rPr>
+              <w:t>.</w:t>
+            </w:r>
+          </w:p>
+          <w:p>
+            <w:pPr>
+              <w:pStyle w:val="Prrafodelista"/>
+              <w:tabs>
+                <w:tab w:val="left" w:pos="454"/>
+              </w:tabs>
+              <w:ind w:left="454"/>
+              <w:jc w:val="both"/>
+              <w:rPr>
+                <w:rFonts w:eastAsiaTheme="majorEastAsia"/>
+                <w:color w:val="767171" w:themeColor="background2" w:themeShade="80"/>
+                <w:sz w:val="24"/>
+                <w:szCs w:val="24"/>
+              </w:rPr>
+            </w:pPr>
+          </w:p>
+          <w:p>
+            <w:pPr>
+              <w:tabs>
+                <w:tab w:val="left" w:pos="454"/>
+              </w:tabs>
+              <w:jc w:val="both"/>
+              <w:rPr>
+                <w:rFonts w:eastAsiaTheme="majorEastAsia"/>
+                <w:sz w:val="24"/>
+                <w:szCs w:val="24"/>
+              </w:rPr>
+            </w:pPr>
+          </w:p>
+          <w:p>
+            <w:pPr>
+              <w:tabs>
+                <w:tab w:val="left" w:pos="454"/>
+              </w:tabs>
+              <w:jc w:val="both"/>
+              <w:rPr>
+                <w:rFonts w:eastAsiaTheme="majorEastAsia"/>
+                <w:color w:val="767171" w:themeColor="background2" w:themeShade="80"/>
+                <w:sz w:val="24"/>
+                <w:szCs w:val="24"/>
+              </w:rPr>
+            </w:pPr>
+          </w:p>
+          <w:p>
+            <w:pPr>
+              <w:tabs>
+                <w:tab w:val="left" w:pos="454"/>
+              </w:tabs>
+              <w:jc w:val="both"/>
+              <w:rPr>
+                <w:rFonts w:eastAsiaTheme="majorEastAsia"/>
+                <w:color w:val="767171" w:themeColor="background2" w:themeShade="80"/>
+                <w:sz w:val="24"/>
+                <w:szCs w:val="24"/>
+              </w:rPr>
+            </w:pPr>
+          </w:p>
+          <w:p>
+            <w:pPr>
+              <w:tabs>
+                <w:tab w:val="left" w:pos="454"/>
+              </w:tabs>
+              <w:jc w:val="both"/>
+              <w:rPr>
+                <w:rFonts w:eastAsiaTheme="majorEastAsia"/>
+                <w:color w:val="767171" w:themeColor="background2" w:themeShade="80"/>
+                <w:sz w:val="24"/>
+                <w:szCs w:val="24"/>
+              </w:rPr>
+            </w:pPr>
+          </w:p>
+          <w:p>
+            <w:pPr>
+              <w:tabs>
+                <w:tab w:val="left" w:pos="454"/>
+              </w:tabs>
+              <w:jc w:val="both"/>
+              <w:rPr>
+                <w:rFonts w:eastAsiaTheme="majorEastAsia"/>
+                <w:color w:val="767171" w:themeColor="background2" w:themeShade="80"/>
+                <w:sz w:val="24"/>
+                <w:szCs w:val="24"/>
+              </w:rPr>
+            </w:pPr>
+          </w:p>
+          <w:p>
+            <w:pPr>
+              <w:tabs>
+                <w:tab w:val="left" w:pos="454"/>
+              </w:tabs>
+              <w:jc w:val="both"/>
+              <w:rPr>
+                <w:rFonts w:eastAsiaTheme="majorEastAsia"/>
+                <w:color w:val="767171" w:themeColor="background2" w:themeShade="80"/>
+                <w:sz w:val="24"/>
+                <w:szCs w:val="24"/>
+              </w:rPr>
+            </w:pPr>
+          </w:p>
+          <w:p>
+            <w:pPr>
+              <w:tabs>
+                <w:tab w:val="left" w:pos="454"/>
+              </w:tabs>
+              <w:jc w:val="both"/>
+              <w:rPr>
+                <w:rFonts w:eastAsiaTheme="majorEastAsia"/>
+                <w:color w:val="767171" w:themeColor="background2" w:themeShade="80"/>
+                <w:sz w:val="24"/>
+                <w:szCs w:val="24"/>
+              </w:rPr>
+            </w:pPr>
+          </w:p>
+          <w:p>
+            <w:pPr>
               <w:pStyle w:val="Prrafodelista"/>
               <w:numPr>
                 <w:ilvl w:val="0"/>
@@ -1212,14 +1817,16 @@
                 <w:sz w:val="24"/>
                 <w:szCs w:val="24"/>
               </w:rPr>
-              <w:t>¿Cuáles son tus principales intereses profesionales? ¿Hay alguna área de desempeño que te interese más?</w:t>
-            </w:r>
-          </w:p>
-          <w:p>
-            <w:pPr>
+              <w:t>¿Cuáles son las principales competencias que se relacionan con tus intereses profesionales? ¿Hay alguna de ellas que sientas que requieres especialmente fortalecer?</w:t>
+            </w:r>
+          </w:p>
+          <w:p>
+            <w:pPr>
+              <w:pStyle w:val="Prrafodelista"/>
               <w:tabs>
                 <w:tab w:val="left" w:pos="454"/>
               </w:tabs>
+              <w:ind w:left="454"/>
               <w:jc w:val="both"/>
               <w:rPr>
                 <w:rFonts w:eastAsiaTheme="majorEastAsia"/>
@@ -1231,45 +1838,48 @@
           </w:p>
           <w:p>
             <w:pPr>
+              <w:pStyle w:val="Prrafodelista"/>
               <w:tabs>
                 <w:tab w:val="left" w:pos="454"/>
               </w:tabs>
+              <w:ind w:left="454"/>
               <w:jc w:val="both"/>
               <w:rPr>
                 <w:rFonts w:eastAsiaTheme="majorEastAsia"/>
-                <w:color w:val="767171" w:themeColor="background2" w:themeShade="80"/>
-                <w:sz w:val="24"/>
-                <w:szCs w:val="24"/>
-              </w:rPr>
-            </w:pPr>
-          </w:p>
-          <w:p>
-            <w:pPr>
-              <w:tabs>
-                <w:tab w:val="left" w:pos="454"/>
-              </w:tabs>
-              <w:jc w:val="both"/>
-              <w:rPr>
-                <w:rFonts w:eastAsiaTheme="majorEastAsia"/>
-                <w:color w:val="767171" w:themeColor="background2" w:themeShade="80"/>
-                <w:sz w:val="24"/>
-                <w:szCs w:val="24"/>
-              </w:rPr>
-            </w:pPr>
-          </w:p>
-          <w:p>
-            <w:pPr>
-              <w:tabs>
-                <w:tab w:val="left" w:pos="454"/>
-              </w:tabs>
-              <w:jc w:val="both"/>
-              <w:rPr>
-                <w:rFonts w:eastAsiaTheme="majorEastAsia"/>
-                <w:color w:val="767171" w:themeColor="background2" w:themeShade="80"/>
-                <w:sz w:val="24"/>
-                <w:szCs w:val="24"/>
-              </w:rPr>
-            </w:pPr>
+                <w:color w:val="000000" w:themeColor="text1"/>
+                <w:sz w:val="24"/>
+                <w:szCs w:val="24"/>
+              </w:rPr>
+            </w:pPr>
+            <w:r>
+              <w:rPr>
+                <w:rFonts w:eastAsiaTheme="majorEastAsia"/>
+                <w:color w:val="000000" w:themeColor="text1"/>
+                <w:sz w:val="24"/>
+                <w:szCs w:val="24"/>
+              </w:rPr>
+              <w:t xml:space="preserve">Se relacionan directamente la Programación Web, Arquitectura de Software, Integración de Plataformas y Modelamiento de Datos.  A fortalecer: Para ser un desarrollador </w:t>
+            </w:r>
+            <w:proofErr w:type="spellStart"/>
+            <w:r>
+              <w:rPr>
+                <w:rFonts w:eastAsiaTheme="majorEastAsia"/>
+                <w:color w:val="000000" w:themeColor="text1"/>
+                <w:sz w:val="24"/>
+                <w:szCs w:val="24"/>
+              </w:rPr>
+              <w:t>fullstack</w:t>
+            </w:r>
+            <w:proofErr w:type="spellEnd"/>
+            <w:r>
+              <w:rPr>
+                <w:rFonts w:eastAsiaTheme="majorEastAsia"/>
+                <w:color w:val="000000" w:themeColor="text1"/>
+                <w:sz w:val="24"/>
+                <w:szCs w:val="24"/>
+              </w:rPr>
+              <w:t xml:space="preserve"> integral y competitivo, requiero fortalecer las competencias de Calidad de Software (incorporar TDD o suites de pruebas automatizadas) y Seguridad en Sistemas, asegurando que mis aplicaciones cumplan estándares de nivel empresarial.  </w:t>
+            </w:r>
           </w:p>
           <w:p>
             <w:pPr>
@@ -1338,8 +1948,24 @@
                 <w:sz w:val="24"/>
                 <w:szCs w:val="24"/>
               </w:rPr>
-              <w:t>¿Cuáles son las principales competencias que se relacionan con tus intereses profesionales? ¿Hay alguna de ellas que sientas que requieres especialmente fortalecer?</w:t>
-            </w:r>
+              <w:t>¿Cómo te gustaría que fuera tu escenario laboral en 5 años más? ¿Qué te gustaría estar haciendo?</w:t>
+            </w:r>
+          </w:p>
+          <w:p>
+            <w:pPr>
+              <w:pStyle w:val="Prrafodelista"/>
+              <w:tabs>
+                <w:tab w:val="left" w:pos="454"/>
+              </w:tabs>
+              <w:ind w:left="454"/>
+              <w:jc w:val="both"/>
+              <w:rPr>
+                <w:rFonts w:eastAsiaTheme="majorEastAsia"/>
+                <w:color w:val="767171" w:themeColor="background2" w:themeShade="80"/>
+                <w:sz w:val="24"/>
+                <w:szCs w:val="24"/>
+              </w:rPr>
+            </w:pPr>
           </w:p>
           <w:p>
             <w:pPr>
@@ -1349,11 +1975,60 @@
               <w:jc w:val="both"/>
               <w:rPr>
                 <w:rFonts w:eastAsiaTheme="majorEastAsia"/>
-                <w:color w:val="767171" w:themeColor="background2" w:themeShade="80"/>
-                <w:sz w:val="24"/>
-                <w:szCs w:val="24"/>
-              </w:rPr>
-            </w:pPr>
+                <w:color w:val="000000" w:themeColor="text1"/>
+                <w:sz w:val="24"/>
+                <w:szCs w:val="24"/>
+              </w:rPr>
+            </w:pPr>
+            <w:r>
+              <w:rPr>
+                <w:rFonts w:eastAsiaTheme="majorEastAsia"/>
+                <w:color w:val="000000" w:themeColor="text1"/>
+                <w:sz w:val="24"/>
+                <w:szCs w:val="24"/>
+              </w:rPr>
+              <w:t xml:space="preserve">En 5 años me proyecto como Senior </w:t>
+            </w:r>
+            <w:proofErr w:type="spellStart"/>
+            <w:r>
+              <w:rPr>
+                <w:rFonts w:eastAsiaTheme="majorEastAsia"/>
+                <w:color w:val="000000" w:themeColor="text1"/>
+                <w:sz w:val="24"/>
+                <w:szCs w:val="24"/>
+              </w:rPr>
+              <w:t>Fullstack</w:t>
+            </w:r>
+            <w:proofErr w:type="spellEnd"/>
+            <w:r>
+              <w:rPr>
+                <w:rFonts w:eastAsiaTheme="majorEastAsia"/>
+                <w:color w:val="000000" w:themeColor="text1"/>
+                <w:sz w:val="24"/>
+                <w:szCs w:val="24"/>
+              </w:rPr>
+              <w:t xml:space="preserve"> </w:t>
+            </w:r>
+            <w:proofErr w:type="spellStart"/>
+            <w:r>
+              <w:rPr>
+                <w:rFonts w:eastAsiaTheme="majorEastAsia"/>
+                <w:color w:val="000000" w:themeColor="text1"/>
+                <w:sz w:val="24"/>
+                <w:szCs w:val="24"/>
+              </w:rPr>
+              <w:t>Developer</w:t>
+            </w:r>
+            <w:proofErr w:type="spellEnd"/>
+            <w:r>
+              <w:rPr>
+                <w:rFonts w:eastAsiaTheme="majorEastAsia"/>
+                <w:color w:val="000000" w:themeColor="text1"/>
+                <w:sz w:val="24"/>
+                <w:szCs w:val="24"/>
+              </w:rPr>
+              <w:t xml:space="preserve"> / Tech Lead, trabajando en el diseño y desarrollo de plataformas escalables para empresas tecnológicas o clientes globales de manera remota. Me gustaría estar liderando decisiones de arquitectura técnica, integrando buenas prácticas de desarrollo ágil y creando sistemas resilientes y de alto impacto.</w:t>
+            </w:r>
           </w:p>
           <w:p>
             <w:pPr>
@@ -1371,160 +2046,6 @@
           </w:p>
           <w:p>
             <w:pPr>
-              <w:tabs>
-                <w:tab w:val="left" w:pos="454"/>
-              </w:tabs>
-              <w:jc w:val="both"/>
-              <w:rPr>
-                <w:rFonts w:eastAsiaTheme="majorEastAsia"/>
-                <w:color w:val="767171" w:themeColor="background2" w:themeShade="80"/>
-                <w:sz w:val="24"/>
-                <w:szCs w:val="24"/>
-              </w:rPr>
-            </w:pPr>
-          </w:p>
-          <w:p>
-            <w:pPr>
-              <w:tabs>
-                <w:tab w:val="left" w:pos="454"/>
-              </w:tabs>
-              <w:jc w:val="both"/>
-              <w:rPr>
-                <w:rFonts w:eastAsiaTheme="majorEastAsia"/>
-                <w:color w:val="767171" w:themeColor="background2" w:themeShade="80"/>
-                <w:sz w:val="24"/>
-                <w:szCs w:val="24"/>
-              </w:rPr>
-            </w:pPr>
-          </w:p>
-          <w:p>
-            <w:pPr>
-              <w:tabs>
-                <w:tab w:val="left" w:pos="454"/>
-              </w:tabs>
-              <w:jc w:val="both"/>
-              <w:rPr>
-                <w:rFonts w:eastAsiaTheme="majorEastAsia"/>
-                <w:color w:val="767171" w:themeColor="background2" w:themeShade="80"/>
-                <w:sz w:val="24"/>
-                <w:szCs w:val="24"/>
-              </w:rPr>
-            </w:pPr>
-          </w:p>
-          <w:p>
-            <w:pPr>
-              <w:tabs>
-                <w:tab w:val="left" w:pos="454"/>
-              </w:tabs>
-              <w:jc w:val="both"/>
-              <w:rPr>
-                <w:rFonts w:eastAsiaTheme="majorEastAsia"/>
-                <w:color w:val="767171" w:themeColor="background2" w:themeShade="80"/>
-                <w:sz w:val="24"/>
-                <w:szCs w:val="24"/>
-              </w:rPr>
-            </w:pPr>
-          </w:p>
-          <w:p>
-            <w:pPr>
-              <w:tabs>
-                <w:tab w:val="left" w:pos="454"/>
-              </w:tabs>
-              <w:jc w:val="both"/>
-              <w:rPr>
-                <w:rFonts w:eastAsiaTheme="majorEastAsia"/>
-                <w:color w:val="767171" w:themeColor="background2" w:themeShade="80"/>
-                <w:sz w:val="24"/>
-                <w:szCs w:val="24"/>
-              </w:rPr>
-            </w:pPr>
-          </w:p>
-          <w:p>
-            <w:pPr>
-              <w:tabs>
-                <w:tab w:val="left" w:pos="454"/>
-              </w:tabs>
-              <w:jc w:val="both"/>
-              <w:rPr>
-                <w:rFonts w:eastAsiaTheme="majorEastAsia"/>
-                <w:color w:val="767171" w:themeColor="background2" w:themeShade="80"/>
-                <w:sz w:val="24"/>
-                <w:szCs w:val="24"/>
-              </w:rPr>
-            </w:pPr>
-          </w:p>
-          <w:p>
-            <w:pPr>
-              <w:pStyle w:val="Prrafodelista"/>
-              <w:numPr>
-                <w:ilvl w:val="0"/>
-                <w:numId w:val="12"/>
-              </w:numPr>
-              <w:tabs>
-                <w:tab w:val="left" w:pos="454"/>
-              </w:tabs>
-              <w:ind w:left="454" w:hanging="283"/>
-              <w:jc w:val="both"/>
-              <w:rPr>
-                <w:rFonts w:eastAsiaTheme="majorEastAsia"/>
-                <w:color w:val="767171" w:themeColor="background2" w:themeShade="80"/>
-                <w:sz w:val="24"/>
-                <w:szCs w:val="24"/>
-              </w:rPr>
-            </w:pPr>
-            <w:r>
-              <w:rPr>
-                <w:rFonts w:eastAsiaTheme="majorEastAsia"/>
-                <w:sz w:val="24"/>
-                <w:szCs w:val="24"/>
-              </w:rPr>
-              <w:t>¿Cómo te gustaría que fuera tu escenario laboral en 5 años más? ¿Qué te gustaría estar haciendo?</w:t>
-            </w:r>
-          </w:p>
-          <w:p>
-            <w:pPr>
-              <w:tabs>
-                <w:tab w:val="left" w:pos="454"/>
-              </w:tabs>
-              <w:jc w:val="both"/>
-              <w:rPr>
-                <w:rFonts w:eastAsiaTheme="majorEastAsia"/>
-                <w:color w:val="767171" w:themeColor="background2" w:themeShade="80"/>
-                <w:sz w:val="24"/>
-                <w:szCs w:val="24"/>
-              </w:rPr>
-            </w:pPr>
-          </w:p>
-          <w:p>
-            <w:pPr>
-              <w:tabs>
-                <w:tab w:val="left" w:pos="454"/>
-              </w:tabs>
-              <w:jc w:val="both"/>
-              <w:rPr>
-                <w:rFonts w:eastAsiaTheme="majorEastAsia"/>
-                <w:color w:val="767171" w:themeColor="background2" w:themeShade="80"/>
-                <w:sz w:val="24"/>
-                <w:szCs w:val="24"/>
-              </w:rPr>
-            </w:pPr>
-          </w:p>
-          <w:p>
-            <w:pPr>
-              <w:tabs>
-                <w:tab w:val="left" w:pos="454"/>
-              </w:tabs>
-              <w:jc w:val="both"/>
-              <w:rPr>
-                <w:rFonts w:eastAsiaTheme="majorEastAsia"/>
-                <w:color w:val="767171" w:themeColor="background2" w:themeShade="80"/>
-                <w:sz w:val="24"/>
-                <w:szCs w:val="24"/>
-              </w:rPr>
-            </w:pPr>
-          </w:p>
-          <w:p>
-            <w:pPr>
               <w:jc w:val="both"/>
               <w:rPr>
                 <w:rFonts w:ascii="Calibri" w:hAnsi="Calibri"/>
@@ -1630,6 +2151,28 @@
                 <w:b/>
                 <w:bCs/>
                 <w:color w:val="1F4E79" w:themeColor="accent1" w:themeShade="80"/>
+              </w:rPr>
+            </w:pPr>
+          </w:p>
+        </w:tc>
+      </w:tr>
+      <w:tr>
+        <w:trPr>
+          <w:trHeight w:val="440"/>
+        </w:trPr>
+        <w:tc>
+          <w:tcPr>
+            <w:tcW w:w="10076" w:type="dxa"/>
+            <w:shd w:val="clear" w:color="auto" w:fill="DEEAF6" w:themeFill="accent1" w:themeFillTint="33"/>
+            <w:vAlign w:val="center"/>
+          </w:tcPr>
+          <w:p>
+            <w:pPr>
+              <w:rPr>
+                <w:rFonts w:eastAsiaTheme="majorEastAsia"/>
+                <w:color w:val="767171" w:themeColor="background2" w:themeShade="80"/>
+                <w:sz w:val="24"/>
+                <w:szCs w:val="24"/>
               </w:rPr>
             </w:pPr>
           </w:p>
@@ -1743,8 +2286,6 @@
                 <w:szCs w:val="20"/>
               </w:rPr>
             </w:pPr>
-            <w:bookmarkStart w:id="0" w:name="_GoBack"/>
-            <w:bookmarkEnd w:id="0"/>
             <w:r>
               <w:rPr>
                 <w:rFonts w:eastAsiaTheme="majorEastAsia"/>
@@ -1812,6 +2353,197 @@
               <w:jc w:val="both"/>
               <w:rPr>
                 <w:rFonts w:eastAsiaTheme="majorEastAsia"/>
+                <w:color w:val="000000" w:themeColor="text1"/>
+                <w:sz w:val="24"/>
+                <w:szCs w:val="24"/>
+              </w:rPr>
+            </w:pPr>
+            <w:r>
+              <w:rPr>
+                <w:rFonts w:eastAsiaTheme="majorEastAsia"/>
+                <w:color w:val="000000" w:themeColor="text1"/>
+                <w:sz w:val="24"/>
+                <w:szCs w:val="24"/>
+              </w:rPr>
+              <w:lastRenderedPageBreak/>
+              <w:t>Sí, se relacionan de forma directa, especialmente aquellos orientados a arquitecturas desacopladas y plataformas web integradas (como desarrollos e-</w:t>
+            </w:r>
+            <w:proofErr w:type="spellStart"/>
+            <w:r>
+              <w:rPr>
+                <w:rFonts w:eastAsiaTheme="majorEastAsia"/>
+                <w:color w:val="000000" w:themeColor="text1"/>
+                <w:sz w:val="24"/>
+                <w:szCs w:val="24"/>
+              </w:rPr>
+              <w:t>commerce</w:t>
+            </w:r>
+            <w:proofErr w:type="spellEnd"/>
+            <w:r>
+              <w:rPr>
+                <w:rFonts w:eastAsiaTheme="majorEastAsia"/>
+                <w:color w:val="000000" w:themeColor="text1"/>
+                <w:sz w:val="24"/>
+                <w:szCs w:val="24"/>
+              </w:rPr>
+              <w:t xml:space="preserve"> o sistemas de gestión modular).</w:t>
+            </w:r>
+          </w:p>
+          <w:p>
+            <w:pPr>
+              <w:tabs>
+                <w:tab w:val="left" w:pos="454"/>
+              </w:tabs>
+              <w:jc w:val="both"/>
+              <w:rPr>
+                <w:rFonts w:eastAsiaTheme="majorEastAsia"/>
+                <w:color w:val="000000" w:themeColor="text1"/>
+                <w:sz w:val="24"/>
+                <w:szCs w:val="24"/>
+              </w:rPr>
+            </w:pPr>
+          </w:p>
+          <w:p>
+            <w:pPr>
+              <w:tabs>
+                <w:tab w:val="left" w:pos="454"/>
+              </w:tabs>
+              <w:jc w:val="both"/>
+              <w:rPr>
+                <w:rFonts w:eastAsiaTheme="majorEastAsia"/>
+                <w:color w:val="000000" w:themeColor="text1"/>
+                <w:sz w:val="24"/>
+                <w:szCs w:val="24"/>
+              </w:rPr>
+            </w:pPr>
+            <w:r>
+              <w:rPr>
+                <w:rFonts w:eastAsiaTheme="majorEastAsia"/>
+                <w:b/>
+                <w:bCs/>
+                <w:color w:val="000000" w:themeColor="text1"/>
+                <w:sz w:val="24"/>
+                <w:szCs w:val="24"/>
+              </w:rPr>
+              <w:t>Ajuste necesario:</w:t>
+            </w:r>
+            <w:r>
+              <w:rPr>
+                <w:rFonts w:eastAsiaTheme="majorEastAsia"/>
+                <w:color w:val="000000" w:themeColor="text1"/>
+                <w:sz w:val="24"/>
+                <w:szCs w:val="24"/>
+              </w:rPr>
+              <w:t xml:space="preserve"> Requiere ajustar el alcance para no centrarse únicamente en la funcionalidad básica, sino</w:t>
+            </w:r>
+            <w:r>
+              <w:rPr>
+                <w:rFonts w:eastAsiaTheme="majorEastAsia"/>
+                <w:color w:val="000000" w:themeColor="text1"/>
+                <w:sz w:val="24"/>
+                <w:szCs w:val="24"/>
+              </w:rPr>
+              <w:t xml:space="preserve"> también</w:t>
+            </w:r>
+            <w:r>
+              <w:rPr>
+                <w:rFonts w:eastAsiaTheme="majorEastAsia"/>
+                <w:color w:val="000000" w:themeColor="text1"/>
+                <w:sz w:val="24"/>
+                <w:szCs w:val="24"/>
+              </w:rPr>
+              <w:t xml:space="preserve"> incorporar de manera explícita:</w:t>
+            </w:r>
+          </w:p>
+          <w:p>
+            <w:pPr>
+              <w:numPr>
+                <w:ilvl w:val="0"/>
+                <w:numId w:val="43"/>
+              </w:numPr>
+              <w:tabs>
+                <w:tab w:val="left" w:pos="454"/>
+              </w:tabs>
+              <w:jc w:val="both"/>
+              <w:rPr>
+                <w:rFonts w:eastAsiaTheme="majorEastAsia"/>
+                <w:color w:val="000000" w:themeColor="text1"/>
+                <w:sz w:val="24"/>
+                <w:szCs w:val="24"/>
+              </w:rPr>
+            </w:pPr>
+            <w:r>
+              <w:rPr>
+                <w:rFonts w:eastAsiaTheme="majorEastAsia"/>
+                <w:color w:val="000000" w:themeColor="text1"/>
+                <w:sz w:val="24"/>
+                <w:szCs w:val="24"/>
+              </w:rPr>
+              <w:t>Una arquitectura clara y documentada (servicios desacoplados / API REST).</w:t>
+            </w:r>
+          </w:p>
+          <w:p>
+            <w:pPr>
+              <w:numPr>
+                <w:ilvl w:val="0"/>
+                <w:numId w:val="43"/>
+              </w:numPr>
+              <w:tabs>
+                <w:tab w:val="left" w:pos="454"/>
+              </w:tabs>
+              <w:jc w:val="both"/>
+              <w:rPr>
+                <w:rFonts w:eastAsiaTheme="majorEastAsia"/>
+                <w:color w:val="000000" w:themeColor="text1"/>
+                <w:sz w:val="24"/>
+                <w:szCs w:val="24"/>
+              </w:rPr>
+            </w:pPr>
+            <w:r>
+              <w:rPr>
+                <w:rFonts w:eastAsiaTheme="majorEastAsia"/>
+                <w:color w:val="000000" w:themeColor="text1"/>
+                <w:sz w:val="24"/>
+                <w:szCs w:val="24"/>
+              </w:rPr>
+              <w:t>Buenas prácticas de calidad (pruebas automatizadas básicas y validación continua).</w:t>
+            </w:r>
+          </w:p>
+          <w:p>
+            <w:pPr>
+              <w:numPr>
+                <w:ilvl w:val="0"/>
+                <w:numId w:val="43"/>
+              </w:numPr>
+              <w:tabs>
+                <w:tab w:val="left" w:pos="454"/>
+              </w:tabs>
+              <w:jc w:val="both"/>
+              <w:rPr>
+                <w:rFonts w:eastAsiaTheme="majorEastAsia"/>
+                <w:color w:val="000000" w:themeColor="text1"/>
+                <w:sz w:val="24"/>
+                <w:szCs w:val="24"/>
+              </w:rPr>
+            </w:pPr>
+            <w:r>
+              <w:rPr>
+                <w:rFonts w:eastAsiaTheme="majorEastAsia"/>
+                <w:color w:val="000000" w:themeColor="text1"/>
+                <w:sz w:val="24"/>
+                <w:szCs w:val="24"/>
+              </w:rPr>
+              <w:t>Una interfaz moderna y accesible que resuelva una necesidad real de negocio.</w:t>
+            </w:r>
+          </w:p>
+          <w:p>
+            <w:pPr>
+              <w:tabs>
+                <w:tab w:val="left" w:pos="454"/>
+              </w:tabs>
+              <w:jc w:val="both"/>
+              <w:rPr>
+                <w:rFonts w:eastAsiaTheme="majorEastAsia"/>
                 <w:color w:val="767171" w:themeColor="background2" w:themeShade="80"/>
                 <w:sz w:val="24"/>
                 <w:szCs w:val="24"/>
@@ -1984,6 +2716,176 @@
           </w:p>
           <w:p>
             <w:pPr>
+              <w:pStyle w:val="NormalWeb"/>
+              <w:numPr>
+                <w:ilvl w:val="0"/>
+                <w:numId w:val="42"/>
+              </w:numPr>
+              <w:spacing w:before="0" w:beforeAutospacing="0"/>
+              <w:rPr>
+                <w:rFonts w:asciiTheme="minorHAnsi" w:hAnsiTheme="minorHAnsi" w:cstheme="minorHAnsi"/>
+              </w:rPr>
+            </w:pPr>
+            <w:r>
+              <w:rPr>
+                <w:rFonts w:asciiTheme="minorHAnsi" w:hAnsiTheme="minorHAnsi" w:cstheme="minorHAnsi"/>
+                <w:b/>
+                <w:bCs/>
+              </w:rPr>
+              <w:t>Levantamiento y Análisis de Requerimientos:</w:t>
+            </w:r>
+            <w:r>
+              <w:rPr>
+                <w:rFonts w:asciiTheme="minorHAnsi" w:hAnsiTheme="minorHAnsi" w:cstheme="minorHAnsi"/>
+              </w:rPr>
+              <w:t xml:space="preserve"> Traducir un problema de negocio real en historias de usuario y especificaciones técnicas. </w:t>
+            </w:r>
+          </w:p>
+          <w:p>
+            <w:pPr>
+              <w:pStyle w:val="NormalWeb"/>
+              <w:numPr>
+                <w:ilvl w:val="0"/>
+                <w:numId w:val="42"/>
+              </w:numPr>
+              <w:spacing w:before="0" w:beforeAutospacing="0"/>
+              <w:rPr>
+                <w:rFonts w:asciiTheme="minorHAnsi" w:hAnsiTheme="minorHAnsi" w:cstheme="minorHAnsi"/>
+              </w:rPr>
+            </w:pPr>
+            <w:r>
+              <w:rPr>
+                <w:rFonts w:asciiTheme="minorHAnsi" w:hAnsiTheme="minorHAnsi" w:cstheme="minorHAnsi"/>
+                <w:b/>
+                <w:bCs/>
+              </w:rPr>
+              <w:t xml:space="preserve">Arquitectura y Desarrollo </w:t>
+            </w:r>
+            <w:proofErr w:type="spellStart"/>
+            <w:r>
+              <w:rPr>
+                <w:rFonts w:asciiTheme="minorHAnsi" w:hAnsiTheme="minorHAnsi" w:cstheme="minorHAnsi"/>
+                <w:b/>
+                <w:bCs/>
+              </w:rPr>
+              <w:t>Fullstack</w:t>
+            </w:r>
+            <w:proofErr w:type="spellEnd"/>
+            <w:r>
+              <w:rPr>
+                <w:rFonts w:asciiTheme="minorHAnsi" w:hAnsiTheme="minorHAnsi" w:cstheme="minorHAnsi"/>
+                <w:b/>
+                <w:bCs/>
+              </w:rPr>
+              <w:t>:</w:t>
+            </w:r>
+            <w:r>
+              <w:rPr>
+                <w:rFonts w:asciiTheme="minorHAnsi" w:hAnsiTheme="minorHAnsi" w:cstheme="minorHAnsi"/>
+              </w:rPr>
+              <w:t xml:space="preserve"> </w:t>
+            </w:r>
+            <w:proofErr w:type="spellStart"/>
+            <w:r>
+              <w:rPr>
+                <w:rFonts w:asciiTheme="minorHAnsi" w:hAnsiTheme="minorHAnsi" w:cstheme="minorHAnsi"/>
+              </w:rPr>
+              <w:t>Frontend</w:t>
+            </w:r>
+            <w:proofErr w:type="spellEnd"/>
+            <w:r>
+              <w:rPr>
+                <w:rFonts w:asciiTheme="minorHAnsi" w:hAnsiTheme="minorHAnsi" w:cstheme="minorHAnsi"/>
+              </w:rPr>
+              <w:t xml:space="preserve"> reactivo y </w:t>
+            </w:r>
+            <w:proofErr w:type="spellStart"/>
+            <w:r>
+              <w:rPr>
+                <w:rFonts w:asciiTheme="minorHAnsi" w:hAnsiTheme="minorHAnsi" w:cstheme="minorHAnsi"/>
+              </w:rPr>
+              <w:t>backend</w:t>
+            </w:r>
+            <w:proofErr w:type="spellEnd"/>
+            <w:r>
+              <w:rPr>
+                <w:rFonts w:asciiTheme="minorHAnsi" w:hAnsiTheme="minorHAnsi" w:cstheme="minorHAnsi"/>
+              </w:rPr>
+              <w:t xml:space="preserve"> modular con persistencia de datos estructurada. </w:t>
+            </w:r>
+          </w:p>
+          <w:p>
+            <w:pPr>
+              <w:pStyle w:val="NormalWeb"/>
+              <w:numPr>
+                <w:ilvl w:val="0"/>
+                <w:numId w:val="42"/>
+              </w:numPr>
+              <w:spacing w:before="0" w:beforeAutospacing="0"/>
+              <w:rPr>
+                <w:rFonts w:asciiTheme="minorHAnsi" w:hAnsiTheme="minorHAnsi" w:cstheme="minorHAnsi"/>
+              </w:rPr>
+            </w:pPr>
+            <w:r>
+              <w:rPr>
+                <w:rFonts w:asciiTheme="minorHAnsi" w:hAnsiTheme="minorHAnsi" w:cstheme="minorHAnsi"/>
+                <w:b/>
+                <w:bCs/>
+              </w:rPr>
+              <w:t>Aseguramiento de Calidad y Seguridad:</w:t>
+            </w:r>
+            <w:r>
+              <w:rPr>
+                <w:rFonts w:asciiTheme="minorHAnsi" w:hAnsiTheme="minorHAnsi" w:cstheme="minorHAnsi"/>
+              </w:rPr>
+              <w:t xml:space="preserve"> Implementación de pruebas y control de acceso/autenticación segura. </w:t>
+            </w:r>
+          </w:p>
+          <w:p>
+            <w:pPr>
+              <w:pStyle w:val="NormalWeb"/>
+              <w:numPr>
+                <w:ilvl w:val="0"/>
+                <w:numId w:val="42"/>
+              </w:numPr>
+              <w:spacing w:before="0" w:beforeAutospacing="0"/>
+              <w:rPr>
+                <w:rFonts w:asciiTheme="minorHAnsi" w:hAnsiTheme="minorHAnsi" w:cstheme="minorHAnsi"/>
+              </w:rPr>
+            </w:pPr>
+            <w:r>
+              <w:rPr>
+                <w:rFonts w:asciiTheme="minorHAnsi" w:hAnsiTheme="minorHAnsi" w:cstheme="minorHAnsi"/>
+                <w:b/>
+                <w:bCs/>
+              </w:rPr>
+              <w:t>Gestión del Proyecto y Riesgos:</w:t>
+            </w:r>
+            <w:r>
+              <w:rPr>
+                <w:rFonts w:asciiTheme="minorHAnsi" w:hAnsiTheme="minorHAnsi" w:cstheme="minorHAnsi"/>
+              </w:rPr>
+              <w:t xml:space="preserve"> Planificación ágil, trazabilidad con Git y mitigación de riesgos de entrega. </w:t>
+            </w:r>
+          </w:p>
+          <w:p>
+            <w:pPr>
+              <w:pStyle w:val="Prrafodelista"/>
+              <w:tabs>
+                <w:tab w:val="left" w:pos="1021"/>
+              </w:tabs>
+              <w:ind w:left="596"/>
+              <w:jc w:val="both"/>
+              <w:rPr>
+                <w:rFonts w:eastAsiaTheme="majorEastAsia"/>
+                <w:color w:val="767171" w:themeColor="background2" w:themeShade="80"/>
+                <w:sz w:val="24"/>
+                <w:szCs w:val="24"/>
+              </w:rPr>
+            </w:pPr>
+          </w:p>
+          <w:p>
+            <w:pPr>
               <w:pStyle w:val="Prrafodelista"/>
               <w:numPr>
                 <w:ilvl w:val="0"/>
@@ -2013,6 +2915,107 @@
           <w:p>
             <w:pPr>
               <w:pStyle w:val="Prrafodelista"/>
+              <w:tabs>
+                <w:tab w:val="left" w:pos="1021"/>
+              </w:tabs>
+              <w:ind w:left="596"/>
+              <w:jc w:val="both"/>
+              <w:rPr>
+                <w:rFonts w:eastAsiaTheme="majorEastAsia"/>
+                <w:color w:val="000000" w:themeColor="text1"/>
+                <w:sz w:val="24"/>
+                <w:szCs w:val="24"/>
+              </w:rPr>
+            </w:pPr>
+            <w:r>
+              <w:rPr>
+                <w:rFonts w:eastAsiaTheme="majorEastAsia"/>
+                <w:color w:val="000000" w:themeColor="text1"/>
+                <w:sz w:val="24"/>
+                <w:szCs w:val="24"/>
+              </w:rPr>
+              <w:t>Una plataforma web integral (tipo SaaS, sistema de gestión empresarial o e-</w:t>
+            </w:r>
+            <w:proofErr w:type="spellStart"/>
+            <w:r>
+              <w:rPr>
+                <w:rFonts w:eastAsiaTheme="majorEastAsia"/>
+                <w:color w:val="000000" w:themeColor="text1"/>
+                <w:sz w:val="24"/>
+                <w:szCs w:val="24"/>
+              </w:rPr>
+              <w:t>commerce</w:t>
+            </w:r>
+            <w:proofErr w:type="spellEnd"/>
+            <w:r>
+              <w:rPr>
+                <w:rFonts w:eastAsiaTheme="majorEastAsia"/>
+                <w:color w:val="000000" w:themeColor="text1"/>
+                <w:sz w:val="24"/>
+                <w:szCs w:val="24"/>
+              </w:rPr>
+              <w:t xml:space="preserve"> especializado) que involucre autenticación de usuarios, gestión de catálogos/datos transaccionales, reportería o </w:t>
+            </w:r>
+            <w:proofErr w:type="spellStart"/>
+            <w:r>
+              <w:rPr>
+                <w:rFonts w:eastAsiaTheme="majorEastAsia"/>
+                <w:color w:val="000000" w:themeColor="text1"/>
+                <w:sz w:val="24"/>
+                <w:szCs w:val="24"/>
+              </w:rPr>
+              <w:t>dashboard</w:t>
+            </w:r>
+            <w:proofErr w:type="spellEnd"/>
+            <w:r>
+              <w:rPr>
+                <w:rFonts w:eastAsiaTheme="majorEastAsia"/>
+                <w:color w:val="000000" w:themeColor="text1"/>
+                <w:sz w:val="24"/>
+                <w:szCs w:val="24"/>
+              </w:rPr>
+              <w:t xml:space="preserve"> interactivo y consumo de </w:t>
+            </w:r>
+            <w:proofErr w:type="spellStart"/>
+            <w:r>
+              <w:rPr>
+                <w:rFonts w:eastAsiaTheme="majorEastAsia"/>
+                <w:color w:val="000000" w:themeColor="text1"/>
+                <w:sz w:val="24"/>
+                <w:szCs w:val="24"/>
+              </w:rPr>
+              <w:t>APIs</w:t>
+            </w:r>
+            <w:proofErr w:type="spellEnd"/>
+            <w:r>
+              <w:rPr>
+                <w:rFonts w:eastAsiaTheme="majorEastAsia"/>
+                <w:color w:val="000000" w:themeColor="text1"/>
+                <w:sz w:val="24"/>
+                <w:szCs w:val="24"/>
+              </w:rPr>
+              <w:t xml:space="preserve"> externas o servicios propios desacoplados.</w:t>
+            </w:r>
+          </w:p>
+          <w:p>
+            <w:pPr>
+              <w:pStyle w:val="Prrafodelista"/>
+              <w:tabs>
+                <w:tab w:val="left" w:pos="1021"/>
+              </w:tabs>
+              <w:ind w:left="596"/>
+              <w:jc w:val="both"/>
+              <w:rPr>
+                <w:rFonts w:eastAsiaTheme="majorEastAsia"/>
+                <w:color w:val="000000" w:themeColor="text1"/>
+                <w:sz w:val="24"/>
+                <w:szCs w:val="24"/>
+              </w:rPr>
+            </w:pPr>
+          </w:p>
+          <w:p>
+            <w:pPr>
+              <w:pStyle w:val="Prrafodelista"/>
               <w:numPr>
                 <w:ilvl w:val="0"/>
                 <w:numId w:val="12"/>
@@ -2036,6 +3039,51 @@
                 <w:szCs w:val="24"/>
               </w:rPr>
               <w:t xml:space="preserve">¿En qué contexto se debería situar este Proyecto APT?  </w:t>
+            </w:r>
+          </w:p>
+          <w:p>
+            <w:pPr>
+              <w:pStyle w:val="Prrafodelista"/>
+              <w:tabs>
+                <w:tab w:val="left" w:pos="1021"/>
+              </w:tabs>
+              <w:ind w:left="596"/>
+              <w:jc w:val="both"/>
+              <w:rPr>
+                <w:rFonts w:eastAsiaTheme="majorEastAsia"/>
+                <w:color w:val="000000" w:themeColor="text1"/>
+                <w:sz w:val="24"/>
+                <w:szCs w:val="24"/>
+              </w:rPr>
+            </w:pPr>
+            <w:r>
+              <w:rPr>
+                <w:rFonts w:eastAsiaTheme="majorEastAsia"/>
+                <w:color w:val="000000" w:themeColor="text1"/>
+                <w:sz w:val="24"/>
+                <w:szCs w:val="24"/>
+              </w:rPr>
+              <w:t xml:space="preserve">Debe situarse en un contexto de cliente o necesidad real (una </w:t>
+            </w:r>
+            <w:proofErr w:type="spellStart"/>
+            <w:r>
+              <w:rPr>
+                <w:rFonts w:eastAsiaTheme="majorEastAsia"/>
+                <w:color w:val="000000" w:themeColor="text1"/>
+                <w:sz w:val="24"/>
+                <w:szCs w:val="24"/>
+              </w:rPr>
+              <w:t>PyME</w:t>
+            </w:r>
+            <w:proofErr w:type="spellEnd"/>
+            <w:r>
+              <w:rPr>
+                <w:rFonts w:eastAsiaTheme="majorEastAsia"/>
+                <w:color w:val="000000" w:themeColor="text1"/>
+                <w:sz w:val="24"/>
+                <w:szCs w:val="24"/>
+              </w:rPr>
+              <w:t>, emprendimiento o proceso de digitalización de un servicio), donde existan usuarios finales definidos y restricciones reales de tiempo, usabilidad y rendimiento. Esto permite que el proyecto sirva como evidencia tangible de alta calidad en mi portafolio profesional.</w:t>
             </w:r>
           </w:p>
           <w:p>
@@ -2213,7 +3261,7 @@
 </file>
 
 <file path=word/endnotes.xml><?xml version="1.0" encoding="utf-8"?>
-<w:endnotes xmlns:wpc="http://schemas.microsoft.com/office/word/2010/wordprocessingCanvas" xmlns:cx="http://schemas.microsoft.com/office/drawing/2014/chartex" xmlns:mc="http://schemas.openxmlformats.org/markup-compatibility/2006" xmlns:o="urn:schemas-microsoft-com:office:office" xmlns:r="http://schemas.openxmlformats.org/officeDocument/2006/relationships" xmlns:m="http://schemas.openxmlformats.org/officeDocument/2006/math" xmlns:v="urn:schemas-microsoft-com:vml" xmlns:wp14="http://schemas.microsoft.com/office/word/2010/wordprocessingDrawing" xmlns:wp="http://schemas.openxmlformats.org/drawingml/2006/wordprocessingDrawing" xmlns:w10="urn:schemas-microsoft-com:office:word" xmlns:w="http://schemas.openxmlformats.org/wordprocessingml/2006/main" xmlns:w14="http://schemas.microsoft.com/office/word/2010/wordml" xmlns:w15="http://schemas.microsoft.com/office/word/2012/wordml" xmlns:w16se="http://schemas.microsoft.com/office/word/2015/wordml/symex" xmlns:wpg="http://schemas.microsoft.com/office/word/2010/wordprocessingGroup" xmlns:wpi="http://schemas.microsoft.com/office/word/2010/wordprocessingInk" xmlns:wne="http://schemas.microsoft.com/office/word/2006/wordml" xmlns:wps="http://schemas.microsoft.com/office/word/2010/wordprocessingShape" mc:Ignorable="w14 w15 w16se wp14">
+<w:endnotes xmlns:wpc="http://schemas.microsoft.com/office/word/2010/wordprocessingCanvas" xmlns:cx="http://schemas.microsoft.com/office/drawing/2014/chartex" xmlns:cx1="http://schemas.microsoft.com/office/drawing/2015/9/8/chartex" xmlns:cx2="http://schemas.microsoft.com/office/drawing/2015/10/21/chartex" xmlns:cx3="http://schemas.microsoft.com/office/drawing/2016/5/9/chartex" xmlns:cx4="http://schemas.microsoft.com/office/drawing/2016/5/10/chartex" xmlns:cx5="http://schemas.microsoft.com/office/drawing/2016/5/11/chartex" xmlns:cx6="http://schemas.microsoft.com/office/drawing/2016/5/12/chartex" xmlns:cx7="http://schemas.microsoft.com/office/drawing/2016/5/13/chartex" xmlns:cx8="http://schemas.microsoft.com/office/drawing/2016/5/14/chartex" xmlns:mc="http://schemas.openxmlformats.org/markup-compatibility/2006" xmlns:aink="http://schemas.microsoft.com/office/drawing/2016/ink" xmlns:am3d="http://schemas.microsoft.com/office/drawing/2017/model3d" xmlns:o="urn:schemas-microsoft-com:office:office" xmlns:oel="http://schemas.microsoft.com/office/2019/extlst" xmlns:r="http://schemas.openxmlformats.org/officeDocument/2006/relationships" xmlns:m="http://schemas.openxmlformats.org/officeDocument/2006/math" xmlns:v="urn:schemas-microsoft-com:vml" xmlns:wp14="http://schemas.microsoft.com/office/word/2010/wordprocessingDrawing" xmlns:wp="http://schemas.openxmlformats.org/drawingml/2006/wordprocessingDrawing" xmlns:w10="urn:schemas-microsoft-com:office:word" xmlns:w="http://schemas.openxmlformats.org/wordprocessingml/2006/main" xmlns:w14="http://schemas.microsoft.com/office/word/2010/wordml" xmlns:w15="http://schemas.microsoft.com/office/word/2012/wordml" xmlns:w16cex="http://schemas.microsoft.com/office/word/2018/wordml/cex" xmlns:w16cid="http://schemas.microsoft.com/office/word/2016/wordml/cid" xmlns:w16="http://schemas.microsoft.com/office/word/2018/wordml" xmlns:w16du="http://schemas.microsoft.com/office/word/2023/wordml/word16du" xmlns:w16sdtdh="http://schemas.microsoft.com/office/word/2020/wordml/sdtdatahash" xmlns:w16sdtfl="http://schemas.microsoft.com/office/word/2024/wordml/sdtformatlock" xmlns:w16se="http://schemas.microsoft.com/office/word/2015/wordml/symex" xmlns:wpg="http://schemas.microsoft.com/office/word/2010/wordprocessingGroup" xmlns:wpi="http://schemas.microsoft.com/office/word/2010/wordprocessingInk" xmlns:wne="http://schemas.microsoft.com/office/word/2006/wordml" xmlns:wps="http://schemas.microsoft.com/office/word/2010/wordprocessingShape" mc:Ignorable="w14 w15 w16se w16cid w16 w16cex w16sdtdh w16sdtfl w16du wp14">
   <w:endnote w:type="separator" w:id="-1">
     <w:p>
       <w:pPr>
@@ -2238,7 +3286,7 @@
 </file>
 
 <file path=word/footer1.xml><?xml version="1.0" encoding="utf-8"?>
-<w:ftr xmlns:wpc="http://schemas.microsoft.com/office/word/2010/wordprocessingCanvas" xmlns:cx="http://schemas.microsoft.com/office/drawing/2014/chartex" xmlns:mc="http://schemas.openxmlformats.org/markup-compatibility/2006" xmlns:o="urn:schemas-microsoft-com:office:office" xmlns:r="http://schemas.openxmlformats.org/officeDocument/2006/relationships" xmlns:m="http://schemas.openxmlformats.org/officeDocument/2006/math" xmlns:v="urn:schemas-microsoft-com:vml" xmlns:wp14="http://schemas.microsoft.com/office/word/2010/wordprocessingDrawing" xmlns:wp="http://schemas.openxmlformats.org/drawingml/2006/wordprocessingDrawing" xmlns:w10="urn:schemas-microsoft-com:office:word" xmlns:w="http://schemas.openxmlformats.org/wordprocessingml/2006/main" xmlns:w14="http://schemas.microsoft.com/office/word/2010/wordml" xmlns:w15="http://schemas.microsoft.com/office/word/2012/wordml" xmlns:w16se="http://schemas.microsoft.com/office/word/2015/wordml/symex" xmlns:wpg="http://schemas.microsoft.com/office/word/2010/wordprocessingGroup" xmlns:wpi="http://schemas.microsoft.com/office/word/2010/wordprocessingInk" xmlns:wne="http://schemas.microsoft.com/office/word/2006/wordml" xmlns:wps="http://schemas.microsoft.com/office/word/2010/wordprocessingShape" mc:Ignorable="w14 w15 w16se wp14">
+<w:ftr xmlns:wpc="http://schemas.microsoft.com/office/word/2010/wordprocessingCanvas" xmlns:cx="http://schemas.microsoft.com/office/drawing/2014/chartex" xmlns:cx1="http://schemas.microsoft.com/office/drawing/2015/9/8/chartex" xmlns:cx2="http://schemas.microsoft.com/office/drawing/2015/10/21/chartex" xmlns:cx3="http://schemas.microsoft.com/office/drawing/2016/5/9/chartex" xmlns:cx4="http://schemas.microsoft.com/office/drawing/2016/5/10/chartex" xmlns:cx5="http://schemas.microsoft.com/office/drawing/2016/5/11/chartex" xmlns:cx6="http://schemas.microsoft.com/office/drawing/2016/5/12/chartex" xmlns:cx7="http://schemas.microsoft.com/office/drawing/2016/5/13/chartex" xmlns:cx8="http://schemas.microsoft.com/office/drawing/2016/5/14/chartex" xmlns:mc="http://schemas.openxmlformats.org/markup-compatibility/2006" xmlns:aink="http://schemas.microsoft.com/office/drawing/2016/ink" xmlns:am3d="http://schemas.microsoft.com/office/drawing/2017/model3d" xmlns:o="urn:schemas-microsoft-com:office:office" xmlns:oel="http://schemas.microsoft.com/office/2019/extlst" xmlns:r="http://schemas.openxmlformats.org/officeDocument/2006/relationships" xmlns:m="http://schemas.openxmlformats.org/officeDocument/2006/math" xmlns:v="urn:schemas-microsoft-com:vml" xmlns:wp14="http://schemas.microsoft.com/office/word/2010/wordprocessingDrawing" xmlns:wp="http://schemas.openxmlformats.org/drawingml/2006/wordprocessingDrawing" xmlns:w10="urn:schemas-microsoft-com:office:word" xmlns:w="http://schemas.openxmlformats.org/wordprocessingml/2006/main" xmlns:w14="http://schemas.microsoft.com/office/word/2010/wordml" xmlns:w15="http://schemas.microsoft.com/office/word/2012/wordml" xmlns:w16cex="http://schemas.microsoft.com/office/word/2018/wordml/cex" xmlns:w16cid="http://schemas.microsoft.com/office/word/2016/wordml/cid" xmlns:w16="http://schemas.microsoft.com/office/word/2018/wordml" xmlns:w16du="http://schemas.microsoft.com/office/word/2023/wordml/word16du" xmlns:w16sdtdh="http://schemas.microsoft.com/office/word/2020/wordml/sdtdatahash" xmlns:w16sdtfl="http://schemas.microsoft.com/office/word/2024/wordml/sdtformatlock" xmlns:w16se="http://schemas.microsoft.com/office/word/2015/wordml/symex" xmlns:wpg="http://schemas.microsoft.com/office/word/2010/wordprocessingGroup" xmlns:wpi="http://schemas.microsoft.com/office/word/2010/wordprocessingInk" xmlns:wne="http://schemas.microsoft.com/office/word/2006/wordml" xmlns:wps="http://schemas.microsoft.com/office/word/2010/wordprocessingShape" mc:Ignorable="w14 w15 w16se w16cid w16 w16cex w16sdtdh w16sdtfl w16du wp14">
   <w:sdt>
     <w:sdtPr>
       <w:id w:val="-937982979"/>
@@ -2247,7 +3295,6 @@
         <w:docPartUnique/>
       </w:docPartObj>
     </w:sdtPr>
-    <w:sdtEndPr/>
     <w:sdtContent>
       <w:p>
         <w:pPr>
@@ -2459,7 +3506,7 @@
             </mc:Choice>
             <mc:Fallback>
               <w:pict>
-                <v:group w14:anchorId="51D00065" id="Grupo 32" o:spid="_x0000_s1026" style="position:absolute;margin-left:0;margin-top:0;width:610.5pt;height:15pt;z-index:251659264;mso-width-percent:1000;mso-position-horizontal:center;mso-position-horizontal-relative:page;mso-position-vertical:center;mso-position-vertical-relative:bottom-margin-area;mso-width-percent:1000" coordorigin=",14970" coordsize="12255,300" o:gfxdata="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">
+                <v:group w14:anchorId="51D00065" id="Grupo 32" o:spid="_x0000_s1026" style="position:absolute;margin-left:0;margin-top:0;width:610.5pt;height:15pt;z-index:251659264;mso-width-percent:1000;mso-position-horizontal:center;mso-position-horizontal-relative:page;mso-position-vertical:center;mso-position-vertical-relative:bottom-margin-area;mso-width-percent:1000" coordorigin=",14970" coordsize="12255,300" o:gfxdata="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">
                   <v:shapetype id="_x0000_t202" coordsize="21600,21600" o:spt="202" path="m,l,21600r21600,l21600,xe">
                     <v:stroke joinstyle="miter"/>
                     <v:path gradientshapeok="t" o:connecttype="rect"/>
@@ -2526,7 +3573,7 @@
 </file>
 
 <file path=word/footnotes.xml><?xml version="1.0" encoding="utf-8"?>
-<w:footnotes xmlns:wpc="http://schemas.microsoft.com/office/word/2010/wordprocessingCanvas" xmlns:cx="http://schemas.microsoft.com/office/drawing/2014/chartex" xmlns:mc="http://schemas.openxmlformats.org/markup-compatibility/2006" xmlns:o="urn:schemas-microsoft-com:office:office" xmlns:r="http://schemas.openxmlformats.org/officeDocument/2006/relationships" xmlns:m="http://schemas.openxmlformats.org/officeDocument/2006/math" xmlns:v="urn:schemas-microsoft-com:vml" xmlns:wp14="http://schemas.microsoft.com/office/word/2010/wordprocessingDrawing" xmlns:wp="http://schemas.openxmlformats.org/drawingml/2006/wordprocessingDrawing" xmlns:w10="urn:schemas-microsoft-com:office:word" xmlns:w="http://schemas.openxmlformats.org/wordprocessingml/2006/main" xmlns:w14="http://schemas.microsoft.com/office/word/2010/wordml" xmlns:w15="http://schemas.microsoft.com/office/word/2012/wordml" xmlns:w16se="http://schemas.microsoft.com/office/word/2015/wordml/symex" xmlns:wpg="http://schemas.microsoft.com/office/word/2010/wordprocessingGroup" xmlns:wpi="http://schemas.microsoft.com/office/word/2010/wordprocessingInk" xmlns:wne="http://schemas.microsoft.com/office/word/2006/wordml" xmlns:wps="http://schemas.microsoft.com/office/word/2010/wordprocessingShape" mc:Ignorable="w14 w15 w16se wp14">
+<w:footnotes xmlns:wpc="http://schemas.microsoft.com/office/word/2010/wordprocessingCanvas" xmlns:cx="http://schemas.microsoft.com/office/drawing/2014/chartex" xmlns:cx1="http://schemas.microsoft.com/office/drawing/2015/9/8/chartex" xmlns:cx2="http://schemas.microsoft.com/office/drawing/2015/10/21/chartex" xmlns:cx3="http://schemas.microsoft.com/office/drawing/2016/5/9/chartex" xmlns:cx4="http://schemas.microsoft.com/office/drawing/2016/5/10/chartex" xmlns:cx5="http://schemas.microsoft.com/office/drawing/2016/5/11/chartex" xmlns:cx6="http://schemas.microsoft.com/office/drawing/2016/5/12/chartex" xmlns:cx7="http://schemas.microsoft.com/office/drawing/2016/5/13/chartex" xmlns:cx8="http://schemas.microsoft.com/office/drawing/2016/5/14/chartex" xmlns:mc="http://schemas.openxmlformats.org/markup-compatibility/2006" xmlns:aink="http://schemas.microsoft.com/office/drawing/2016/ink" xmlns:am3d="http://schemas.microsoft.com/office/drawing/2017/model3d" xmlns:o="urn:schemas-microsoft-com:office:office" xmlns:oel="http://schemas.microsoft.com/office/2019/extlst" xmlns:r="http://schemas.openxmlformats.org/officeDocument/2006/relationships" xmlns:m="http://schemas.openxmlformats.org/officeDocument/2006/math" xmlns:v="urn:schemas-microsoft-com:vml" xmlns:wp14="http://schemas.microsoft.com/office/word/2010/wordprocessingDrawing" xmlns:wp="http://schemas.openxmlformats.org/drawingml/2006/wordprocessingDrawing" xmlns:w10="urn:schemas-microsoft-com:office:word" xmlns:w="http://schemas.openxmlformats.org/wordprocessingml/2006/main" xmlns:w14="http://schemas.microsoft.com/office/word/2010/wordml" xmlns:w15="http://schemas.microsoft.com/office/word/2012/wordml" xmlns:w16cex="http://schemas.microsoft.com/office/word/2018/wordml/cex" xmlns:w16cid="http://schemas.microsoft.com/office/word/2016/wordml/cid" xmlns:w16="http://schemas.microsoft.com/office/word/2018/wordml" xmlns:w16du="http://schemas.microsoft.com/office/word/2023/wordml/word16du" xmlns:w16sdtdh="http://schemas.microsoft.com/office/word/2020/wordml/sdtdatahash" xmlns:w16sdtfl="http://schemas.microsoft.com/office/word/2024/wordml/sdtformatlock" xmlns:w16se="http://schemas.microsoft.com/office/word/2015/wordml/symex" xmlns:wpg="http://schemas.microsoft.com/office/word/2010/wordprocessingGroup" xmlns:wpi="http://schemas.microsoft.com/office/word/2010/wordprocessingInk" xmlns:wne="http://schemas.microsoft.com/office/word/2006/wordml" xmlns:wps="http://schemas.microsoft.com/office/word/2010/wordprocessingShape" mc:Ignorable="w14 w15 w16se w16cid w16 w16cex w16sdtdh w16sdtfl w16du wp14">
   <w:footnote w:type="separator" w:id="-1">
     <w:p>
       <w:pPr>
@@ -2551,7 +3598,7 @@
 </file>
 
 <file path=word/header1.xml><?xml version="1.0" encoding="utf-8"?>
-<w:hdr xmlns:wpc="http://schemas.microsoft.com/office/word/2010/wordprocessingCanvas" xmlns:cx="http://schemas.microsoft.com/office/drawing/2014/chartex" xmlns:mc="http://schemas.openxmlformats.org/markup-compatibility/2006" xmlns:o="urn:schemas-microsoft-com:office:office" xmlns:r="http://schemas.openxmlformats.org/officeDocument/2006/relationships" xmlns:m="http://schemas.openxmlformats.org/officeDocument/2006/math" xmlns:v="urn:schemas-microsoft-com:vml" xmlns:wp14="http://schemas.microsoft.com/office/word/2010/wordprocessingDrawing" xmlns:wp="http://schemas.openxmlformats.org/drawingml/2006/wordprocessingDrawing" xmlns:w10="urn:schemas-microsoft-com:office:word" xmlns:w="http://schemas.openxmlformats.org/wordprocessingml/2006/main" xmlns:w14="http://schemas.microsoft.com/office/word/2010/wordml" xmlns:w15="http://schemas.microsoft.com/office/word/2012/wordml" xmlns:w16se="http://schemas.microsoft.com/office/word/2015/wordml/symex" xmlns:wpg="http://schemas.microsoft.com/office/word/2010/wordprocessingGroup" xmlns:wpi="http://schemas.microsoft.com/office/word/2010/wordprocessingInk" xmlns:wne="http://schemas.microsoft.com/office/word/2006/wordml" xmlns:wps="http://schemas.microsoft.com/office/word/2010/wordprocessingShape" mc:Ignorable="w14 w15 w16se wp14">
+<w:hdr xmlns:wpc="http://schemas.microsoft.com/office/word/2010/wordprocessingCanvas" xmlns:cx="http://schemas.microsoft.com/office/drawing/2014/chartex" xmlns:cx1="http://schemas.microsoft.com/office/drawing/2015/9/8/chartex" xmlns:cx2="http://schemas.microsoft.com/office/drawing/2015/10/21/chartex" xmlns:cx3="http://schemas.microsoft.com/office/drawing/2016/5/9/chartex" xmlns:cx4="http://schemas.microsoft.com/office/drawing/2016/5/10/chartex" xmlns:cx5="http://schemas.microsoft.com/office/drawing/2016/5/11/chartex" xmlns:cx6="http://schemas.microsoft.com/office/drawing/2016/5/12/chartex" xmlns:cx7="http://schemas.microsoft.com/office/drawing/2016/5/13/chartex" xmlns:cx8="http://schemas.microsoft.com/office/drawing/2016/5/14/chartex" xmlns:mc="http://schemas.openxmlformats.org/markup-compatibility/2006" xmlns:aink="http://schemas.microsoft.com/office/drawing/2016/ink" xmlns:am3d="http://schemas.microsoft.com/office/drawing/2017/model3d" xmlns:o="urn:schemas-microsoft-com:office:office" xmlns:oel="http://schemas.microsoft.com/office/2019/extlst" xmlns:r="http://schemas.openxmlformats.org/officeDocument/2006/relationships" xmlns:m="http://schemas.openxmlformats.org/officeDocument/2006/math" xmlns:v="urn:schemas-microsoft-com:vml" xmlns:wp14="http://schemas.microsoft.com/office/word/2010/wordprocessingDrawing" xmlns:wp="http://schemas.openxmlformats.org/drawingml/2006/wordprocessingDrawing" xmlns:w10="urn:schemas-microsoft-com:office:word" xmlns:w="http://schemas.openxmlformats.org/wordprocessingml/2006/main" xmlns:w14="http://schemas.microsoft.com/office/word/2010/wordml" xmlns:w15="http://schemas.microsoft.com/office/word/2012/wordml" xmlns:w16cex="http://schemas.microsoft.com/office/word/2018/wordml/cex" xmlns:w16cid="http://schemas.microsoft.com/office/word/2016/wordml/cid" xmlns:w16="http://schemas.microsoft.com/office/word/2018/wordml" xmlns:w16du="http://schemas.microsoft.com/office/word/2023/wordml/word16du" xmlns:w16sdtdh="http://schemas.microsoft.com/office/word/2020/wordml/sdtdatahash" xmlns:w16sdtfl="http://schemas.microsoft.com/office/word/2024/wordml/sdtformatlock" xmlns:w16se="http://schemas.microsoft.com/office/word/2015/wordml/symex" xmlns:wpg="http://schemas.microsoft.com/office/word/2010/wordprocessingGroup" xmlns:wpi="http://schemas.microsoft.com/office/word/2010/wordprocessingInk" xmlns:wne="http://schemas.microsoft.com/office/word/2006/wordml" xmlns:wps="http://schemas.microsoft.com/office/word/2010/wordprocessingShape" mc:Ignorable="w14 w15 w16se w16cid w16 w16cex w16sdtdh w16sdtfl w16du wp14">
   <w:tbl>
     <w:tblPr>
       <w:tblStyle w:val="Tablaconcuadrcula"/>
@@ -2721,7 +3768,7 @@
 </file>
 
 <file path=word/header2.xml><?xml version="1.0" encoding="utf-8"?>
-<w:hdr xmlns:wpc="http://schemas.microsoft.com/office/word/2010/wordprocessingCanvas" xmlns:cx="http://schemas.microsoft.com/office/drawing/2014/chartex" xmlns:mc="http://schemas.openxmlformats.org/markup-compatibility/2006" xmlns:o="urn:schemas-microsoft-com:office:office" xmlns:r="http://schemas.openxmlformats.org/officeDocument/2006/relationships" xmlns:m="http://schemas.openxmlformats.org/officeDocument/2006/math" xmlns:v="urn:schemas-microsoft-com:vml" xmlns:wp14="http://schemas.microsoft.com/office/word/2010/wordprocessingDrawing" xmlns:wp="http://schemas.openxmlformats.org/drawingml/2006/wordprocessingDrawing" xmlns:w10="urn:schemas-microsoft-com:office:word" xmlns:w="http://schemas.openxmlformats.org/wordprocessingml/2006/main" xmlns:w14="http://schemas.microsoft.com/office/word/2010/wordml" xmlns:w15="http://schemas.microsoft.com/office/word/2012/wordml" xmlns:w16se="http://schemas.microsoft.com/office/word/2015/wordml/symex" xmlns:wpg="http://schemas.microsoft.com/office/word/2010/wordprocessingGroup" xmlns:wpi="http://schemas.microsoft.com/office/word/2010/wordprocessingInk" xmlns:wne="http://schemas.microsoft.com/office/word/2006/wordml" xmlns:wps="http://schemas.microsoft.com/office/word/2010/wordprocessingShape" mc:Ignorable="w14 w15 w16se wp14">
+<w:hdr xmlns:wpc="http://schemas.microsoft.com/office/word/2010/wordprocessingCanvas" xmlns:cx="http://schemas.microsoft.com/office/drawing/2014/chartex" xmlns:cx1="http://schemas.microsoft.com/office/drawing/2015/9/8/chartex" xmlns:cx2="http://schemas.microsoft.com/office/drawing/2015/10/21/chartex" xmlns:cx3="http://schemas.microsoft.com/office/drawing/2016/5/9/chartex" xmlns:cx4="http://schemas.microsoft.com/office/drawing/2016/5/10/chartex" xmlns:cx5="http://schemas.microsoft.com/office/drawing/2016/5/11/chartex" xmlns:cx6="http://schemas.microsoft.com/office/drawing/2016/5/12/chartex" xmlns:cx7="http://schemas.microsoft.com/office/drawing/2016/5/13/chartex" xmlns:cx8="http://schemas.microsoft.com/office/drawing/2016/5/14/chartex" xmlns:mc="http://schemas.openxmlformats.org/markup-compatibility/2006" xmlns:aink="http://schemas.microsoft.com/office/drawing/2016/ink" xmlns:am3d="http://schemas.microsoft.com/office/drawing/2017/model3d" xmlns:o="urn:schemas-microsoft-com:office:office" xmlns:oel="http://schemas.microsoft.com/office/2019/extlst" xmlns:r="http://schemas.openxmlformats.org/officeDocument/2006/relationships" xmlns:m="http://schemas.openxmlformats.org/officeDocument/2006/math" xmlns:v="urn:schemas-microsoft-com:vml" xmlns:wp14="http://schemas.microsoft.com/office/word/2010/wordprocessingDrawing" xmlns:wp="http://schemas.openxmlformats.org/drawingml/2006/wordprocessingDrawing" xmlns:w10="urn:schemas-microsoft-com:office:word" xmlns:w="http://schemas.openxmlformats.org/wordprocessingml/2006/main" xmlns:w14="http://schemas.microsoft.com/office/word/2010/wordml" xmlns:w15="http://schemas.microsoft.com/office/word/2012/wordml" xmlns:w16cex="http://schemas.microsoft.com/office/word/2018/wordml/cex" xmlns:w16cid="http://schemas.microsoft.com/office/word/2016/wordml/cid" xmlns:w16="http://schemas.microsoft.com/office/word/2018/wordml" xmlns:w16du="http://schemas.microsoft.com/office/word/2023/wordml/word16du" xmlns:w16sdtdh="http://schemas.microsoft.com/office/word/2020/wordml/sdtdatahash" xmlns:w16sdtfl="http://schemas.microsoft.com/office/word/2024/wordml/sdtformatlock" xmlns:w16se="http://schemas.microsoft.com/office/word/2015/wordml/symex" xmlns:wpg="http://schemas.microsoft.com/office/word/2010/wordprocessingGroup" xmlns:wpi="http://schemas.microsoft.com/office/word/2010/wordprocessingInk" xmlns:wne="http://schemas.microsoft.com/office/word/2006/wordml" xmlns:wps="http://schemas.microsoft.com/office/word/2010/wordprocessingShape" mc:Ignorable="w14 w15 w16se w16cid w16 w16cex w16sdtdh w16sdtfl w16du wp14">
   <w:tbl>
     <w:tblPr>
       <w:tblStyle w:val="Tablaconcuadrcula"/>
@@ -2994,7 +4041,7 @@
 </file>
 
 <file path=word/numbering.xml><?xml version="1.0" encoding="utf-8"?>
-<w:numbering xmlns:wpc="http://schemas.microsoft.com/office/word/2010/wordprocessingCanvas" xmlns:cx="http://schemas.microsoft.com/office/drawing/2014/chartex" xmlns:mc="http://schemas.openxmlformats.org/markup-compatibility/2006" xmlns:o="urn:schemas-microsoft-com:office:office" xmlns:r="http://schemas.openxmlformats.org/officeDocument/2006/relationships" xmlns:m="http://schemas.openxmlformats.org/officeDocument/2006/math" xmlns:v="urn:schemas-microsoft-com:vml" xmlns:wp14="http://schemas.microsoft.com/office/word/2010/wordprocessingDrawing" xmlns:wp="http://schemas.openxmlformats.org/drawingml/2006/wordprocessingDrawing" xmlns:w10="urn:schemas-microsoft-com:office:word" xmlns:w="http://schemas.openxmlformats.org/wordprocessingml/2006/main" xmlns:w14="http://schemas.microsoft.com/office/word/2010/wordml" xmlns:w15="http://schemas.microsoft.com/office/word/2012/wordml" xmlns:w16se="http://schemas.microsoft.com/office/word/2015/wordml/symex" xmlns:wpg="http://schemas.microsoft.com/office/word/2010/wordprocessingGroup" xmlns:wpi="http://schemas.microsoft.com/office/word/2010/wordprocessingInk" xmlns:wne="http://schemas.microsoft.com/office/word/2006/wordml" xmlns:wps="http://schemas.microsoft.com/office/word/2010/wordprocessingShape" mc:Ignorable="w14 w15 w16se wp14">
+<w:numbering xmlns:wpc="http://schemas.microsoft.com/office/word/2010/wordprocessingCanvas" xmlns:cx="http://schemas.microsoft.com/office/drawing/2014/chartex" xmlns:cx1="http://schemas.microsoft.com/office/drawing/2015/9/8/chartex" xmlns:cx2="http://schemas.microsoft.com/office/drawing/2015/10/21/chartex" xmlns:cx3="http://schemas.microsoft.com/office/drawing/2016/5/9/chartex" xmlns:cx4="http://schemas.microsoft.com/office/drawing/2016/5/10/chartex" xmlns:cx5="http://schemas.microsoft.com/office/drawing/2016/5/11/chartex" xmlns:cx6="http://schemas.microsoft.com/office/drawing/2016/5/12/chartex" xmlns:cx7="http://schemas.microsoft.com/office/drawing/2016/5/13/chartex" xmlns:cx8="http://schemas.microsoft.com/office/drawing/2016/5/14/chartex" xmlns:mc="http://schemas.openxmlformats.org/markup-compatibility/2006" xmlns:aink="http://schemas.microsoft.com/office/drawing/2016/ink" xmlns:am3d="http://schemas.microsoft.com/office/drawing/2017/model3d" xmlns:o="urn:schemas-microsoft-com:office:office" xmlns:oel="http://schemas.microsoft.com/office/2019/extlst" xmlns:r="http://schemas.openxmlformats.org/officeDocument/2006/relationships" xmlns:m="http://schemas.openxmlformats.org/officeDocument/2006/math" xmlns:v="urn:schemas-microsoft-com:vml" xmlns:wp14="http://schemas.microsoft.com/office/word/2010/wordprocessingDrawing" xmlns:wp="http://schemas.openxmlformats.org/drawingml/2006/wordprocessingDrawing" xmlns:w10="urn:schemas-microsoft-com:office:word" xmlns:w="http://schemas.openxmlformats.org/wordprocessingml/2006/main" xmlns:w14="http://schemas.microsoft.com/office/word/2010/wordml" xmlns:w15="http://schemas.microsoft.com/office/word/2012/wordml" xmlns:w16cex="http://schemas.microsoft.com/office/word/2018/wordml/cex" xmlns:w16cid="http://schemas.microsoft.com/office/word/2016/wordml/cid" xmlns:w16="http://schemas.microsoft.com/office/word/2018/wordml" xmlns:w16du="http://schemas.microsoft.com/office/word/2023/wordml/word16du" xmlns:w16sdtdh="http://schemas.microsoft.com/office/word/2020/wordml/sdtdatahash" xmlns:w16sdtfl="http://schemas.microsoft.com/office/word/2024/wordml/sdtformatlock" xmlns:w16se="http://schemas.microsoft.com/office/word/2015/wordml/symex" xmlns:wpg="http://schemas.microsoft.com/office/word/2010/wordprocessingGroup" xmlns:wpi="http://schemas.microsoft.com/office/word/2010/wordprocessingInk" xmlns:wne="http://schemas.microsoft.com/office/word/2006/wordml" xmlns:wps="http://schemas.microsoft.com/office/word/2010/wordprocessingShape" mc:Ignorable="w14 w15 w16se w16cid w16 w16cex w16sdtdh w16sdtfl w16du wp14">
   <w:abstractNum w:abstractNumId="0" w15:restartNumberingAfterBreak="0">
     <w:nsid w:val="049156A1"/>
     <w:multiLevelType w:val="hybridMultilevel"/>
@@ -4880,6 +5927,95 @@
     </w:lvl>
   </w:abstractNum>
   <w:abstractNum w:abstractNumId="17" w15:restartNumberingAfterBreak="0">
+    <w:nsid w:val="3611753C"/>
+    <w:multiLevelType w:val="hybridMultilevel"/>
+    <w:tmpl w:val="BEFEC792"/>
+    <w:lvl w:ilvl="0" w:tplc="DB4ECFC8">
+      <w:start w:val="1"/>
+      <w:numFmt w:val="decimal"/>
+      <w:lvlText w:val="%1-"/>
+      <w:lvlJc w:val="left"/>
+      <w:pPr>
+        <w:ind w:left="720" w:hanging="360"/>
+      </w:pPr>
+      <w:rPr>
+        <w:rFonts w:hint="default"/>
+      </w:rPr>
+    </w:lvl>
+    <w:lvl w:ilvl="1" w:tplc="340A0019" w:tentative="1">
+      <w:start w:val="1"/>
+      <w:numFmt w:val="lowerLetter"/>
+      <w:lvlText w:val="%2."/>
+      <w:lvlJc w:val="left"/>
+      <w:pPr>
+        <w:ind w:left="1440" w:hanging="360"/>
+      </w:pPr>
+    </w:lvl>
+    <w:lvl w:ilvl="2" w:tplc="340A001B" w:tentative="1">
+      <w:start w:val="1"/>
+      <w:numFmt w:val="lowerRoman"/>
+      <w:lvlText w:val="%3."/>
+      <w:lvlJc w:val="right"/>
+      <w:pPr>
+        <w:ind w:left="2160" w:hanging="180"/>
+      </w:pPr>
+    </w:lvl>
+    <w:lvl w:ilvl="3" w:tplc="340A000F" w:tentative="1">
+      <w:start w:val="1"/>
+      <w:numFmt w:val="decimal"/>
+      <w:lvlText w:val="%4."/>
+      <w:lvlJc w:val="left"/>
+      <w:pPr>
+        <w:ind w:left="2880" w:hanging="360"/>
+      </w:pPr>
+    </w:lvl>
+    <w:lvl w:ilvl="4" w:tplc="340A0019" w:tentative="1">
+      <w:start w:val="1"/>
+      <w:numFmt w:val="lowerLetter"/>
+      <w:lvlText w:val="%5."/>
+      <w:lvlJc w:val="left"/>
+      <w:pPr>
+        <w:ind w:left="3600" w:hanging="360"/>
+      </w:pPr>
+    </w:lvl>
+    <w:lvl w:ilvl="5" w:tplc="340A001B" w:tentative="1">
+      <w:start w:val="1"/>
+      <w:numFmt w:val="lowerRoman"/>
+      <w:lvlText w:val="%6."/>
+      <w:lvlJc w:val="right"/>
+      <w:pPr>
+        <w:ind w:left="4320" w:hanging="180"/>
+      </w:pPr>
+    </w:lvl>
+    <w:lvl w:ilvl="6" w:tplc="340A000F" w:tentative="1">
+      <w:start w:val="1"/>
+      <w:numFmt w:val="decimal"/>
+      <w:lvlText w:val="%7."/>
+      <w:lvlJc w:val="left"/>
+      <w:pPr>
+        <w:ind w:left="5040" w:hanging="360"/>
+      </w:pPr>
+    </w:lvl>
+    <w:lvl w:ilvl="7" w:tplc="340A0019" w:tentative="1">
+      <w:start w:val="1"/>
+      <w:numFmt w:val="lowerLetter"/>
+      <w:lvlText w:val="%8."/>
+      <w:lvlJc w:val="left"/>
+      <w:pPr>
+        <w:ind w:left="5760" w:hanging="360"/>
+      </w:pPr>
+    </w:lvl>
+    <w:lvl w:ilvl="8" w:tplc="340A001B" w:tentative="1">
+      <w:start w:val="1"/>
+      <w:numFmt w:val="lowerRoman"/>
+      <w:lvlText w:val="%9."/>
+      <w:lvlJc w:val="right"/>
+      <w:pPr>
+        <w:ind w:left="6480" w:hanging="180"/>
+      </w:pPr>
+    </w:lvl>
+  </w:abstractNum>
+  <w:abstractNum w:abstractNumId="18" w15:restartNumberingAfterBreak="0">
     <w:nsid w:val="38357D52"/>
     <w:multiLevelType w:val="hybridMultilevel"/>
     <w:tmpl w:val="FEC43D04"/>
@@ -4965,7 +6101,120 @@
       </w:pPr>
     </w:lvl>
   </w:abstractNum>
-  <w:abstractNum w:abstractNumId="18" w15:restartNumberingAfterBreak="0">
+  <w:abstractNum w:abstractNumId="19" w15:restartNumberingAfterBreak="0">
+    <w:nsid w:val="39DF68B9"/>
+    <w:multiLevelType w:val="multilevel"/>
+    <w:tmpl w:val="8F66BECC"/>
+    <w:lvl w:ilvl="0">
+      <w:start w:val="1"/>
+      <w:numFmt w:val="decimal"/>
+      <w:lvlText w:val="%1."/>
+      <w:lvlJc w:val="left"/>
+      <w:pPr>
+        <w:tabs>
+          <w:tab w:val="num" w:pos="720"/>
+        </w:tabs>
+        <w:ind w:left="720" w:hanging="360"/>
+      </w:pPr>
+    </w:lvl>
+    <w:lvl w:ilvl="1" w:tentative="1">
+      <w:start w:val="1"/>
+      <w:numFmt w:val="decimal"/>
+      <w:lvlText w:val="%2."/>
+      <w:lvlJc w:val="left"/>
+      <w:pPr>
+        <w:tabs>
+          <w:tab w:val="num" w:pos="1440"/>
+        </w:tabs>
+        <w:ind w:left="1440" w:hanging="360"/>
+      </w:pPr>
+    </w:lvl>
+    <w:lvl w:ilvl="2" w:tentative="1">
+      <w:start w:val="1"/>
+      <w:numFmt w:val="decimal"/>
+      <w:lvlText w:val="%3."/>
+      <w:lvlJc w:val="left"/>
+      <w:pPr>
+        <w:tabs>
+          <w:tab w:val="num" w:pos="2160"/>
+        </w:tabs>
+        <w:ind w:left="2160" w:hanging="360"/>
+      </w:pPr>
+    </w:lvl>
+    <w:lvl w:ilvl="3" w:tentative="1">
+      <w:start w:val="1"/>
+      <w:numFmt w:val="decimal"/>
+      <w:lvlText w:val="%4."/>
+      <w:lvlJc w:val="left"/>
+      <w:pPr>
+        <w:tabs>
+          <w:tab w:val="num" w:pos="2880"/>
+        </w:tabs>
+        <w:ind w:left="2880" w:hanging="360"/>
+      </w:pPr>
+    </w:lvl>
+    <w:lvl w:ilvl="4" w:tentative="1">
+      <w:start w:val="1"/>
+      <w:numFmt w:val="decimal"/>
+      <w:lvlText w:val="%5."/>
+      <w:lvlJc w:val="left"/>
+      <w:pPr>
+        <w:tabs>
+          <w:tab w:val="num" w:pos="3600"/>
+        </w:tabs>
+        <w:ind w:left="3600" w:hanging="360"/>
+      </w:pPr>
+    </w:lvl>
+    <w:lvl w:ilvl="5" w:tentative="1">
+      <w:start w:val="1"/>
+      <w:numFmt w:val="decimal"/>
+      <w:lvlText w:val="%6."/>
+      <w:lvlJc w:val="left"/>
+      <w:pPr>
+        <w:tabs>
+          <w:tab w:val="num" w:pos="4320"/>
+        </w:tabs>
+        <w:ind w:left="4320" w:hanging="360"/>
+      </w:pPr>
+    </w:lvl>
+    <w:lvl w:ilvl="6" w:tentative="1">
+      <w:start w:val="1"/>
+      <w:numFmt w:val="decimal"/>
+      <w:lvlText w:val="%7."/>
+      <w:lvlJc w:val="left"/>
+      <w:pPr>
+        <w:tabs>
+          <w:tab w:val="num" w:pos="5040"/>
+        </w:tabs>
+        <w:ind w:left="5040" w:hanging="360"/>
+      </w:pPr>
+    </w:lvl>
+    <w:lvl w:ilvl="7" w:tentative="1">
+      <w:start w:val="1"/>
+      <w:numFmt w:val="decimal"/>
+      <w:lvlText w:val="%8."/>
+      <w:lvlJc w:val="left"/>
+      <w:pPr>
+        <w:tabs>
+          <w:tab w:val="num" w:pos="5760"/>
+        </w:tabs>
+        <w:ind w:left="5760" w:hanging="360"/>
+      </w:pPr>
+    </w:lvl>
+    <w:lvl w:ilvl="8" w:tentative="1">
+      <w:start w:val="1"/>
+      <w:numFmt w:val="decimal"/>
+      <w:lvlText w:val="%9."/>
+      <w:lvlJc w:val="left"/>
+      <w:pPr>
+        <w:tabs>
+          <w:tab w:val="num" w:pos="6480"/>
+        </w:tabs>
+        <w:ind w:left="6480" w:hanging="360"/>
+      </w:pPr>
+    </w:lvl>
+  </w:abstractNum>
+  <w:abstractNum w:abstractNumId="20" w15:restartNumberingAfterBreak="0">
     <w:nsid w:val="3B2D7969"/>
     <w:multiLevelType w:val="hybridMultilevel"/>
     <w:tmpl w:val="E232559C"/>
@@ -5078,7 +6327,7 @@
       </w:rPr>
     </w:lvl>
   </w:abstractNum>
-  <w:abstractNum w:abstractNumId="19" w15:restartNumberingAfterBreak="0">
+  <w:abstractNum w:abstractNumId="21" w15:restartNumberingAfterBreak="0">
     <w:nsid w:val="3BA86CEA"/>
     <w:multiLevelType w:val="hybridMultilevel"/>
     <w:tmpl w:val="9FE6ED10"/>
@@ -5191,7 +6440,7 @@
       </w:rPr>
     </w:lvl>
   </w:abstractNum>
-  <w:abstractNum w:abstractNumId="20" w15:restartNumberingAfterBreak="0">
+  <w:abstractNum w:abstractNumId="22" w15:restartNumberingAfterBreak="0">
     <w:nsid w:val="3F0F587D"/>
     <w:multiLevelType w:val="hybridMultilevel"/>
     <w:tmpl w:val="D99019EE"/>
@@ -5304,7 +6553,7 @@
       </w:rPr>
     </w:lvl>
   </w:abstractNum>
-  <w:abstractNum w:abstractNumId="21" w15:restartNumberingAfterBreak="0">
+  <w:abstractNum w:abstractNumId="23" w15:restartNumberingAfterBreak="0">
     <w:nsid w:val="44F11BDD"/>
     <w:multiLevelType w:val="hybridMultilevel"/>
     <w:tmpl w:val="3F5AF554"/>
@@ -5417,7 +6666,7 @@
       </w:rPr>
     </w:lvl>
   </w:abstractNum>
-  <w:abstractNum w:abstractNumId="22" w15:restartNumberingAfterBreak="0">
+  <w:abstractNum w:abstractNumId="24" w15:restartNumberingAfterBreak="0">
     <w:nsid w:val="4FE12D10"/>
     <w:multiLevelType w:val="hybridMultilevel"/>
     <w:tmpl w:val="1550181C"/>
@@ -5530,7 +6779,7 @@
       </w:rPr>
     </w:lvl>
   </w:abstractNum>
-  <w:abstractNum w:abstractNumId="23" w15:restartNumberingAfterBreak="0">
+  <w:abstractNum w:abstractNumId="25" w15:restartNumberingAfterBreak="0">
     <w:nsid w:val="50C131BC"/>
     <w:multiLevelType w:val="hybridMultilevel"/>
     <w:tmpl w:val="8FDC567E"/>
@@ -5643,7 +6892,7 @@
       </w:rPr>
     </w:lvl>
   </w:abstractNum>
-  <w:abstractNum w:abstractNumId="24" w15:restartNumberingAfterBreak="0">
+  <w:abstractNum w:abstractNumId="26" w15:restartNumberingAfterBreak="0">
     <w:nsid w:val="510E5C01"/>
     <w:multiLevelType w:val="multilevel"/>
     <w:tmpl w:val="BC9C1F48"/>
@@ -5756,7 +7005,7 @@
       </w:rPr>
     </w:lvl>
   </w:abstractNum>
-  <w:abstractNum w:abstractNumId="25" w15:restartNumberingAfterBreak="0">
+  <w:abstractNum w:abstractNumId="27" w15:restartNumberingAfterBreak="0">
     <w:nsid w:val="5C463542"/>
     <w:multiLevelType w:val="multilevel"/>
     <w:tmpl w:val="C3E4949E"/>
@@ -5905,7 +7154,7 @@
       </w:rPr>
     </w:lvl>
   </w:abstractNum>
-  <w:abstractNum w:abstractNumId="26" w15:restartNumberingAfterBreak="0">
+  <w:abstractNum w:abstractNumId="28" w15:restartNumberingAfterBreak="0">
     <w:nsid w:val="64E91BB3"/>
     <w:multiLevelType w:val="multilevel"/>
     <w:tmpl w:val="A672F762"/>
@@ -6054,7 +7303,7 @@
       </w:rPr>
     </w:lvl>
   </w:abstractNum>
-  <w:abstractNum w:abstractNumId="27" w15:restartNumberingAfterBreak="0">
+  <w:abstractNum w:abstractNumId="29" w15:restartNumberingAfterBreak="0">
     <w:nsid w:val="6ADA0051"/>
     <w:multiLevelType w:val="multilevel"/>
     <w:tmpl w:val="C806233A"/>
@@ -6203,7 +7452,7 @@
       </w:rPr>
     </w:lvl>
   </w:abstractNum>
-  <w:abstractNum w:abstractNumId="28" w15:restartNumberingAfterBreak="0">
+  <w:abstractNum w:abstractNumId="30" w15:restartNumberingAfterBreak="0">
     <w:nsid w:val="6BDB0362"/>
     <w:multiLevelType w:val="hybridMultilevel"/>
     <w:tmpl w:val="8106327E"/>
@@ -6292,7 +7541,7 @@
       </w:pPr>
     </w:lvl>
   </w:abstractNum>
-  <w:abstractNum w:abstractNumId="29" w15:restartNumberingAfterBreak="0">
+  <w:abstractNum w:abstractNumId="31" w15:restartNumberingAfterBreak="0">
     <w:nsid w:val="6F3C13F9"/>
     <w:multiLevelType w:val="hybridMultilevel"/>
     <w:tmpl w:val="B40CE148"/>
@@ -6405,7 +7654,7 @@
       </w:rPr>
     </w:lvl>
   </w:abstractNum>
-  <w:abstractNum w:abstractNumId="30" w15:restartNumberingAfterBreak="0">
+  <w:abstractNum w:abstractNumId="32" w15:restartNumberingAfterBreak="0">
     <w:nsid w:val="6F5F64B1"/>
     <w:multiLevelType w:val="hybridMultilevel"/>
     <w:tmpl w:val="999C60C0"/>
@@ -6494,7 +7743,7 @@
       </w:pPr>
     </w:lvl>
   </w:abstractNum>
-  <w:abstractNum w:abstractNumId="31" w15:restartNumberingAfterBreak="0">
+  <w:abstractNum w:abstractNumId="33" w15:restartNumberingAfterBreak="0">
     <w:nsid w:val="731E1176"/>
     <w:multiLevelType w:val="hybridMultilevel"/>
     <w:tmpl w:val="5846EECC"/>
@@ -6583,7 +7832,7 @@
       </w:pPr>
     </w:lvl>
   </w:abstractNum>
-  <w:abstractNum w:abstractNumId="32" w15:restartNumberingAfterBreak="0">
+  <w:abstractNum w:abstractNumId="34" w15:restartNumberingAfterBreak="0">
     <w:nsid w:val="74565F7A"/>
     <w:multiLevelType w:val="multilevel"/>
     <w:tmpl w:val="36B8B0EE"/>
@@ -6732,7 +7981,7 @@
       </w:rPr>
     </w:lvl>
   </w:abstractNum>
-  <w:abstractNum w:abstractNumId="33" w15:restartNumberingAfterBreak="0">
+  <w:abstractNum w:abstractNumId="35" w15:restartNumberingAfterBreak="0">
     <w:nsid w:val="74F525A0"/>
     <w:multiLevelType w:val="hybridMultilevel"/>
     <w:tmpl w:val="6E2889E8"/>
@@ -6845,7 +8094,7 @@
       </w:rPr>
     </w:lvl>
   </w:abstractNum>
-  <w:abstractNum w:abstractNumId="34" w15:restartNumberingAfterBreak="0">
+  <w:abstractNum w:abstractNumId="36" w15:restartNumberingAfterBreak="0">
     <w:nsid w:val="78261542"/>
     <w:multiLevelType w:val="hybridMultilevel"/>
     <w:tmpl w:val="93C21CAE"/>
@@ -6958,7 +8207,7 @@
       </w:rPr>
     </w:lvl>
   </w:abstractNum>
-  <w:abstractNum w:abstractNumId="35" w15:restartNumberingAfterBreak="0">
+  <w:abstractNum w:abstractNumId="37" w15:restartNumberingAfterBreak="0">
     <w:nsid w:val="7A044B22"/>
     <w:multiLevelType w:val="hybridMultilevel"/>
     <w:tmpl w:val="5D9A3082"/>
@@ -7071,7 +8320,7 @@
       </w:rPr>
     </w:lvl>
   </w:abstractNum>
-  <w:abstractNum w:abstractNumId="36" w15:restartNumberingAfterBreak="0">
+  <w:abstractNum w:abstractNumId="38" w15:restartNumberingAfterBreak="0">
     <w:nsid w:val="7AB36760"/>
     <w:multiLevelType w:val="hybridMultilevel"/>
     <w:tmpl w:val="2A60134C"/>
@@ -7157,7 +8406,7 @@
       </w:pPr>
     </w:lvl>
   </w:abstractNum>
-  <w:abstractNum w:abstractNumId="37" w15:restartNumberingAfterBreak="0">
+  <w:abstractNum w:abstractNumId="39" w15:restartNumberingAfterBreak="0">
     <w:nsid w:val="7B9B44FE"/>
     <w:multiLevelType w:val="multilevel"/>
     <w:tmpl w:val="06565EEA"/>
@@ -7306,7 +8555,7 @@
       </w:rPr>
     </w:lvl>
   </w:abstractNum>
-  <w:abstractNum w:abstractNumId="38" w15:restartNumberingAfterBreak="0">
+  <w:abstractNum w:abstractNumId="40" w15:restartNumberingAfterBreak="0">
     <w:nsid w:val="7DBB548A"/>
     <w:multiLevelType w:val="multilevel"/>
     <w:tmpl w:val="D5CA36FE"/>
@@ -7455,7 +8704,121 @@
       </w:rPr>
     </w:lvl>
   </w:abstractNum>
-  <w:abstractNum w:abstractNumId="39" w15:restartNumberingAfterBreak="0">
+  <w:abstractNum w:abstractNumId="41" w15:restartNumberingAfterBreak="0">
+    <w:nsid w:val="7E072B20"/>
+    <w:multiLevelType w:val="hybridMultilevel"/>
+    <w:tmpl w:val="4808B64C"/>
+    <w:lvl w:ilvl="0" w:tplc="BB4E450C">
+      <w:start w:val="1"/>
+      <w:numFmt w:val="bullet"/>
+      <w:lvlText w:val="-"/>
+      <w:lvlJc w:val="left"/>
+      <w:pPr>
+        <w:ind w:left="720" w:hanging="360"/>
+      </w:pPr>
+      <w:rPr>
+        <w:rFonts w:ascii="Arial" w:eastAsia="Times New Roman" w:hAnsi="Arial" w:cs="Arial" w:hint="default"/>
+        <w:b/>
+      </w:rPr>
+    </w:lvl>
+    <w:lvl w:ilvl="1" w:tplc="340A0003" w:tentative="1">
+      <w:start w:val="1"/>
+      <w:numFmt w:val="bullet"/>
+      <w:lvlText w:val="o"/>
+      <w:lvlJc w:val="left"/>
+      <w:pPr>
+        <w:ind w:left="1440" w:hanging="360"/>
+      </w:pPr>
+      <w:rPr>
+        <w:rFonts w:ascii="Courier New" w:hAnsi="Courier New" w:cs="Courier New" w:hint="default"/>
+      </w:rPr>
+    </w:lvl>
+    <w:lvl w:ilvl="2" w:tplc="340A0005" w:tentative="1">
+      <w:start w:val="1"/>
+      <w:numFmt w:val="bullet"/>
+      <w:lvlText w:val=""/>
+      <w:lvlJc w:val="left"/>
+      <w:pPr>
+        <w:ind w:left="2160" w:hanging="360"/>
+      </w:pPr>
+      <w:rPr>
+        <w:rFonts w:ascii="Wingdings" w:hAnsi="Wingdings" w:hint="default"/>
+      </w:rPr>
+    </w:lvl>
+    <w:lvl w:ilvl="3" w:tplc="340A0001" w:tentative="1">
+      <w:start w:val="1"/>
+      <w:numFmt w:val="bullet"/>
+      <w:lvlText w:val=""/>
+      <w:lvlJc w:val="left"/>
+      <w:pPr>
+        <w:ind w:left="2880" w:hanging="360"/>
+      </w:pPr>
+      <w:rPr>
+        <w:rFonts w:ascii="Symbol" w:hAnsi="Symbol" w:hint="default"/>
+      </w:rPr>
+    </w:lvl>
+    <w:lvl w:ilvl="4" w:tplc="340A0003" w:tentative="1">
+      <w:start w:val="1"/>
+      <w:numFmt w:val="bullet"/>
+      <w:lvlText w:val="o"/>
+      <w:lvlJc w:val="left"/>
+      <w:pPr>
+        <w:ind w:left="3600" w:hanging="360"/>
+      </w:pPr>
+      <w:rPr>
+        <w:rFonts w:ascii="Courier New" w:hAnsi="Courier New" w:cs="Courier New" w:hint="default"/>
+      </w:rPr>
+    </w:lvl>
+    <w:lvl w:ilvl="5" w:tplc="340A0005" w:tentative="1">
+      <w:start w:val="1"/>
+      <w:numFmt w:val="bullet"/>
+      <w:lvlText w:val=""/>
+      <w:lvlJc w:val="left"/>
+      <w:pPr>
+        <w:ind w:left="4320" w:hanging="360"/>
+      </w:pPr>
+      <w:rPr>
+        <w:rFonts w:ascii="Wingdings" w:hAnsi="Wingdings" w:hint="default"/>
+      </w:rPr>
+    </w:lvl>
+    <w:lvl w:ilvl="6" w:tplc="340A0001" w:tentative="1">
+      <w:start w:val="1"/>
+      <w:numFmt w:val="bullet"/>
+      <w:lvlText w:val=""/>
+      <w:lvlJc w:val="left"/>
+      <w:pPr>
+        <w:ind w:left="5040" w:hanging="360"/>
+      </w:pPr>
+      <w:rPr>
+        <w:rFonts w:ascii="Symbol" w:hAnsi="Symbol" w:hint="default"/>
+      </w:rPr>
+    </w:lvl>
+    <w:lvl w:ilvl="7" w:tplc="340A0003" w:tentative="1">
+      <w:start w:val="1"/>
+      <w:numFmt w:val="bullet"/>
+      <w:lvlText w:val="o"/>
+      <w:lvlJc w:val="left"/>
+      <w:pPr>
+        <w:ind w:left="5760" w:hanging="360"/>
+      </w:pPr>
+      <w:rPr>
+        <w:rFonts w:ascii="Courier New" w:hAnsi="Courier New" w:cs="Courier New" w:hint="default"/>
+      </w:rPr>
+    </w:lvl>
+    <w:lvl w:ilvl="8" w:tplc="340A0005" w:tentative="1">
+      <w:start w:val="1"/>
+      <w:numFmt w:val="bullet"/>
+      <w:lvlText w:val=""/>
+      <w:lvlJc w:val="left"/>
+      <w:pPr>
+        <w:ind w:left="6480" w:hanging="360"/>
+      </w:pPr>
+      <w:rPr>
+        <w:rFonts w:ascii="Wingdings" w:hAnsi="Wingdings" w:hint="default"/>
+      </w:rPr>
+    </w:lvl>
+  </w:abstractNum>
+  <w:abstractNum w:abstractNumId="42" w15:restartNumberingAfterBreak="0">
     <w:nsid w:val="7F291C01"/>
     <w:multiLevelType w:val="hybridMultilevel"/>
     <w:tmpl w:val="19B0EB20"/>
@@ -7568,132 +8931,141 @@
       </w:rPr>
     </w:lvl>
   </w:abstractNum>
-  <w:num w:numId="1">
+  <w:num w:numId="1" w16cid:durableId="1992518186">
     <w:abstractNumId w:val="3"/>
   </w:num>
-  <w:num w:numId="2">
+  <w:num w:numId="2" w16cid:durableId="328144722">
     <w:abstractNumId w:val="8"/>
   </w:num>
-  <w:num w:numId="3">
+  <w:num w:numId="3" w16cid:durableId="270282010">
     <w:abstractNumId w:val="12"/>
   </w:num>
-  <w:num w:numId="4">
+  <w:num w:numId="4" w16cid:durableId="391777171">
+    <w:abstractNumId w:val="30"/>
+  </w:num>
+  <w:num w:numId="5" w16cid:durableId="1985424784">
+    <w:abstractNumId w:val="32"/>
+  </w:num>
+  <w:num w:numId="6" w16cid:durableId="1556770522">
+    <w:abstractNumId w:val="4"/>
+  </w:num>
+  <w:num w:numId="7" w16cid:durableId="398989972">
+    <w:abstractNumId w:val="11"/>
+  </w:num>
+  <w:num w:numId="8" w16cid:durableId="833372600">
+    <w:abstractNumId w:val="21"/>
+  </w:num>
+  <w:num w:numId="9" w16cid:durableId="1564364223">
+    <w:abstractNumId w:val="15"/>
+  </w:num>
+  <w:num w:numId="10" w16cid:durableId="2077240170">
+    <w:abstractNumId w:val="9"/>
+  </w:num>
+  <w:num w:numId="11" w16cid:durableId="1940941397">
+    <w:abstractNumId w:val="26"/>
+  </w:num>
+  <w:num w:numId="12" w16cid:durableId="145560854">
+    <w:abstractNumId w:val="37"/>
+  </w:num>
+  <w:num w:numId="13" w16cid:durableId="465588954">
+    <w:abstractNumId w:val="31"/>
+  </w:num>
+  <w:num w:numId="14" w16cid:durableId="906957728">
+    <w:abstractNumId w:val="1"/>
+  </w:num>
+  <w:num w:numId="15" w16cid:durableId="51467591">
+    <w:abstractNumId w:val="38"/>
+  </w:num>
+  <w:num w:numId="16" w16cid:durableId="1597980270">
+    <w:abstractNumId w:val="23"/>
+  </w:num>
+  <w:num w:numId="17" w16cid:durableId="1837724560">
+    <w:abstractNumId w:val="18"/>
+  </w:num>
+  <w:num w:numId="18" w16cid:durableId="679621709">
+    <w:abstractNumId w:val="33"/>
+  </w:num>
+  <w:num w:numId="19" w16cid:durableId="452016986">
+    <w:abstractNumId w:val="10"/>
+  </w:num>
+  <w:num w:numId="20" w16cid:durableId="1701854003">
+    <w:abstractNumId w:val="42"/>
+  </w:num>
+  <w:num w:numId="21" w16cid:durableId="682247688">
+    <w:abstractNumId w:val="36"/>
+  </w:num>
+  <w:num w:numId="22" w16cid:durableId="36666456">
+    <w:abstractNumId w:val="13"/>
+  </w:num>
+  <w:num w:numId="23" w16cid:durableId="2087916024">
+    <w:abstractNumId w:val="14"/>
+  </w:num>
+  <w:num w:numId="24" w16cid:durableId="1925645134">
+    <w:abstractNumId w:val="5"/>
+  </w:num>
+  <w:num w:numId="25" w16cid:durableId="1314411727">
+    <w:abstractNumId w:val="16"/>
+  </w:num>
+  <w:num w:numId="26" w16cid:durableId="858467287">
+    <w:abstractNumId w:val="22"/>
+  </w:num>
+  <w:num w:numId="27" w16cid:durableId="1557398052">
+    <w:abstractNumId w:val="25"/>
+  </w:num>
+  <w:num w:numId="28" w16cid:durableId="1224289446">
+    <w:abstractNumId w:val="0"/>
+  </w:num>
+  <w:num w:numId="29" w16cid:durableId="1812670992">
+    <w:abstractNumId w:val="20"/>
+  </w:num>
+  <w:num w:numId="30" w16cid:durableId="1992639176">
+    <w:abstractNumId w:val="24"/>
+  </w:num>
+  <w:num w:numId="31" w16cid:durableId="1603999918">
+    <w:abstractNumId w:val="2"/>
+  </w:num>
+  <w:num w:numId="32" w16cid:durableId="1261521173">
+    <w:abstractNumId w:val="7"/>
+  </w:num>
+  <w:num w:numId="33" w16cid:durableId="1622029829">
+    <w:abstractNumId w:val="34"/>
+  </w:num>
+  <w:num w:numId="34" w16cid:durableId="44725515">
+    <w:abstractNumId w:val="40"/>
+  </w:num>
+  <w:num w:numId="35" w16cid:durableId="2111704682">
+    <w:abstractNumId w:val="6"/>
+  </w:num>
+  <w:num w:numId="36" w16cid:durableId="1979264610">
+    <w:abstractNumId w:val="27"/>
+  </w:num>
+  <w:num w:numId="37" w16cid:durableId="2027317993">
+    <w:abstractNumId w:val="39"/>
+  </w:num>
+  <w:num w:numId="38" w16cid:durableId="773860249">
+    <w:abstractNumId w:val="29"/>
+  </w:num>
+  <w:num w:numId="39" w16cid:durableId="1334147030">
     <w:abstractNumId w:val="28"/>
   </w:num>
-  <w:num w:numId="5">
-    <w:abstractNumId w:val="30"/>
-  </w:num>
-  <w:num w:numId="6">
-    <w:abstractNumId w:val="4"/>
-  </w:num>
-  <w:num w:numId="7">
-    <w:abstractNumId w:val="11"/>
-  </w:num>
-  <w:num w:numId="8">
-    <w:abstractNumId w:val="19"/>
-  </w:num>
-  <w:num w:numId="9">
-    <w:abstractNumId w:val="15"/>
-  </w:num>
-  <w:num w:numId="10">
-    <w:abstractNumId w:val="9"/>
-  </w:num>
-  <w:num w:numId="11">
-    <w:abstractNumId w:val="24"/>
-  </w:num>
-  <w:num w:numId="12">
+  <w:num w:numId="40" w16cid:durableId="316761661">
     <w:abstractNumId w:val="35"/>
   </w:num>
-  <w:num w:numId="13">
-    <w:abstractNumId w:val="29"/>
-  </w:num>
-  <w:num w:numId="14">
-    <w:abstractNumId w:val="1"/>
-  </w:num>
-  <w:num w:numId="15">
-    <w:abstractNumId w:val="36"/>
-  </w:num>
-  <w:num w:numId="16">
-    <w:abstractNumId w:val="21"/>
-  </w:num>
-  <w:num w:numId="17">
+  <w:num w:numId="41" w16cid:durableId="602226998">
     <w:abstractNumId w:val="17"/>
   </w:num>
-  <w:num w:numId="18">
-    <w:abstractNumId w:val="31"/>
+  <w:num w:numId="42" w16cid:durableId="1693802094">
+    <w:abstractNumId w:val="41"/>
   </w:num>
-  <w:num w:numId="19">
-    <w:abstractNumId w:val="10"/>
-  </w:num>
-  <w:num w:numId="20">
-    <w:abstractNumId w:val="39"/>
-  </w:num>
-  <w:num w:numId="21">
-    <w:abstractNumId w:val="34"/>
-  </w:num>
-  <w:num w:numId="22">
-    <w:abstractNumId w:val="13"/>
-  </w:num>
-  <w:num w:numId="23">
-    <w:abstractNumId w:val="14"/>
-  </w:num>
-  <w:num w:numId="24">
-    <w:abstractNumId w:val="5"/>
-  </w:num>
-  <w:num w:numId="25">
-    <w:abstractNumId w:val="16"/>
-  </w:num>
-  <w:num w:numId="26">
-    <w:abstractNumId w:val="20"/>
-  </w:num>
-  <w:num w:numId="27">
-    <w:abstractNumId w:val="23"/>
-  </w:num>
-  <w:num w:numId="28">
-    <w:abstractNumId w:val="0"/>
-  </w:num>
-  <w:num w:numId="29">
-    <w:abstractNumId w:val="18"/>
-  </w:num>
-  <w:num w:numId="30">
-    <w:abstractNumId w:val="22"/>
-  </w:num>
-  <w:num w:numId="31">
-    <w:abstractNumId w:val="2"/>
-  </w:num>
-  <w:num w:numId="32">
-    <w:abstractNumId w:val="7"/>
-  </w:num>
-  <w:num w:numId="33">
-    <w:abstractNumId w:val="32"/>
-  </w:num>
-  <w:num w:numId="34">
-    <w:abstractNumId w:val="38"/>
-  </w:num>
-  <w:num w:numId="35">
-    <w:abstractNumId w:val="6"/>
-  </w:num>
-  <w:num w:numId="36">
-    <w:abstractNumId w:val="25"/>
-  </w:num>
-  <w:num w:numId="37">
-    <w:abstractNumId w:val="37"/>
-  </w:num>
-  <w:num w:numId="38">
-    <w:abstractNumId w:val="27"/>
-  </w:num>
-  <w:num w:numId="39">
-    <w:abstractNumId w:val="26"/>
-  </w:num>
-  <w:num w:numId="40">
-    <w:abstractNumId w:val="33"/>
+  <w:num w:numId="43" w16cid:durableId="367339972">
+    <w:abstractNumId w:val="19"/>
   </w:num>
   <w:numIdMacAtCleanup w:val="18"/>
 </w:numbering>
 </file>
 
 <file path=word/styles.xml><?xml version="1.0" encoding="utf-8"?>
-<w:styles xmlns:mc="http://schemas.openxmlformats.org/markup-compatibility/2006" xmlns:r="http://schemas.openxmlformats.org/officeDocument/2006/relationships" xmlns:w="http://schemas.openxmlformats.org/wordprocessingml/2006/main" xmlns:w14="http://schemas.microsoft.com/office/word/2010/wordml" xmlns:w15="http://schemas.microsoft.com/office/word/2012/wordml" xmlns:w16se="http://schemas.microsoft.com/office/word/2015/wordml/symex" mc:Ignorable="w14 w15 w16se">
+<w:styles xmlns:mc="http://schemas.openxmlformats.org/markup-compatibility/2006" xmlns:r="http://schemas.openxmlformats.org/officeDocument/2006/relationships" xmlns:w="http://schemas.openxmlformats.org/wordprocessingml/2006/main" xmlns:w14="http://schemas.microsoft.com/office/word/2010/wordml" xmlns:w15="http://schemas.microsoft.com/office/word/2012/wordml" xmlns:w16cex="http://schemas.microsoft.com/office/word/2018/wordml/cex" xmlns:w16cid="http://schemas.microsoft.com/office/word/2016/wordml/cid" xmlns:w16="http://schemas.microsoft.com/office/word/2018/wordml" xmlns:w16du="http://schemas.microsoft.com/office/word/2023/wordml/word16du" xmlns:w16sdtdh="http://schemas.microsoft.com/office/word/2020/wordml/sdtdatahash" xmlns:w16sdtfl="http://schemas.microsoft.com/office/word/2024/wordml/sdtformatlock" xmlns:w16se="http://schemas.microsoft.com/office/word/2015/wordml/symex" mc:Ignorable="w14 w15 w16se w16cid w16 w16cex w16sdtdh w16sdtfl w16du">
   <w:docDefaults>
     <w:rPrDefault>
       <w:rPr>
@@ -7709,7 +9081,7 @@
       </w:pPr>
     </w:pPrDefault>
   </w:docDefaults>
-  <w:latentStyles w:defLockedState="0" w:defUIPriority="99" w:defSemiHidden="0" w:defUnhideWhenUsed="0" w:defQFormat="0" w:count="371">
+  <w:latentStyles w:defLockedState="0" w:defUIPriority="99" w:defSemiHidden="0" w:defUnhideWhenUsed="0" w:defQFormat="0" w:count="376">
     <w:lsdException w:name="Normal" w:uiPriority="0" w:qFormat="1"/>
     <w:lsdException w:name="heading 1" w:uiPriority="9" w:qFormat="1"/>
     <w:lsdException w:name="heading 2" w:semiHidden="1" w:uiPriority="9" w:unhideWhenUsed="1" w:qFormat="1"/>
@@ -8081,6 +9453,11 @@
     <w:lsdException w:name="List Table 5 Dark Accent 6" w:uiPriority="50"/>
     <w:lsdException w:name="List Table 6 Colorful Accent 6" w:uiPriority="51"/>
     <w:lsdException w:name="List Table 7 Colorful Accent 6" w:uiPriority="52"/>
+    <w:lsdException w:name="Mention" w:semiHidden="1" w:unhideWhenUsed="1"/>
+    <w:lsdException w:name="Smart Hyperlink" w:semiHidden="1" w:unhideWhenUsed="1"/>
+    <w:lsdException w:name="Hashtag" w:semiHidden="1" w:unhideWhenUsed="1"/>
+    <w:lsdException w:name="Unresolved Mention" w:semiHidden="1" w:unhideWhenUsed="1"/>
+    <w:lsdException w:name="Smart Link" w:semiHidden="1" w:unhideWhenUsed="1"/>
   </w:latentStyles>
   <w:style w:type="paragraph" w:default="1" w:styleId="Normal">
     <w:name w:val="Normal"/>
@@ -8154,7 +9531,6 @@
   <w:style w:type="character" w:default="1" w:styleId="Fuentedeprrafopredeter">
     <w:name w:val="Default Paragraph Font"/>
     <w:uiPriority w:val="1"/>
-    <w:semiHidden/>
     <w:unhideWhenUsed/>
   </w:style>
   <w:style w:type="table" w:default="1" w:styleId="Tablanormal">
@@ -9064,7 +10440,7 @@
       <w:szCs w:val="24"/>
     </w:rPr>
   </w:style>
-  <w:style w:type="table" w:styleId="Cuadrculadetablaclara">
+  <w:style w:type="table" w:styleId="Tablaconcuadrculaclara">
     <w:name w:val="Grid Table Light"/>
     <w:basedOn w:val="Tablanormal"/>
     <w:uiPriority w:val="40"/>
@@ -9086,7 +10462,7 @@
   <w:style w:type="table" w:customStyle="1" w:styleId="Cuadrculadetablaclara1">
     <w:name w:val="Cuadrícula de tabla clara1"/>
     <w:basedOn w:val="Tablanormal"/>
-    <w:next w:val="Cuadrculadetablaclara"/>
+    <w:next w:val="Tablaconcuadrculaclara"/>
     <w:uiPriority w:val="40"/>
     <w:rsid w:val="00943DF1"/>
     <w:pPr>
@@ -9127,7 +10503,7 @@
       <w:spacing w:after="0" w:line="240" w:lineRule="auto"/>
     </w:pPr>
   </w:style>
-  <w:style w:type="character" w:styleId="Textoennegrita">
+  <w:style w:type="character" w:styleId="Fuerte">
     <w:name w:val="Strong"/>
     <w:basedOn w:val="Fuentedeprrafopredeter"/>
     <w:uiPriority w:val="22"/>
@@ -9139,532 +10515,6 @@
     </w:rPr>
   </w:style>
 </w:styles>
-</file>
-
-<file path=word/glossary/document.xml><?xml version="1.0" encoding="utf-8"?>
-<w:glossaryDocument xmlns:wpc="http://schemas.microsoft.com/office/word/2010/wordprocessingCanvas" xmlns:cx="http://schemas.microsoft.com/office/drawing/2014/chartex" xmlns:mc="http://schemas.openxmlformats.org/markup-compatibility/2006" xmlns:o="urn:schemas-microsoft-com:office:office" xmlns:r="http://schemas.openxmlformats.org/officeDocument/2006/relationships" xmlns:m="http://schemas.openxmlformats.org/officeDocument/2006/math" xmlns:v="urn:schemas-microsoft-com:vml" xmlns:wp14="http://schemas.microsoft.com/office/word/2010/wordprocessingDrawing" xmlns:wp="http://schemas.openxmlformats.org/drawingml/2006/wordprocessingDrawing" xmlns:w10="urn:schemas-microsoft-com:office:word" xmlns:w="http://schemas.openxmlformats.org/wordprocessingml/2006/main" xmlns:w14="http://schemas.microsoft.com/office/word/2010/wordml" xmlns:w15="http://schemas.microsoft.com/office/word/2012/wordml" xmlns:w16se="http://schemas.microsoft.com/office/word/2015/wordml/symex" xmlns:wpg="http://schemas.microsoft.com/office/word/2010/wordprocessingGroup" xmlns:wpi="http://schemas.microsoft.com/office/word/2010/wordprocessingInk" xmlns:wne="http://schemas.microsoft.com/office/word/2006/wordml" xmlns:wps="http://schemas.microsoft.com/office/word/2010/wordprocessingShape" mc:Ignorable="w14 w15 w16se wp14"/>
-</file>
-
-<file path=word/glossary/fontTable.xml><?xml version="1.0" encoding="utf-8"?>
-<w:fonts xmlns:mc="http://schemas.openxmlformats.org/markup-compatibility/2006" xmlns:r="http://schemas.openxmlformats.org/officeDocument/2006/relationships" xmlns:w="http://schemas.openxmlformats.org/wordprocessingml/2006/main" xmlns:w14="http://schemas.microsoft.com/office/word/2010/wordml" xmlns:w15="http://schemas.microsoft.com/office/word/2012/wordml" xmlns:w16se="http://schemas.microsoft.com/office/word/2015/wordml/symex" mc:Ignorable="w14 w15 w16se">
-  <w:font w:name="Calibri">
-    <w:panose1 w:val="020F0502020204030204"/>
-    <w:charset w:val="00"/>
-    <w:family w:val="swiss"/>
-    <w:pitch w:val="variable"/>
-    <w:sig w:usb0="E4002EFF" w:usb1="C000247B" w:usb2="00000009" w:usb3="00000000" w:csb0="000001FF" w:csb1="00000000"/>
-  </w:font>
-  <w:font w:name="Times New Roman">
-    <w:panose1 w:val="02020603050405020304"/>
-    <w:charset w:val="00"/>
-    <w:family w:val="roman"/>
-    <w:pitch w:val="variable"/>
-    <w:sig w:usb0="E0002EFF" w:usb1="C000785B" w:usb2="00000009" w:usb3="00000000" w:csb0="000001FF" w:csb1="00000000"/>
-  </w:font>
-  <w:font w:name="Courier New">
-    <w:panose1 w:val="02070309020205020404"/>
-    <w:charset w:val="00"/>
-    <w:family w:val="modern"/>
-    <w:pitch w:val="fixed"/>
-    <w:sig w:usb0="E0002EFF" w:usb1="C0007843" w:usb2="00000009" w:usb3="00000000" w:csb0="000001FF" w:csb1="00000000"/>
-  </w:font>
-  <w:font w:name="Wingdings">
-    <w:panose1 w:val="05000000000000000000"/>
-    <w:charset w:val="02"/>
-    <w:family w:val="auto"/>
-    <w:pitch w:val="variable"/>
-    <w:sig w:usb0="00000000" w:usb1="10000000" w:usb2="00000000" w:usb3="00000000" w:csb0="80000000" w:csb1="00000000"/>
-  </w:font>
-  <w:font w:name="Symbol">
-    <w:panose1 w:val="05050102010706020507"/>
-    <w:charset w:val="02"/>
-    <w:family w:val="roman"/>
-    <w:pitch w:val="variable"/>
-    <w:sig w:usb0="00000000" w:usb1="10000000" w:usb2="00000000" w:usb3="00000000" w:csb0="80000000" w:csb1="00000000"/>
-  </w:font>
-  <w:font w:name="Calibri Light">
-    <w:panose1 w:val="020F0302020204030204"/>
-    <w:charset w:val="00"/>
-    <w:family w:val="swiss"/>
-    <w:pitch w:val="variable"/>
-    <w:sig w:usb0="E4002EFF" w:usb1="C000247B" w:usb2="00000009" w:usb3="00000000" w:csb0="000001FF" w:csb1="00000000"/>
-  </w:font>
-  <w:font w:name="Segoe UI">
-    <w:panose1 w:val="020B0502040204020203"/>
-    <w:charset w:val="00"/>
-    <w:family w:val="swiss"/>
-    <w:pitch w:val="variable"/>
-    <w:sig w:usb0="E4002EFF" w:usb1="C000E47F" w:usb2="00000009" w:usb3="00000000" w:csb0="000001FF" w:csb1="00000000"/>
-  </w:font>
-  <w:font w:name="Century Gothic">
-    <w:panose1 w:val="020B0502020202020204"/>
-    <w:charset w:val="00"/>
-    <w:family w:val="swiss"/>
-    <w:pitch w:val="variable"/>
-    <w:sig w:usb0="00000287" w:usb1="00000000" w:usb2="00000000" w:usb3="00000000" w:csb0="0000009F" w:csb1="00000000"/>
-  </w:font>
-</w:fonts>
-</file>
-
-<file path=word/glossary/settings.xml><?xml version="1.0" encoding="utf-8"?>
-<w:settings xmlns:mc="http://schemas.openxmlformats.org/markup-compatibility/2006" xmlns:o="urn:schemas-microsoft-com:office:office" xmlns:r="http://schemas.openxmlformats.org/officeDocument/2006/relationships" xmlns:m="http://schemas.openxmlformats.org/officeDocument/2006/math" xmlns:v="urn:schemas-microsoft-com:vml" xmlns:w10="urn:schemas-microsoft-com:office:word" xmlns:w="http://schemas.openxmlformats.org/wordprocessingml/2006/main" xmlns:w14="http://schemas.microsoft.com/office/word/2010/wordml" xmlns:w15="http://schemas.microsoft.com/office/word/2012/wordml" xmlns:w16se="http://schemas.microsoft.com/office/word/2015/wordml/symex" xmlns:sl="http://schemas.openxmlformats.org/schemaLibrary/2006/main" mc:Ignorable="w14 w15 w16se">
-  <w:defaultTabStop w:val="708"/>
-  <w:hyphenationZone w:val="425"/>
-  <w:characterSpacingControl w:val="doNotCompress"/>
-  <w:compat>
-    <w:useFELayout/>
-    <w:compatSetting w:name="compatibilityMode" w:uri="http://schemas.microsoft.com/office/word" w:val="12"/>
-  </w:compat>
-  <w:rsids>
-    <w:rsidRoot w:val="004A7892"/>
-    <w:rsid w:val="004A7892"/>
-  </w:rsids>
-  <m:mathPr>
-    <m:mathFont m:val="Cambria Math"/>
-    <m:brkBin m:val="before"/>
-    <m:brkBinSub m:val="--"/>
-    <m:smallFrac m:val="0"/>
-    <m:dispDef/>
-    <m:lMargin m:val="0"/>
-    <m:rMargin m:val="0"/>
-    <m:defJc m:val="centerGroup"/>
-    <m:wrapIndent m:val="1440"/>
-    <m:intLim m:val="subSup"/>
-    <m:naryLim m:val="undOvr"/>
-  </m:mathPr>
-  <w:themeFontLang w:val="es-CL"/>
-  <w:clrSchemeMapping w:bg1="light1" w:t1="dark1" w:bg2="light2" w:t2="dark2" w:accent1="accent1" w:accent2="accent2" w:accent3="accent3" w:accent4="accent4" w:accent5="accent5" w:accent6="accent6" w:hyperlink="hyperlink" w:followedHyperlink="followedHyperlink"/>
-  <w:decimalSymbol w:val=","/>
-  <w:listSeparator w:val=";"/>
-</w:settings>
-</file>
-
-<file path=word/glossary/styles.xml><?xml version="1.0" encoding="utf-8"?>
-<w:styles xmlns:mc="http://schemas.openxmlformats.org/markup-compatibility/2006" xmlns:r="http://schemas.openxmlformats.org/officeDocument/2006/relationships" xmlns:w="http://schemas.openxmlformats.org/wordprocessingml/2006/main" xmlns:w14="http://schemas.microsoft.com/office/word/2010/wordml" xmlns:w15="http://schemas.microsoft.com/office/word/2012/wordml" xmlns:w16se="http://schemas.microsoft.com/office/word/2015/wordml/symex" mc:Ignorable="w14 w15 w16se">
-  <w:docDefaults>
-    <w:rPrDefault>
-      <w:rPr>
-        <w:rFonts w:asciiTheme="minorHAnsi" w:eastAsiaTheme="minorEastAsia" w:hAnsiTheme="minorHAnsi" w:cstheme="minorBidi"/>
-        <w:sz w:val="22"/>
-        <w:szCs w:val="22"/>
-        <w:lang w:val="es-CL" w:eastAsia="es-CL" w:bidi="ar-SA"/>
-      </w:rPr>
-    </w:rPrDefault>
-    <w:pPrDefault>
-      <w:pPr>
-        <w:spacing w:after="160" w:line="259" w:lineRule="auto"/>
-      </w:pPr>
-    </w:pPrDefault>
-  </w:docDefaults>
-  <w:latentStyles w:defLockedState="0" w:defUIPriority="99" w:defSemiHidden="0" w:defUnhideWhenUsed="0" w:defQFormat="0" w:count="371">
-    <w:lsdException w:name="Normal" w:uiPriority="0" w:qFormat="1"/>
-    <w:lsdException w:name="heading 1" w:uiPriority="9" w:qFormat="1"/>
-    <w:lsdException w:name="heading 2" w:semiHidden="1" w:uiPriority="9" w:unhideWhenUsed="1" w:qFormat="1"/>
-    <w:lsdException w:name="heading 3" w:semiHidden="1" w:uiPriority="9" w:unhideWhenUsed="1" w:qFormat="1"/>
-    <w:lsdException w:name="heading 4" w:semiHidden="1" w:uiPriority="9" w:unhideWhenUsed="1" w:qFormat="1"/>
-    <w:lsdException w:name="heading 5" w:semiHidden="1" w:uiPriority="9" w:unhideWhenUsed="1" w:qFormat="1"/>
-    <w:lsdException w:name="heading 6" w:semiHidden="1" w:uiPriority="9" w:unhideWhenUsed="1" w:qFormat="1"/>
-    <w:lsdException w:name="heading 7" w:semiHidden="1" w:uiPriority="9" w:unhideWhenUsed="1" w:qFormat="1"/>
-    <w:lsdException w:name="heading 8" w:semiHidden="1" w:uiPriority="9" w:unhideWhenUsed="1" w:qFormat="1"/>
-    <w:lsdException w:name="heading 9" w:semiHidden="1" w:uiPriority="9" w:unhideWhenUsed="1" w:qFormat="1"/>
-    <w:lsdException w:name="index 1" w:semiHidden="1" w:unhideWhenUsed="1"/>
-    <w:lsdException w:name="index 2" w:semiHidden="1" w:unhideWhenUsed="1"/>
-    <w:lsdException w:name="index 3" w:semiHidden="1" w:unhideWhenUsed="1"/>
-    <w:lsdException w:name="index 4" w:semiHidden="1" w:unhideWhenUsed="1"/>
-    <w:lsdException w:name="index 5" w:semiHidden="1" w:unhideWhenUsed="1"/>
-    <w:lsdException w:name="index 6" w:semiHidden="1" w:unhideWhenUsed="1"/>
-    <w:lsdException w:name="index 7" w:semiHidden="1" w:unhideWhenUsed="1"/>
-    <w:lsdException w:name="index 8" w:semiHidden="1" w:unhideWhenUsed="1"/>
-    <w:lsdException w:name="index 9" w:semiHidden="1" w:unhideWhenUsed="1"/>
-    <w:lsdException w:name="toc 1" w:semiHidden="1" w:uiPriority="39" w:unhideWhenUsed="1"/>
-    <w:lsdException w:name="toc 2" w:semiHidden="1" w:uiPriority="39" w:unhideWhenUsed="1"/>
-    <w:lsdException w:name="toc 3" w:semiHidden="1" w:uiPriority="39" w:unhideWhenUsed="1"/>
-    <w:lsdException w:name="toc 4" w:semiHidden="1" w:uiPriority="39" w:unhideWhenUsed="1"/>
-    <w:lsdException w:name="toc 5" w:semiHidden="1" w:uiPriority="39" w:unhideWhenUsed="1"/>
-    <w:lsdException w:name="toc 6" w:semiHidden="1" w:uiPriority="39" w:unhideWhenUsed="1"/>
-    <w:lsdException w:name="toc 7" w:semiHidden="1" w:uiPriority="39" w:unhideWhenUsed="1"/>
-    <w:lsdException w:name="toc 8" w:semiHidden="1" w:uiPriority="39" w:unhideWhenUsed="1"/>
-    <w:lsdException w:name="toc 9" w:semiHidden="1" w:uiPriority="39" w:unhideWhenUsed="1"/>
-    <w:lsdException w:name="Normal Indent" w:semiHidden="1" w:unhideWhenUsed="1"/>
-    <w:lsdException w:name="footnote text" w:semiHidden="1" w:unhideWhenUsed="1"/>
-    <w:lsdException w:name="annotation text" w:semiHidden="1" w:unhideWhenUsed="1"/>
-    <w:lsdException w:name="header" w:semiHidden="1" w:unhideWhenUsed="1"/>
-    <w:lsdException w:name="footer" w:semiHidden="1" w:unhideWhenUsed="1"/>
-    <w:lsdException w:name="index heading" w:semiHidden="1" w:unhideWhenUsed="1"/>
-    <w:lsdException w:name="caption" w:semiHidden="1" w:uiPriority="35" w:unhideWhenUsed="1" w:qFormat="1"/>
-    <w:lsdException w:name="table of figures" w:semiHidden="1" w:unhideWhenUsed="1"/>
-    <w:lsdException w:name="envelope address" w:semiHidden="1" w:unhideWhenUsed="1"/>
-    <w:lsdException w:name="envelope return" w:semiHidden="1" w:unhideWhenUsed="1"/>
-    <w:lsdException w:name="footnote reference" w:semiHidden="1" w:unhideWhenUsed="1"/>
-    <w:lsdException w:name="annotation reference" w:semiHidden="1" w:unhideWhenUsed="1"/>
-    <w:lsdException w:name="line number" w:semiHidden="1" w:unhideWhenUsed="1"/>
-    <w:lsdException w:name="page number" w:semiHidden="1" w:unhideWhenUsed="1"/>
-    <w:lsdException w:name="endnote reference" w:semiHidden="1" w:unhideWhenUsed="1"/>
-    <w:lsdException w:name="endnote text" w:semiHidden="1" w:unhideWhenUsed="1"/>
-    <w:lsdException w:name="table of authorities" w:semiHidden="1" w:unhideWhenUsed="1"/>
-    <w:lsdException w:name="macro" w:semiHidden="1" w:unhideWhenUsed="1"/>
-    <w:lsdException w:name="toa heading" w:semiHidden="1" w:unhideWhenUsed="1"/>
-    <w:lsdException w:name="List" w:semiHidden="1" w:unhideWhenUsed="1"/>
-    <w:lsdException w:name="List Bullet" w:semiHidden="1" w:unhideWhenUsed="1"/>
-    <w:lsdException w:name="List Number" w:semiHidden="1" w:unhideWhenUsed="1"/>
-    <w:lsdException w:name="List 2" w:semiHidden="1" w:unhideWhenUsed="1"/>
-    <w:lsdException w:name="List 3" w:semiHidden="1" w:unhideWhenUsed="1"/>
-    <w:lsdException w:name="List 4" w:semiHidden="1" w:unhideWhenUsed="1"/>
-    <w:lsdException w:name="List 5" w:semiHidden="1" w:unhideWhenUsed="1"/>
-    <w:lsdException w:name="List Bullet 2" w:semiHidden="1" w:unhideWhenUsed="1"/>
-    <w:lsdException w:name="List Bullet 3" w:semiHidden="1" w:unhideWhenUsed="1"/>
-    <w:lsdException w:name="List Bullet 4" w:semiHidden="1" w:unhideWhenUsed="1"/>
-    <w:lsdException w:name="List Bullet 5" w:semiHidden="1" w:unhideWhenUsed="1"/>
-    <w:lsdException w:name="List Number 2" w:semiHidden="1" w:unhideWhenUsed="1"/>
-    <w:lsdException w:name="List Number 3" w:semiHidden="1" w:unhideWhenUsed="1"/>
-    <w:lsdException w:name="List Number 4" w:semiHidden="1" w:unhideWhenUsed="1"/>
-    <w:lsdException w:name="List Number 5" w:semiHidden="1" w:unhideWhenUsed="1"/>
-    <w:lsdException w:name="Title" w:uiPriority="10" w:qFormat="1"/>
-    <w:lsdException w:name="Closing" w:semiHidden="1" w:unhideWhenUsed="1"/>
-    <w:lsdException w:name="Signature" w:semiHidden="1" w:unhideWhenUsed="1"/>
-    <w:lsdException w:name="Default Paragraph Font" w:semiHidden="1" w:uiPriority="1" w:unhideWhenUsed="1"/>
-    <w:lsdException w:name="Body Text" w:semiHidden="1" w:unhideWhenUsed="1"/>
-    <w:lsdException w:name="Body Text Indent" w:semiHidden="1" w:unhideWhenUsed="1"/>
-    <w:lsdException w:name="List Continue" w:semiHidden="1" w:unhideWhenUsed="1"/>
-    <w:lsdException w:name="List Continue 2" w:semiHidden="1" w:unhideWhenUsed="1"/>
-    <w:lsdException w:name="List Continue 3" w:semiHidden="1" w:unhideWhenUsed="1"/>
-    <w:lsdException w:name="List Continue 4" w:semiHidden="1" w:unhideWhenUsed="1"/>
-    <w:lsdException w:name="List Continue 5" w:semiHidden="1" w:unhideWhenUsed="1"/>
-    <w:lsdException w:name="Message Header" w:semiHidden="1" w:unhideWhenUsed="1"/>
-    <w:lsdException w:name="Subtitle" w:uiPriority="11" w:qFormat="1"/>
-    <w:lsdException w:name="Salutation" w:semiHidden="1" w:unhideWhenUsed="1"/>
-    <w:lsdException w:name="Date" w:semiHidden="1" w:unhideWhenUsed="1"/>
-    <w:lsdException w:name="Body Text First Indent" w:semiHidden="1" w:unhideWhenUsed="1"/>
-    <w:lsdException w:name="Body Text First Indent 2" w:semiHidden="1" w:unhideWhenUsed="1"/>
-    <w:lsdException w:name="Note Heading" w:semiHidden="1" w:unhideWhenUsed="1"/>
-    <w:lsdException w:name="Body Text 2" w:semiHidden="1" w:unhideWhenUsed="1"/>
-    <w:lsdException w:name="Body Text 3" w:semiHidden="1" w:unhideWhenUsed="1"/>
-    <w:lsdException w:name="Body Text Indent 2" w:semiHidden="1" w:unhideWhenUsed="1"/>
-    <w:lsdException w:name="Body Text Indent 3" w:semiHidden="1" w:unhideWhenUsed="1"/>
-    <w:lsdException w:name="Block Text" w:semiHidden="1" w:unhideWhenUsed="1"/>
-    <w:lsdException w:name="Hyperlink" w:semiHidden="1" w:unhideWhenUsed="1"/>
-    <w:lsdException w:name="FollowedHyperlink" w:semiHidden="1" w:unhideWhenUsed="1"/>
-    <w:lsdException w:name="Strong" w:uiPriority="22" w:qFormat="1"/>
-    <w:lsdException w:name="Emphasis" w:uiPriority="20" w:qFormat="1"/>
-    <w:lsdException w:name="Document Map" w:semiHidden="1" w:unhideWhenUsed="1"/>
-    <w:lsdException w:name="Plain Text" w:semiHidden="1" w:unhideWhenUsed="1"/>
-    <w:lsdException w:name="E-mail Signature" w:semiHidden="1" w:unhideWhenUsed="1"/>
-    <w:lsdException w:name="HTML Top of Form" w:semiHidden="1" w:unhideWhenUsed="1"/>
-    <w:lsdException w:name="HTML Bottom of Form" w:semiHidden="1" w:unhideWhenUsed="1"/>
-    <w:lsdException w:name="Normal (Web)" w:semiHidden="1" w:unhideWhenUsed="1"/>
-    <w:lsdException w:name="HTML Acronym" w:semiHidden="1" w:unhideWhenUsed="1"/>
-    <w:lsdException w:name="HTML Address" w:semiHidden="1" w:unhideWhenUsed="1"/>
-    <w:lsdException w:name="HTML Cite" w:semiHidden="1" w:unhideWhenUsed="1"/>
-    <w:lsdException w:name="HTML Code" w:semiHidden="1" w:unhideWhenUsed="1"/>
-    <w:lsdException w:name="HTML Definition" w:semiHidden="1" w:unhideWhenUsed="1"/>
-    <w:lsdException w:name="HTML Keyboard" w:semiHidden="1" w:unhideWhenUsed="1"/>
-    <w:lsdException w:name="HTML Preformatted" w:semiHidden="1" w:unhideWhenUsed="1"/>
-    <w:lsdException w:name="HTML Sample" w:semiHidden="1" w:unhideWhenUsed="1"/>
-    <w:lsdException w:name="HTML Typewriter" w:semiHidden="1" w:unhideWhenUsed="1"/>
-    <w:lsdException w:name="HTML Variable" w:semiHidden="1" w:unhideWhenUsed="1"/>
-    <w:lsdException w:name="Normal Table" w:semiHidden="1" w:unhideWhenUsed="1"/>
-    <w:lsdException w:name="annotation subject" w:semiHidden="1" w:unhideWhenUsed="1"/>
-    <w:lsdException w:name="No List" w:semiHidden="1" w:unhideWhenUsed="1"/>
-    <w:lsdException w:name="Outline List 1" w:semiHidden="1" w:unhideWhenUsed="1"/>
-    <w:lsdException w:name="Outline List 2" w:semiHidden="1" w:unhideWhenUsed="1"/>
-    <w:lsdException w:name="Outline List 3" w:semiHidden="1" w:unhideWhenUsed="1"/>
-    <w:lsdException w:name="Table Simple 1" w:semiHidden="1" w:unhideWhenUsed="1"/>
-    <w:lsdException w:name="Table Simple 2" w:semiHidden="1" w:unhideWhenUsed="1"/>
-    <w:lsdException w:name="Table Simple 3" w:semiHidden="1" w:unhideWhenUsed="1"/>
-    <w:lsdException w:name="Table Classic 1" w:semiHidden="1" w:unhideWhenUsed="1"/>
-    <w:lsdException w:name="Table Classic 2" w:semiHidden="1" w:unhideWhenUsed="1"/>
-    <w:lsdException w:name="Table Classic 3" w:semiHidden="1" w:unhideWhenUsed="1"/>
-    <w:lsdException w:name="Table Classic 4" w:semiHidden="1" w:unhideWhenUsed="1"/>
-    <w:lsdException w:name="Table Colorful 1" w:semiHidden="1" w:unhideWhenUsed="1"/>
-    <w:lsdException w:name="Table Colorful 2" w:semiHidden="1" w:unhideWhenUsed="1"/>
-    <w:lsdException w:name="Table Colorful 3" w:semiHidden="1" w:unhideWhenUsed="1"/>
-    <w:lsdException w:name="Table Columns 1" w:semiHidden="1" w:unhideWhenUsed="1"/>
-    <w:lsdException w:name="Table Columns 2" w:semiHidden="1" w:unhideWhenUsed="1"/>
-    <w:lsdException w:name="Table Columns 3" w:semiHidden="1" w:unhideWhenUsed="1"/>
-    <w:lsdException w:name="Table Columns 4" w:semiHidden="1" w:unhideWhenUsed="1"/>
-    <w:lsdException w:name="Table Columns 5" w:semiHidden="1" w:unhideWhenUsed="1"/>
-    <w:lsdException w:name="Table Grid 1" w:semiHidden="1" w:unhideWhenUsed="1"/>
-    <w:lsdException w:name="Table Grid 2" w:semiHidden="1" w:unhideWhenUsed="1"/>
-    <w:lsdException w:name="Table Grid 3" w:semiHidden="1" w:unhideWhenUsed="1"/>
-    <w:lsdException w:name="Table Grid 4" w:semiHidden="1" w:unhideWhenUsed="1"/>
-    <w:lsdException w:name="Table Grid 5" w:semiHidden="1" w:unhideWhenUsed="1"/>
-    <w:lsdException w:name="Table Grid 6" w:semiHidden="1" w:unhideWhenUsed="1"/>
-    <w:lsdException w:name="Table Grid 7" w:semiHidden="1" w:unhideWhenUsed="1"/>
-    <w:lsdException w:name="Table Grid 8" w:semiHidden="1" w:unhideWhenUsed="1"/>
-    <w:lsdException w:name="Table List 1" w:semiHidden="1" w:unhideWhenUsed="1"/>
-    <w:lsdException w:name="Table List 2" w:semiHidden="1" w:unhideWhenUsed="1"/>
-    <w:lsdException w:name="Table List 3" w:semiHidden="1" w:unhideWhenUsed="1"/>
-    <w:lsdException w:name="Table List 4" w:semiHidden="1" w:unhideWhenUsed="1"/>
-    <w:lsdException w:name="Table List 5" w:semiHidden="1" w:unhideWhenUsed="1"/>
-    <w:lsdException w:name="Table List 6" w:semiHidden="1" w:unhideWhenUsed="1"/>
-    <w:lsdException w:name="Table List 7" w:semiHidden="1" w:unhideWhenUsed="1"/>
-    <w:lsdException w:name="Table List 8" w:semiHidden="1" w:unhideWhenUsed="1"/>
-    <w:lsdException w:name="Table 3D effects 1" w:semiHidden="1" w:unhideWhenUsed="1"/>
-    <w:lsdException w:name="Table 3D effects 2" w:semiHidden="1" w:unhideWhenUsed="1"/>
-    <w:lsdException w:name="Table 3D effects 3" w:semiHidden="1" w:unhideWhenUsed="1"/>
-    <w:lsdException w:name="Table Contemporary" w:semiHidden="1" w:unhideWhenUsed="1"/>
-    <w:lsdException w:name="Table Elegant" w:semiHidden="1" w:unhideWhenUsed="1"/>
-    <w:lsdException w:name="Table Professional" w:semiHidden="1" w:unhideWhenUsed="1"/>
-    <w:lsdException w:name="Table Subtle 1" w:semiHidden="1" w:unhideWhenUsed="1"/>
-    <w:lsdException w:name="Table Subtle 2" w:semiHidden="1" w:unhideWhenUsed="1"/>
-    <w:lsdException w:name="Table Web 1" w:semiHidden="1" w:unhideWhenUsed="1"/>
-    <w:lsdException w:name="Table Web 2" w:semiHidden="1" w:unhideWhenUsed="1"/>
-    <w:lsdException w:name="Table Web 3" w:semiHidden="1" w:unhideWhenUsed="1"/>
-    <w:lsdException w:name="Balloon Text" w:semiHidden="1" w:unhideWhenUsed="1"/>
-    <w:lsdException w:name="Table Grid" w:uiPriority="39"/>
-    <w:lsdException w:name="Table Theme" w:semiHidden="1" w:unhideWhenUsed="1"/>
-    <w:lsdException w:name="Placeholder Text" w:semiHidden="1"/>
-    <w:lsdException w:name="No Spacing" w:uiPriority="1" w:qFormat="1"/>
-    <w:lsdException w:name="Light Shading" w:uiPriority="60"/>
-    <w:lsdException w:name="Light List" w:uiPriority="61"/>
-    <w:lsdException w:name="Light Grid" w:uiPriority="62"/>
-    <w:lsdException w:name="Medium Shading 1" w:uiPriority="63"/>
-    <w:lsdException w:name="Medium Shading 2" w:uiPriority="64"/>
-    <w:lsdException w:name="Medium List 1" w:uiPriority="65"/>
-    <w:lsdException w:name="Medium List 2" w:uiPriority="66"/>
-    <w:lsdException w:name="Medium Grid 1" w:uiPriority="67"/>
-    <w:lsdException w:name="Medium Grid 2" w:uiPriority="68"/>
-    <w:lsdException w:name="Medium Grid 3" w:uiPriority="69"/>
-    <w:lsdException w:name="Dark List" w:uiPriority="70"/>
-    <w:lsdException w:name="Colorful Shading" w:uiPriority="71"/>
-    <w:lsdException w:name="Colorful List" w:uiPriority="72"/>
-    <w:lsdException w:name="Colorful Grid" w:uiPriority="73"/>
-    <w:lsdException w:name="Light Shading Accent 1" w:uiPriority="60"/>
-    <w:lsdException w:name="Light List Accent 1" w:uiPriority="61"/>
-    <w:lsdException w:name="Light Grid Accent 1" w:uiPriority="62"/>
-    <w:lsdException w:name="Medium Shading 1 Accent 1" w:uiPriority="63"/>
-    <w:lsdException w:name="Medium Shading 2 Accent 1" w:uiPriority="64"/>
-    <w:lsdException w:name="Medium List 1 Accent 1" w:uiPriority="65"/>
-    <w:lsdException w:name="Revision" w:semiHidden="1"/>
-    <w:lsdException w:name="List Paragraph" w:uiPriority="34" w:qFormat="1"/>
-    <w:lsdException w:name="Quote" w:uiPriority="29" w:qFormat="1"/>
-    <w:lsdException w:name="Intense Quote" w:uiPriority="30" w:qFormat="1"/>
-    <w:lsdException w:name="Medium List 2 Accent 1" w:uiPriority="66"/>
-    <w:lsdException w:name="Medium Grid 1 Accent 1" w:uiPriority="67"/>
-    <w:lsdException w:name="Medium Grid 2 Accent 1" w:uiPriority="68"/>
-    <w:lsdException w:name="Medium Grid 3 Accent 1" w:uiPriority="69"/>
-    <w:lsdException w:name="Dark List Accent 1" w:uiPriority="70"/>
-    <w:lsdException w:name="Colorful Shading Accent 1" w:uiPriority="71"/>
-    <w:lsdException w:name="Colorful List Accent 1" w:uiPriority="72"/>
-    <w:lsdException w:name="Colorful Grid Accent 1" w:uiPriority="73"/>
-    <w:lsdException w:name="Light Shading Accent 2" w:uiPriority="60"/>
-    <w:lsdException w:name="Light List Accent 2" w:uiPriority="61"/>
-    <w:lsdException w:name="Light Grid Accent 2" w:uiPriority="62"/>
-    <w:lsdException w:name="Medium Shading 1 Accent 2" w:uiPriority="63"/>
-    <w:lsdException w:name="Medium Shading 2 Accent 2" w:uiPriority="64"/>
-    <w:lsdException w:name="Medium List 1 Accent 2" w:uiPriority="65"/>
-    <w:lsdException w:name="Medium List 2 Accent 2" w:uiPriority="66"/>
-    <w:lsdException w:name="Medium Grid 1 Accent 2" w:uiPriority="67"/>
-    <w:lsdException w:name="Medium Grid 2 Accent 2" w:uiPriority="68"/>
-    <w:lsdException w:name="Medium Grid 3 Accent 2" w:uiPriority="69"/>
-    <w:lsdException w:name="Dark List Accent 2" w:uiPriority="70"/>
-    <w:lsdException w:name="Colorful Shading Accent 2" w:uiPriority="71"/>
-    <w:lsdException w:name="Colorful List Accent 2" w:uiPriority="72"/>
-    <w:lsdException w:name="Colorful Grid Accent 2" w:uiPriority="73"/>
-    <w:lsdException w:name="Light Shading Accent 3" w:uiPriority="60"/>
-    <w:lsdException w:name="Light List Accent 3" w:uiPriority="61"/>
-    <w:lsdException w:name="Light Grid Accent 3" w:uiPriority="62"/>
-    <w:lsdException w:name="Medium Shading 1 Accent 3" w:uiPriority="63"/>
-    <w:lsdException w:name="Medium Shading 2 Accent 3" w:uiPriority="64"/>
-    <w:lsdException w:name="Medium List 1 Accent 3" w:uiPriority="65"/>
-    <w:lsdException w:name="Medium List 2 Accent 3" w:uiPriority="66"/>
-    <w:lsdException w:name="Medium Grid 1 Accent 3" w:uiPriority="67"/>
-    <w:lsdException w:name="Medium Grid 2 Accent 3" w:uiPriority="68"/>
-    <w:lsdException w:name="Medium Grid 3 Accent 3" w:uiPriority="69"/>
-    <w:lsdException w:name="Dark List Accent 3" w:uiPriority="70"/>
-    <w:lsdException w:name="Colorful Shading Accent 3" w:uiPriority="71"/>
-    <w:lsdException w:name="Colorful List Accent 3" w:uiPriority="72"/>
-    <w:lsdException w:name="Colorful Grid Accent 3" w:uiPriority="73"/>
-    <w:lsdException w:name="Light Shading Accent 4" w:uiPriority="60"/>
-    <w:lsdException w:name="Light List Accent 4" w:uiPriority="61"/>
-    <w:lsdException w:name="Light Grid Accent 4" w:uiPriority="62"/>
-    <w:lsdException w:name="Medium Shading 1 Accent 4" w:uiPriority="63"/>
-    <w:lsdException w:name="Medium Shading 2 Accent 4" w:uiPriority="64"/>
-    <w:lsdException w:name="Medium List 1 Accent 4" w:uiPriority="65"/>
-    <w:lsdException w:name="Medium List 2 Accent 4" w:uiPriority="66"/>
-    <w:lsdException w:name="Medium Grid 1 Accent 4" w:uiPriority="67"/>
-    <w:lsdException w:name="Medium Grid 2 Accent 4" w:uiPriority="68"/>
-    <w:lsdException w:name="Medium Grid 3 Accent 4" w:uiPriority="69"/>
-    <w:lsdException w:name="Dark List Accent 4" w:uiPriority="70"/>
-    <w:lsdException w:name="Colorful Shading Accent 4" w:uiPriority="71"/>
-    <w:lsdException w:name="Colorful List Accent 4" w:uiPriority="72"/>
-    <w:lsdException w:name="Colorful Grid Accent 4" w:uiPriority="73"/>
-    <w:lsdException w:name="Light Shading Accent 5" w:uiPriority="60"/>
-    <w:lsdException w:name="Light List Accent 5" w:uiPriority="61"/>
-    <w:lsdException w:name="Light Grid Accent 5" w:uiPriority="62"/>
-    <w:lsdException w:name="Medium Shading 1 Accent 5" w:uiPriority="63"/>
-    <w:lsdException w:name="Medium Shading 2 Accent 5" w:uiPriority="64"/>
-    <w:lsdException w:name="Medium List 1 Accent 5" w:uiPriority="65"/>
-    <w:lsdException w:name="Medium List 2 Accent 5" w:uiPriority="66"/>
-    <w:lsdException w:name="Medium Grid 1 Accent 5" w:uiPriority="67"/>
-    <w:lsdException w:name="Medium Grid 2 Accent 5" w:uiPriority="68"/>
-    <w:lsdException w:name="Medium Grid 3 Accent 5" w:uiPriority="69"/>
-    <w:lsdException w:name="Dark List Accent 5" w:uiPriority="70"/>
-    <w:lsdException w:name="Colorful Shading Accent 5" w:uiPriority="71"/>
-    <w:lsdException w:name="Colorful List Accent 5" w:uiPriority="72"/>
-    <w:lsdException w:name="Colorful Grid Accent 5" w:uiPriority="73"/>
-    <w:lsdException w:name="Light Shading Accent 6" w:uiPriority="60"/>
-    <w:lsdException w:name="Light List Accent 6" w:uiPriority="61"/>
-    <w:lsdException w:name="Light Grid Accent 6" w:uiPriority="62"/>
-    <w:lsdException w:name="Medium Shading 1 Accent 6" w:uiPriority="63"/>
-    <w:lsdException w:name="Medium Shading 2 Accent 6" w:uiPriority="64"/>
-    <w:lsdException w:name="Medium List 1 Accent 6" w:uiPriority="65"/>
-    <w:lsdException w:name="Medium List 2 Accent 6" w:uiPriority="66"/>
-    <w:lsdException w:name="Medium Grid 1 Accent 6" w:uiPriority="67"/>
-    <w:lsdException w:name="Medium Grid 2 Accent 6" w:uiPriority="68"/>
-    <w:lsdException w:name="Medium Grid 3 Accent 6" w:uiPriority="69"/>
-    <w:lsdException w:name="Dark List Accent 6" w:uiPriority="70"/>
-    <w:lsdException w:name="Colorful Shading Accent 6" w:uiPriority="71"/>
-    <w:lsdException w:name="Colorful List Accent 6" w:uiPriority="72"/>
-    <w:lsdException w:name="Colorful Grid Accent 6" w:uiPriority="73"/>
-    <w:lsdException w:name="Subtle Emphasis" w:uiPriority="19" w:qFormat="1"/>
-    <w:lsdException w:name="Intense Emphasis" w:uiPriority="21" w:qFormat="1"/>
-    <w:lsdException w:name="Subtle Reference" w:uiPriority="31" w:qFormat="1"/>
-    <w:lsdException w:name="Intense Reference" w:uiPriority="32" w:qFormat="1"/>
-    <w:lsdException w:name="Book Title" w:uiPriority="33" w:qFormat="1"/>
-    <w:lsdException w:name="Bibliography" w:semiHidden="1" w:uiPriority="37" w:unhideWhenUsed="1"/>
-    <w:lsdException w:name="TOC Heading" w:semiHidden="1" w:uiPriority="39" w:unhideWhenUsed="1" w:qFormat="1"/>
-    <w:lsdException w:name="Plain Table 1" w:uiPriority="41"/>
-    <w:lsdException w:name="Plain Table 2" w:uiPriority="42"/>
-    <w:lsdException w:name="Plain Table 3" w:uiPriority="43"/>
-    <w:lsdException w:name="Plain Table 4" w:uiPriority="44"/>
-    <w:lsdException w:name="Plain Table 5" w:uiPriority="45"/>
-    <w:lsdException w:name="Grid Table Light" w:uiPriority="40"/>
-    <w:lsdException w:name="Grid Table 1 Light" w:uiPriority="46"/>
-    <w:lsdException w:name="Grid Table 2" w:uiPriority="47"/>
-    <w:lsdException w:name="Grid Table 3" w:uiPriority="48"/>
-    <w:lsdException w:name="Grid Table 4" w:uiPriority="49"/>
-    <w:lsdException w:name="Grid Table 5 Dark" w:uiPriority="50"/>
-    <w:lsdException w:name="Grid Table 6 Colorful" w:uiPriority="51"/>
-    <w:lsdException w:name="Grid Table 7 Colorful" w:uiPriority="52"/>
-    <w:lsdException w:name="Grid Table 1 Light Accent 1" w:uiPriority="46"/>
-    <w:lsdException w:name="Grid Table 2 Accent 1" w:uiPriority="47"/>
-    <w:lsdException w:name="Grid Table 3 Accent 1" w:uiPriority="48"/>
-    <w:lsdException w:name="Grid Table 4 Accent 1" w:uiPriority="49"/>
-    <w:lsdException w:name="Grid Table 5 Dark Accent 1" w:uiPriority="50"/>
-    <w:lsdException w:name="Grid Table 6 Colorful Accent 1" w:uiPriority="51"/>
-    <w:lsdException w:name="Grid Table 7 Colorful Accent 1" w:uiPriority="52"/>
-    <w:lsdException w:name="Grid Table 1 Light Accent 2" w:uiPriority="46"/>
-    <w:lsdException w:name="Grid Table 2 Accent 2" w:uiPriority="47"/>
-    <w:lsdException w:name="Grid Table 3 Accent 2" w:uiPriority="48"/>
-    <w:lsdException w:name="Grid Table 4 Accent 2" w:uiPriority="49"/>
-    <w:lsdException w:name="Grid Table 5 Dark Accent 2" w:uiPriority="50"/>
-    <w:lsdException w:name="Grid Table 6 Colorful Accent 2" w:uiPriority="51"/>
-    <w:lsdException w:name="Grid Table 7 Colorful Accent 2" w:uiPriority="52"/>
-    <w:lsdException w:name="Grid Table 1 Light Accent 3" w:uiPriority="46"/>
-    <w:lsdException w:name="Grid Table 2 Accent 3" w:uiPriority="47"/>
-    <w:lsdException w:name="Grid Table 3 Accent 3" w:uiPriority="48"/>
-    <w:lsdException w:name="Grid Table 4 Accent 3" w:uiPriority="49"/>
-    <w:lsdException w:name="Grid Table 5 Dark Accent 3" w:uiPriority="50"/>
-    <w:lsdException w:name="Grid Table 6 Colorful Accent 3" w:uiPriority="51"/>
-    <w:lsdException w:name="Grid Table 7 Colorful Accent 3" w:uiPriority="52"/>
-    <w:lsdException w:name="Grid Table 1 Light Accent 4" w:uiPriority="46"/>
-    <w:lsdException w:name="Grid Table 2 Accent 4" w:uiPriority="47"/>
-    <w:lsdException w:name="Grid Table 3 Accent 4" w:uiPriority="48"/>
-    <w:lsdException w:name="Grid Table 4 Accent 4" w:uiPriority="49"/>
-    <w:lsdException w:name="Grid Table 5 Dark Accent 4" w:uiPriority="50"/>
-    <w:lsdException w:name="Grid Table 6 Colorful Accent 4" w:uiPriority="51"/>
-    <w:lsdException w:name="Grid Table 7 Colorful Accent 4" w:uiPriority="52"/>
-    <w:lsdException w:name="Grid Table 1 Light Accent 5" w:uiPriority="46"/>
-    <w:lsdException w:name="Grid Table 2 Accent 5" w:uiPriority="47"/>
-    <w:lsdException w:name="Grid Table 3 Accent 5" w:uiPriority="48"/>
-    <w:lsdException w:name="Grid Table 4 Accent 5" w:uiPriority="49"/>
-    <w:lsdException w:name="Grid Table 5 Dark Accent 5" w:uiPriority="50"/>
-    <w:lsdException w:name="Grid Table 6 Colorful Accent 5" w:uiPriority="51"/>
-    <w:lsdException w:name="Grid Table 7 Colorful Accent 5" w:uiPriority="52"/>
-    <w:lsdException w:name="Grid Table 1 Light Accent 6" w:uiPriority="46"/>
-    <w:lsdException w:name="Grid Table 2 Accent 6" w:uiPriority="47"/>
-    <w:lsdException w:name="Grid Table 3 Accent 6" w:uiPriority="48"/>
-    <w:lsdException w:name="Grid Table 4 Accent 6" w:uiPriority="49"/>
-    <w:lsdException w:name="Grid Table 5 Dark Accent 6" w:uiPriority="50"/>
-    <w:lsdException w:name="Grid Table 6 Colorful Accent 6" w:uiPriority="51"/>
-    <w:lsdException w:name="Grid Table 7 Colorful Accent 6" w:uiPriority="52"/>
-    <w:lsdException w:name="List Table 1 Light" w:uiPriority="46"/>
-    <w:lsdException w:name="List Table 2" w:uiPriority="47"/>
-    <w:lsdException w:name="List Table 3" w:uiPriority="48"/>
-    <w:lsdException w:name="List Table 4" w:uiPriority="49"/>
-    <w:lsdException w:name="List Table 5 Dark" w:uiPriority="50"/>
-    <w:lsdException w:name="List Table 6 Colorful" w:uiPriority="51"/>
-    <w:lsdException w:name="List Table 7 Colorful" w:uiPriority="52"/>
-    <w:lsdException w:name="List Table 1 Light Accent 1" w:uiPriority="46"/>
-    <w:lsdException w:name="List Table 2 Accent 1" w:uiPriority="47"/>
-    <w:lsdException w:name="List Table 3 Accent 1" w:uiPriority="48"/>
-    <w:lsdException w:name="List Table 4 Accent 1" w:uiPriority="49"/>
-    <w:lsdException w:name="List Table 5 Dark Accent 1" w:uiPriority="50"/>
-    <w:lsdException w:name="List Table 6 Colorful Accent 1" w:uiPriority="51"/>
-    <w:lsdException w:name="List Table 7 Colorful Accent 1" w:uiPriority="52"/>
-    <w:lsdException w:name="List Table 1 Light Accent 2" w:uiPriority="46"/>
-    <w:lsdException w:name="List Table 2 Accent 2" w:uiPriority="47"/>
-    <w:lsdException w:name="List Table 3 Accent 2" w:uiPriority="48"/>
-    <w:lsdException w:name="List Table 4 Accent 2" w:uiPriority="49"/>
-    <w:lsdException w:name="List Table 5 Dark Accent 2" w:uiPriority="50"/>
-    <w:lsdException w:name="List Table 6 Colorful Accent 2" w:uiPriority="51"/>
-    <w:lsdException w:name="List Table 7 Colorful Accent 2" w:uiPriority="52"/>
-    <w:lsdException w:name="List Table 1 Light Accent 3" w:uiPriority="46"/>
-    <w:lsdException w:name="List Table 2 Accent 3" w:uiPriority="47"/>
-    <w:lsdException w:name="List Table 3 Accent 3" w:uiPriority="48"/>
-    <w:lsdException w:name="List Table 4 Accent 3" w:uiPriority="49"/>
-    <w:lsdException w:name="List Table 5 Dark Accent 3" w:uiPriority="50"/>
-    <w:lsdException w:name="List Table 6 Colorful Accent 3" w:uiPriority="51"/>
-    <w:lsdException w:name="List Table 7 Colorful Accent 3" w:uiPriority="52"/>
-    <w:lsdException w:name="List Table 1 Light Accent 4" w:uiPriority="46"/>
-    <w:lsdException w:name="List Table 2 Accent 4" w:uiPriority="47"/>
-    <w:lsdException w:name="List Table 3 Accent 4" w:uiPriority="48"/>
-    <w:lsdException w:name="List Table 4 Accent 4" w:uiPriority="49"/>
-    <w:lsdException w:name="List Table 5 Dark Accent 4" w:uiPriority="50"/>
-    <w:lsdException w:name="List Table 6 Colorful Accent 4" w:uiPriority="51"/>
-    <w:lsdException w:name="List Table 7 Colorful Accent 4" w:uiPriority="52"/>
-    <w:lsdException w:name="List Table 1 Light Accent 5" w:uiPriority="46"/>
-    <w:lsdException w:name="List Table 2 Accent 5" w:uiPriority="47"/>
-    <w:lsdException w:name="List Table 3 Accent 5" w:uiPriority="48"/>
-    <w:lsdException w:name="List Table 4 Accent 5" w:uiPriority="49"/>
-    <w:lsdException w:name="List Table 5 Dark Accent 5" w:uiPriority="50"/>
-    <w:lsdException w:name="List Table 6 Colorful Accent 5" w:uiPriority="51"/>
-    <w:lsdException w:name="List Table 7 Colorful Accent 5" w:uiPriority="52"/>
-    <w:lsdException w:name="List Table 1 Light Accent 6" w:uiPriority="46"/>
-    <w:lsdException w:name="List Table 2 Accent 6" w:uiPriority="47"/>
-    <w:lsdException w:name="List Table 3 Accent 6" w:uiPriority="48"/>
-    <w:lsdException w:name="List Table 4 Accent 6" w:uiPriority="49"/>
-    <w:lsdException w:name="List Table 5 Dark Accent 6" w:uiPriority="50"/>
-    <w:lsdException w:name="List Table 6 Colorful Accent 6" w:uiPriority="51"/>
-    <w:lsdException w:name="List Table 7 Colorful Accent 6" w:uiPriority="52"/>
-  </w:latentStyles>
-  <w:style w:type="paragraph" w:default="1" w:styleId="Normal">
-    <w:name w:val="Normal"/>
-    <w:qFormat/>
-  </w:style>
-  <w:style w:type="character" w:default="1" w:styleId="Fuentedeprrafopredeter">
-    <w:name w:val="Default Paragraph Font"/>
-    <w:uiPriority w:val="1"/>
-    <w:semiHidden/>
-    <w:unhideWhenUsed/>
-  </w:style>
-  <w:style w:type="table" w:default="1" w:styleId="Tablanormal">
-    <w:name w:val="Normal Table"/>
-    <w:uiPriority w:val="99"/>
-    <w:semiHidden/>
-    <w:unhideWhenUsed/>
-    <w:tblPr>
-      <w:tblInd w:w="0" w:type="dxa"/>
-      <w:tblCellMar>
-        <w:top w:w="0" w:type="dxa"/>
-        <w:left w:w="108" w:type="dxa"/>
-        <w:bottom w:w="0" w:type="dxa"/>
-        <w:right w:w="108" w:type="dxa"/>
-      </w:tblCellMar>
-    </w:tblPr>
-  </w:style>
-  <w:style w:type="numbering" w:default="1" w:styleId="Sinlista">
-    <w:name w:val="No List"/>
-    <w:uiPriority w:val="99"/>
-    <w:semiHidden/>
-    <w:unhideWhenUsed/>
-  </w:style>
-</w:styles>
-</file>
-
-<file path=word/glossary/webSettings.xml><?xml version="1.0" encoding="utf-8"?>
-<w:webSettings xmlns:mc="http://schemas.openxmlformats.org/markup-compatibility/2006" xmlns:r="http://schemas.openxmlformats.org/officeDocument/2006/relationships" xmlns:w="http://schemas.openxmlformats.org/wordprocessingml/2006/main" xmlns:w14="http://schemas.microsoft.com/office/word/2010/wordml" xmlns:w15="http://schemas.microsoft.com/office/word/2012/wordml" xmlns:w16se="http://schemas.microsoft.com/office/word/2015/wordml/symex" mc:Ignorable="w14 w15 w16se"/>
 </file>
 
 <file path=word/theme/theme1.xml><?xml version="1.0" encoding="utf-8"?>
@@ -9929,15 +10779,16 @@
 </file>
 
 <file path=customXml/item1.xml><?xml version="1.0" encoding="utf-8"?>
-<?mso-contentType ?>
-<FormTemplates xmlns="http://schemas.microsoft.com/sharepoint/v3/contenttype/forms">
-  <Display>DocumentLibraryForm</Display>
-  <Edit>DocumentLibraryForm</Edit>
-  <New>DocumentLibraryForm</New>
-</FormTemplates>
+<b:Sources xmlns:b="http://schemas.openxmlformats.org/officeDocument/2006/bibliography" xmlns="http://schemas.openxmlformats.org/officeDocument/2006/bibliography" SelectedStyle="\APASixthEditionOfficeOnline.xsl" StyleName="APA" Version="6"/>
 </file>
 
 <file path=customXml/item2.xml><?xml version="1.0" encoding="utf-8"?>
+<p:properties xmlns:p="http://schemas.microsoft.com/office/2006/metadata/properties" xmlns:xsi="http://www.w3.org/2001/XMLSchema-instance" xmlns:pc="http://schemas.microsoft.com/office/infopath/2007/PartnerControls">
+  <documentManagement/>
+</p:properties>
+</file>
+
+<file path=customXml/item3.xml><?xml version="1.0" encoding="utf-8"?>
 <ct:contentTypeSchema xmlns:ct="http://schemas.microsoft.com/office/2006/metadata/contentType" xmlns:ma="http://schemas.microsoft.com/office/2006/metadata/properties/metaAttributes" ct:_="" ma:_="" ma:contentTypeName="Documento" ma:contentTypeID="0x010100E96778489EE7714D8BD12CC105EB918B" ma:contentTypeVersion="2" ma:contentTypeDescription="Crear nuevo documento." ma:contentTypeScope="" ma:versionID="416c5c7ae9b5d54d83875cd3c65194e3">
   <xsd:schema xmlns:xsd="http://www.w3.org/2001/XMLSchema" xmlns:xs="http://www.w3.org/2001/XMLSchema" xmlns:p="http://schemas.microsoft.com/office/2006/metadata/properties" xmlns:ns2="126e8a1c-9ea9-435a-ac89-d06c80d62e30" targetNamespace="http://schemas.microsoft.com/office/2006/metadata/properties" ma:root="true" ma:fieldsID="70a237c842677bd850644f8595079f5e" ns2:_="">
     <xsd:import namespace="126e8a1c-9ea9-435a-ac89-d06c80d62e30"/>
@@ -10069,25 +10920,33 @@
 </ct:contentTypeSchema>
 </file>
 
-<file path=customXml/item3.xml><?xml version="1.0" encoding="utf-8"?>
-<p:properties xmlns:p="http://schemas.microsoft.com/office/2006/metadata/properties" xmlns:xsi="http://www.w3.org/2001/XMLSchema-instance" xmlns:pc="http://schemas.microsoft.com/office/infopath/2007/PartnerControls">
-  <documentManagement/>
-</p:properties>
-</file>
-
 <file path=customXml/item4.xml><?xml version="1.0" encoding="utf-8"?>
-<b:Sources xmlns:b="http://schemas.openxmlformats.org/officeDocument/2006/bibliography" xmlns="http://schemas.openxmlformats.org/officeDocument/2006/bibliography" SelectedStyle="\APASixthEditionOfficeOnline.xsl" StyleName="APA" Version="6"/>
+<?mso-contentType ?>
+<FormTemplates xmlns="http://schemas.microsoft.com/sharepoint/v3/contenttype/forms">
+  <Display>DocumentLibraryForm</Display>
+  <Edit>DocumentLibraryForm</Edit>
+  <New>DocumentLibraryForm</New>
+</FormTemplates>
 </file>
 
 <file path=customXml/itemProps1.xml><?xml version="1.0" encoding="utf-8"?>
-<ds:datastoreItem xmlns:ds="http://schemas.openxmlformats.org/officeDocument/2006/customXml" ds:itemID="{DABAA964-10BA-4DBC-ABF2-CDEAC0FAF7AA}">
+<ds:datastoreItem xmlns:ds="http://schemas.openxmlformats.org/officeDocument/2006/customXml" ds:itemID="{38798A93-35BB-4E36-97F5-7254B21EAFCC}">
   <ds:schemaRefs>
-    <ds:schemaRef ds:uri="http://schemas.microsoft.com/sharepoint/v3/contenttype/forms"/>
+    <ds:schemaRef ds:uri="http://schemas.openxmlformats.org/officeDocument/2006/bibliography"/>
   </ds:schemaRefs>
 </ds:datastoreItem>
 </file>
 
 <file path=customXml/itemProps2.xml><?xml version="1.0" encoding="utf-8"?>
+<ds:datastoreItem xmlns:ds="http://schemas.openxmlformats.org/officeDocument/2006/customXml" ds:itemID="{5F1783E3-BA1C-4CA3-8E32-C9B378BBED03}">
+  <ds:schemaRefs>
+    <ds:schemaRef ds:uri="http://schemas.microsoft.com/office/2006/metadata/properties"/>
+    <ds:schemaRef ds:uri="http://schemas.microsoft.com/office/infopath/2007/PartnerControls"/>
+  </ds:schemaRefs>
+</ds:datastoreItem>
+</file>
+
+<file path=customXml/itemProps3.xml><?xml version="1.0" encoding="utf-8"?>
 <ds:datastoreItem xmlns:ds="http://schemas.openxmlformats.org/officeDocument/2006/customXml" ds:itemID="{90673534-9590-47F8-B0D6-46AB217CB3AD}">
   <ds:schemaRefs>
     <ds:schemaRef ds:uri="http://schemas.microsoft.com/office/2006/metadata/contentType"/>
@@ -10105,26 +10964,10 @@
 </ds:datastoreItem>
 </file>
 
-<file path=customXml/itemProps3.xml><?xml version="1.0" encoding="utf-8"?>
-<ds:datastoreItem xmlns:ds="http://schemas.openxmlformats.org/officeDocument/2006/customXml" ds:itemID="{5F1783E3-BA1C-4CA3-8E32-C9B378BBED03}">
+<file path=customXml/itemProps4.xml><?xml version="1.0" encoding="utf-8"?>
+<ds:datastoreItem xmlns:ds="http://schemas.openxmlformats.org/officeDocument/2006/customXml" ds:itemID="{DABAA964-10BA-4DBC-ABF2-CDEAC0FAF7AA}">
   <ds:schemaRefs>
-    <ds:schemaRef ds:uri="http://purl.org/dc/terms/"/>
-    <ds:schemaRef ds:uri="http://purl.org/dc/dcmitype/"/>
-    <ds:schemaRef ds:uri="http://schemas.microsoft.com/office/2006/metadata/properties"/>
-    <ds:schemaRef ds:uri="http://www.w3.org/XML/1998/namespace"/>
-    <ds:schemaRef ds:uri="http://schemas.microsoft.com/office/2006/documentManagement/types"/>
-    <ds:schemaRef ds:uri="126e8a1c-9ea9-435a-ac89-d06c80d62e30"/>
-    <ds:schemaRef ds:uri="http://purl.org/dc/elements/1.1/"/>
-    <ds:schemaRef ds:uri="http://schemas.microsoft.com/office/infopath/2007/PartnerControls"/>
-    <ds:schemaRef ds:uri="http://schemas.openxmlformats.org/package/2006/metadata/core-properties"/>
-  </ds:schemaRefs>
-</ds:datastoreItem>
-</file>
-
-<file path=customXml/itemProps4.xml><?xml version="1.0" encoding="utf-8"?>
-<ds:datastoreItem xmlns:ds="http://schemas.openxmlformats.org/officeDocument/2006/customXml" ds:itemID="{38798A93-35BB-4E36-97F5-7254B21EAFCC}">
-  <ds:schemaRefs>
-    <ds:schemaRef ds:uri="http://schemas.openxmlformats.org/officeDocument/2006/bibliography"/>
+    <ds:schemaRef ds:uri="http://schemas.microsoft.com/sharepoint/v3/contenttype/forms"/>
   </ds:schemaRefs>
 </ds:datastoreItem>
 </file>